--- a/04-目标系统需求分析/业务—系统需求追溯矩阵.docx
+++ b/04-目标系统需求分析/业务—系统需求追溯矩阵.docx
@@ -12,13 +12,19 @@
       </w:r>
     </w:p>
     <w:p>
+      <w:pPr>
+        <w:ind w:left="283"/>
+      </w:pPr>
       <w:r>
-        <w:t>&gt; 所属阶段：第四阶段（目标系统需求分析报告）</w:t>
+        <w:t>所属阶段：第四阶段（目标系统需求分析报告）</w:t>
       </w:r>
     </w:p>
     <w:p>
+      <w:pPr>
+        <w:ind w:left="283"/>
+      </w:pPr>
       <w:r>
-        <w:t>&gt; 用途：建立"业务活动/规则 → 系统需求 → 模块 → 切片"的双向追溯，确保每条需求可回溯到业务依据，防止需求无来源或业务无落点。</w:t>
+        <w:t>用途：建立"业务活动/规则 → 系统需求 → 模块 → 切片"的双向追溯，确保每条需求可回溯到业务依据，防止需求无来源或业务无落点。</w:t>
       </w:r>
     </w:p>
     <w:p>
@@ -36,40 +42,40 @@
         <w:tblLook w:firstColumn="1" w:firstRow="1" w:lastColumn="0" w:lastRow="0" w:noHBand="0" w:noVBand="1" w:val="04A0"/>
       </w:tblPr>
       <w:tblGrid>
-        <w:gridCol w:w="1729"/>
-        <w:gridCol w:w="1729"/>
-        <w:gridCol w:w="1729"/>
-        <w:gridCol w:w="1729"/>
-        <w:gridCol w:w="1729"/>
+        <w:gridCol w:w="1994"/>
+        <w:gridCol w:w="1994"/>
+        <w:gridCol w:w="1994"/>
+        <w:gridCol w:w="1994"/>
+        <w:gridCol w:w="1994"/>
       </w:tblGrid>
       <w:tr>
         <w:tc>
           <w:tcPr>
-            <w:tcW w:type="dxa" w:w="1729"/>
+            <w:tcW w:type="dxa" w:w="1994"/>
           </w:tcPr>
           <w:p/>
         </w:tc>
         <w:tc>
           <w:tcPr>
-            <w:tcW w:type="dxa" w:w="1729"/>
+            <w:tcW w:type="dxa" w:w="1994"/>
           </w:tcPr>
           <w:p/>
         </w:tc>
         <w:tc>
           <w:tcPr>
-            <w:tcW w:type="dxa" w:w="1729"/>
+            <w:tcW w:type="dxa" w:w="1994"/>
           </w:tcPr>
           <w:p/>
         </w:tc>
         <w:tc>
           <w:tcPr>
-            <w:tcW w:type="dxa" w:w="1729"/>
+            <w:tcW w:type="dxa" w:w="1994"/>
           </w:tcPr>
           <w:p/>
         </w:tc>
         <w:tc>
           <w:tcPr>
-            <w:tcW w:type="dxa" w:w="1729"/>
+            <w:tcW w:type="dxa" w:w="1994"/>
           </w:tcPr>
           <w:p/>
         </w:tc>
@@ -77,13 +83,13 @@
       <w:tr>
         <w:tc>
           <w:tcPr>
-            <w:tcW w:type="dxa" w:w="1729"/>
+            <w:tcW w:type="dxa" w:w="1994"/>
           </w:tcPr>
           <w:p>
             <w:r>
               <w:rPr>
                 <w:rFonts w:ascii="Times New Roman" w:hAnsi="Times New Roman" w:eastAsia="宋体"/>
-                <w:sz w:val="19"/>
+                <w:sz w:val="17"/>
               </w:rPr>
               <w:t>业务活动</w:t>
             </w:r>
@@ -91,13 +97,13 @@
         </w:tc>
         <w:tc>
           <w:tcPr>
-            <w:tcW w:type="dxa" w:w="1729"/>
+            <w:tcW w:type="dxa" w:w="1994"/>
           </w:tcPr>
           <w:p>
             <w:r>
               <w:rPr>
                 <w:rFonts w:ascii="Times New Roman" w:hAnsi="Times New Roman" w:eastAsia="宋体"/>
-                <w:sz w:val="19"/>
+                <w:sz w:val="17"/>
               </w:rPr>
               <w:t>系统需求编号</w:t>
             </w:r>
@@ -105,13 +111,13 @@
         </w:tc>
         <w:tc>
           <w:tcPr>
-            <w:tcW w:type="dxa" w:w="1729"/>
+            <w:tcW w:type="dxa" w:w="1994"/>
           </w:tcPr>
           <w:p>
             <w:r>
               <w:rPr>
                 <w:rFonts w:ascii="Times New Roman" w:hAnsi="Times New Roman" w:eastAsia="宋体"/>
-                <w:sz w:val="19"/>
+                <w:sz w:val="17"/>
               </w:rPr>
               <w:t>模块</w:t>
             </w:r>
@@ -119,13 +125,13 @@
         </w:tc>
         <w:tc>
           <w:tcPr>
-            <w:tcW w:type="dxa" w:w="1729"/>
+            <w:tcW w:type="dxa" w:w="1994"/>
           </w:tcPr>
           <w:p>
             <w:r>
               <w:rPr>
                 <w:rFonts w:ascii="Times New Roman" w:hAnsi="Times New Roman" w:eastAsia="宋体"/>
-                <w:sz w:val="19"/>
+                <w:sz w:val="17"/>
               </w:rPr>
               <w:t>切片</w:t>
             </w:r>
@@ -133,13 +139,13 @@
         </w:tc>
         <w:tc>
           <w:tcPr>
-            <w:tcW w:type="dxa" w:w="1729"/>
+            <w:tcW w:type="dxa" w:w="1994"/>
           </w:tcPr>
           <w:p>
             <w:r>
               <w:rPr>
                 <w:rFonts w:ascii="Times New Roman" w:hAnsi="Times New Roman" w:eastAsia="宋体"/>
-                <w:sz w:val="19"/>
+                <w:sz w:val="17"/>
               </w:rPr>
               <w:t>优先级</w:t>
             </w:r>
@@ -149,13 +155,13 @@
       <w:tr>
         <w:tc>
           <w:tcPr>
-            <w:tcW w:type="dxa" w:w="1729"/>
+            <w:tcW w:type="dxa" w:w="1994"/>
           </w:tcPr>
           <w:p>
             <w:r>
               <w:rPr>
                 <w:rFonts w:ascii="Times New Roman" w:hAnsi="Times New Roman" w:eastAsia="宋体"/>
-                <w:sz w:val="19"/>
+                <w:sz w:val="17"/>
               </w:rPr>
               <w:t>A1 办卡/续费</w:t>
             </w:r>
@@ -163,13 +169,13 @@
         </w:tc>
         <w:tc>
           <w:tcPr>
-            <w:tcW w:type="dxa" w:w="1729"/>
+            <w:tcW w:type="dxa" w:w="1994"/>
           </w:tcPr>
           <w:p>
             <w:r>
               <w:rPr>
                 <w:rFonts w:ascii="Times New Roman" w:hAnsi="Times New Roman" w:eastAsia="宋体"/>
-                <w:sz w:val="19"/>
+                <w:sz w:val="17"/>
               </w:rPr>
               <w:t>REQ-B1-002、REQ-B1-004、REQ-B5-001、REQ-B1-001</w:t>
             </w:r>
@@ -177,13 +183,13 @@
         </w:tc>
         <w:tc>
           <w:tcPr>
-            <w:tcW w:type="dxa" w:w="1729"/>
+            <w:tcW w:type="dxa" w:w="1994"/>
           </w:tcPr>
           <w:p>
             <w:r>
               <w:rPr>
                 <w:rFonts w:ascii="Times New Roman" w:hAnsi="Times New Roman" w:eastAsia="宋体"/>
-                <w:sz w:val="19"/>
+                <w:sz w:val="17"/>
               </w:rPr>
               <w:t>M1/M5</w:t>
             </w:r>
@@ -191,13 +197,13 @@
         </w:tc>
         <w:tc>
           <w:tcPr>
-            <w:tcW w:type="dxa" w:w="1729"/>
+            <w:tcW w:type="dxa" w:w="1994"/>
           </w:tcPr>
           <w:p>
             <w:r>
               <w:rPr>
                 <w:rFonts w:ascii="Times New Roman" w:hAnsi="Times New Roman" w:eastAsia="宋体"/>
-                <w:sz w:val="19"/>
+                <w:sz w:val="17"/>
               </w:rPr>
               <w:t>S1/S2</w:t>
             </w:r>
@@ -205,13 +211,13 @@
         </w:tc>
         <w:tc>
           <w:tcPr>
-            <w:tcW w:type="dxa" w:w="1729"/>
+            <w:tcW w:type="dxa" w:w="1994"/>
           </w:tcPr>
           <w:p>
             <w:r>
               <w:rPr>
                 <w:rFonts w:ascii="Times New Roman" w:hAnsi="Times New Roman" w:eastAsia="宋体"/>
-                <w:sz w:val="19"/>
+                <w:sz w:val="17"/>
               </w:rPr>
               <w:t>Must</w:t>
             </w:r>
@@ -221,13 +227,13 @@
       <w:tr>
         <w:tc>
           <w:tcPr>
-            <w:tcW w:type="dxa" w:w="1729"/>
+            <w:tcW w:type="dxa" w:w="1994"/>
           </w:tcPr>
           <w:p>
             <w:r>
               <w:rPr>
                 <w:rFonts w:ascii="Times New Roman" w:hAnsi="Times New Roman" w:eastAsia="宋体"/>
-                <w:sz w:val="19"/>
+                <w:sz w:val="17"/>
               </w:rPr>
               <w:t>A2 体测建档</w:t>
             </w:r>
@@ -235,13 +241,13 @@
         </w:tc>
         <w:tc>
           <w:tcPr>
-            <w:tcW w:type="dxa" w:w="1729"/>
+            <w:tcW w:type="dxa" w:w="1994"/>
           </w:tcPr>
           <w:p>
             <w:r>
               <w:rPr>
                 <w:rFonts w:ascii="Times New Roman" w:hAnsi="Times New Roman" w:eastAsia="宋体"/>
-                <w:sz w:val="19"/>
+                <w:sz w:val="17"/>
               </w:rPr>
               <w:t>REQ-B7-001、REQ-B7-002</w:t>
             </w:r>
@@ -249,13 +255,13 @@
         </w:tc>
         <w:tc>
           <w:tcPr>
-            <w:tcW w:type="dxa" w:w="1729"/>
+            <w:tcW w:type="dxa" w:w="1994"/>
           </w:tcPr>
           <w:p>
             <w:r>
               <w:rPr>
                 <w:rFonts w:ascii="Times New Roman" w:hAnsi="Times New Roman" w:eastAsia="宋体"/>
-                <w:sz w:val="19"/>
+                <w:sz w:val="17"/>
               </w:rPr>
               <w:t>M7</w:t>
             </w:r>
@@ -263,13 +269,13 @@
         </w:tc>
         <w:tc>
           <w:tcPr>
-            <w:tcW w:type="dxa" w:w="1729"/>
+            <w:tcW w:type="dxa" w:w="1994"/>
           </w:tcPr>
           <w:p>
             <w:r>
               <w:rPr>
                 <w:rFonts w:ascii="Times New Roman" w:hAnsi="Times New Roman" w:eastAsia="宋体"/>
-                <w:sz w:val="19"/>
+                <w:sz w:val="17"/>
               </w:rPr>
               <w:t>S3</w:t>
             </w:r>
@@ -277,13 +283,13 @@
         </w:tc>
         <w:tc>
           <w:tcPr>
-            <w:tcW w:type="dxa" w:w="1729"/>
+            <w:tcW w:type="dxa" w:w="1994"/>
           </w:tcPr>
           <w:p>
             <w:r>
               <w:rPr>
                 <w:rFonts w:ascii="Times New Roman" w:hAnsi="Times New Roman" w:eastAsia="宋体"/>
-                <w:sz w:val="19"/>
+                <w:sz w:val="17"/>
               </w:rPr>
               <w:t>Should</w:t>
             </w:r>
@@ -293,13 +299,13 @@
       <w:tr>
         <w:tc>
           <w:tcPr>
-            <w:tcW w:type="dxa" w:w="1729"/>
+            <w:tcW w:type="dxa" w:w="1994"/>
           </w:tcPr>
           <w:p>
             <w:r>
               <w:rPr>
                 <w:rFonts w:ascii="Times New Roman" w:hAnsi="Times New Roman" w:eastAsia="宋体"/>
-                <w:sz w:val="19"/>
+                <w:sz w:val="17"/>
               </w:rPr>
               <w:t>A3 排课</w:t>
             </w:r>
@@ -307,27 +313,27 @@
         </w:tc>
         <w:tc>
           <w:tcPr>
-            <w:tcW w:type="dxa" w:w="1729"/>
+            <w:tcW w:type="dxa" w:w="1994"/>
           </w:tcPr>
           <w:p>
             <w:r>
               <w:rPr>
                 <w:rFonts w:ascii="Times New Roman" w:hAnsi="Times New Roman" w:eastAsia="宋体"/>
-                <w:sz w:val="19"/>
+                <w:sz w:val="17"/>
               </w:rPr>
-              <w:t>REQ-B3-001、REQ-B3-002</w:t>
+              <w:t>REQ-B3-001、REQ-B3-002、REQ-B3-003</w:t>
             </w:r>
           </w:p>
         </w:tc>
         <w:tc>
           <w:tcPr>
-            <w:tcW w:type="dxa" w:w="1729"/>
+            <w:tcW w:type="dxa" w:w="1994"/>
           </w:tcPr>
           <w:p>
             <w:r>
               <w:rPr>
                 <w:rFonts w:ascii="Times New Roman" w:hAnsi="Times New Roman" w:eastAsia="宋体"/>
-                <w:sz w:val="19"/>
+                <w:sz w:val="17"/>
               </w:rPr>
               <w:t>M3</w:t>
             </w:r>
@@ -335,13 +341,13 @@
         </w:tc>
         <w:tc>
           <w:tcPr>
-            <w:tcW w:type="dxa" w:w="1729"/>
+            <w:tcW w:type="dxa" w:w="1994"/>
           </w:tcPr>
           <w:p>
             <w:r>
               <w:rPr>
                 <w:rFonts w:ascii="Times New Roman" w:hAnsi="Times New Roman" w:eastAsia="宋体"/>
-                <w:sz w:val="19"/>
+                <w:sz w:val="17"/>
               </w:rPr>
               <w:t>S1</w:t>
             </w:r>
@@ -349,13 +355,13 @@
         </w:tc>
         <w:tc>
           <w:tcPr>
-            <w:tcW w:type="dxa" w:w="1729"/>
+            <w:tcW w:type="dxa" w:w="1994"/>
           </w:tcPr>
           <w:p>
             <w:r>
               <w:rPr>
                 <w:rFonts w:ascii="Times New Roman" w:hAnsi="Times New Roman" w:eastAsia="宋体"/>
-                <w:sz w:val="19"/>
+                <w:sz w:val="17"/>
               </w:rPr>
               <w:t>Must</w:t>
             </w:r>
@@ -365,13 +371,13 @@
       <w:tr>
         <w:tc>
           <w:tcPr>
-            <w:tcW w:type="dxa" w:w="1729"/>
+            <w:tcW w:type="dxa" w:w="1994"/>
           </w:tcPr>
           <w:p>
             <w:r>
               <w:rPr>
                 <w:rFonts w:ascii="Times New Roman" w:hAnsi="Times New Roman" w:eastAsia="宋体"/>
-                <w:sz w:val="19"/>
+                <w:sz w:val="17"/>
               </w:rPr>
               <w:t>A4 约课</w:t>
             </w:r>
@@ -379,13 +385,13 @@
         </w:tc>
         <w:tc>
           <w:tcPr>
-            <w:tcW w:type="dxa" w:w="1729"/>
+            <w:tcW w:type="dxa" w:w="1994"/>
           </w:tcPr>
           <w:p>
             <w:r>
               <w:rPr>
                 <w:rFonts w:ascii="Times New Roman" w:hAnsi="Times New Roman" w:eastAsia="宋体"/>
-                <w:sz w:val="19"/>
+                <w:sz w:val="17"/>
               </w:rPr>
               <w:t>REQ-B4-001、REQ-B4-005、REQ-B5-002</w:t>
             </w:r>
@@ -393,13 +399,13 @@
         </w:tc>
         <w:tc>
           <w:tcPr>
-            <w:tcW w:type="dxa" w:w="1729"/>
+            <w:tcW w:type="dxa" w:w="1994"/>
           </w:tcPr>
           <w:p>
             <w:r>
               <w:rPr>
                 <w:rFonts w:ascii="Times New Roman" w:hAnsi="Times New Roman" w:eastAsia="宋体"/>
-                <w:sz w:val="19"/>
+                <w:sz w:val="17"/>
               </w:rPr>
               <w:t>M4</w:t>
             </w:r>
@@ -407,13 +413,13 @@
         </w:tc>
         <w:tc>
           <w:tcPr>
-            <w:tcW w:type="dxa" w:w="1729"/>
+            <w:tcW w:type="dxa" w:w="1994"/>
           </w:tcPr>
           <w:p>
             <w:r>
               <w:rPr>
                 <w:rFonts w:ascii="Times New Roman" w:hAnsi="Times New Roman" w:eastAsia="宋体"/>
-                <w:sz w:val="19"/>
+                <w:sz w:val="17"/>
               </w:rPr>
               <w:t>S1</w:t>
             </w:r>
@@ -421,13 +427,13 @@
         </w:tc>
         <w:tc>
           <w:tcPr>
-            <w:tcW w:type="dxa" w:w="1729"/>
+            <w:tcW w:type="dxa" w:w="1994"/>
           </w:tcPr>
           <w:p>
             <w:r>
               <w:rPr>
                 <w:rFonts w:ascii="Times New Roman" w:hAnsi="Times New Roman" w:eastAsia="宋体"/>
-                <w:sz w:val="19"/>
+                <w:sz w:val="17"/>
               </w:rPr>
               <w:t>Must</w:t>
             </w:r>
@@ -437,13 +443,13 @@
       <w:tr>
         <w:tc>
           <w:tcPr>
-            <w:tcW w:type="dxa" w:w="1729"/>
+            <w:tcW w:type="dxa" w:w="1994"/>
           </w:tcPr>
           <w:p>
             <w:r>
               <w:rPr>
                 <w:rFonts w:ascii="Times New Roman" w:hAnsi="Times New Roman" w:eastAsia="宋体"/>
-                <w:sz w:val="19"/>
+                <w:sz w:val="17"/>
               </w:rPr>
               <w:t>A5 签到</w:t>
             </w:r>
@@ -451,13 +457,13 @@
         </w:tc>
         <w:tc>
           <w:tcPr>
-            <w:tcW w:type="dxa" w:w="1729"/>
+            <w:tcW w:type="dxa" w:w="1994"/>
           </w:tcPr>
           <w:p>
             <w:r>
               <w:rPr>
                 <w:rFonts w:ascii="Times New Roman" w:hAnsi="Times New Roman" w:eastAsia="宋体"/>
-                <w:sz w:val="19"/>
+                <w:sz w:val="17"/>
               </w:rPr>
               <w:t>REQ-B4-002、REQ-B4-003</w:t>
             </w:r>
@@ -465,13 +471,13 @@
         </w:tc>
         <w:tc>
           <w:tcPr>
-            <w:tcW w:type="dxa" w:w="1729"/>
+            <w:tcW w:type="dxa" w:w="1994"/>
           </w:tcPr>
           <w:p>
             <w:r>
               <w:rPr>
                 <w:rFonts w:ascii="Times New Roman" w:hAnsi="Times New Roman" w:eastAsia="宋体"/>
-                <w:sz w:val="19"/>
+                <w:sz w:val="17"/>
               </w:rPr>
               <w:t>M4</w:t>
             </w:r>
@@ -479,13 +485,13 @@
         </w:tc>
         <w:tc>
           <w:tcPr>
-            <w:tcW w:type="dxa" w:w="1729"/>
+            <w:tcW w:type="dxa" w:w="1994"/>
           </w:tcPr>
           <w:p>
             <w:r>
               <w:rPr>
                 <w:rFonts w:ascii="Times New Roman" w:hAnsi="Times New Roman" w:eastAsia="宋体"/>
-                <w:sz w:val="19"/>
+                <w:sz w:val="17"/>
               </w:rPr>
               <w:t>S1</w:t>
             </w:r>
@@ -493,13 +499,13 @@
         </w:tc>
         <w:tc>
           <w:tcPr>
-            <w:tcW w:type="dxa" w:w="1729"/>
+            <w:tcW w:type="dxa" w:w="1994"/>
           </w:tcPr>
           <w:p>
             <w:r>
               <w:rPr>
                 <w:rFonts w:ascii="Times New Roman" w:hAnsi="Times New Roman" w:eastAsia="宋体"/>
-                <w:sz w:val="19"/>
+                <w:sz w:val="17"/>
               </w:rPr>
               <w:t>Must</w:t>
             </w:r>
@@ -509,13 +515,13 @@
       <w:tr>
         <w:tc>
           <w:tcPr>
-            <w:tcW w:type="dxa" w:w="1729"/>
+            <w:tcW w:type="dxa" w:w="1994"/>
           </w:tcPr>
           <w:p>
             <w:r>
               <w:rPr>
                 <w:rFonts w:ascii="Times New Roman" w:hAnsi="Times New Roman" w:eastAsia="宋体"/>
-                <w:sz w:val="19"/>
+                <w:sz w:val="17"/>
               </w:rPr>
               <w:t>A6 上课</w:t>
             </w:r>
@@ -523,13 +529,13 @@
         </w:tc>
         <w:tc>
           <w:tcPr>
-            <w:tcW w:type="dxa" w:w="1729"/>
+            <w:tcW w:type="dxa" w:w="1994"/>
           </w:tcPr>
           <w:p>
             <w:r>
               <w:rPr>
                 <w:rFonts w:ascii="Times New Roman" w:hAnsi="Times New Roman" w:eastAsia="宋体"/>
-                <w:sz w:val="19"/>
+                <w:sz w:val="17"/>
               </w:rPr>
               <w:t>REQ-B5-002</w:t>
             </w:r>
@@ -537,13 +543,13 @@
         </w:tc>
         <w:tc>
           <w:tcPr>
-            <w:tcW w:type="dxa" w:w="1729"/>
+            <w:tcW w:type="dxa" w:w="1994"/>
           </w:tcPr>
           <w:p>
             <w:r>
               <w:rPr>
                 <w:rFonts w:ascii="Times New Roman" w:hAnsi="Times New Roman" w:eastAsia="宋体"/>
-                <w:sz w:val="19"/>
+                <w:sz w:val="17"/>
               </w:rPr>
               <w:t>M5</w:t>
             </w:r>
@@ -551,13 +557,13 @@
         </w:tc>
         <w:tc>
           <w:tcPr>
-            <w:tcW w:type="dxa" w:w="1729"/>
+            <w:tcW w:type="dxa" w:w="1994"/>
           </w:tcPr>
           <w:p>
             <w:r>
               <w:rPr>
                 <w:rFonts w:ascii="Times New Roman" w:hAnsi="Times New Roman" w:eastAsia="宋体"/>
-                <w:sz w:val="19"/>
+                <w:sz w:val="17"/>
               </w:rPr>
               <w:t>S1</w:t>
             </w:r>
@@ -565,13 +571,13 @@
         </w:tc>
         <w:tc>
           <w:tcPr>
-            <w:tcW w:type="dxa" w:w="1729"/>
+            <w:tcW w:type="dxa" w:w="1994"/>
           </w:tcPr>
           <w:p>
             <w:r>
               <w:rPr>
                 <w:rFonts w:ascii="Times New Roman" w:hAnsi="Times New Roman" w:eastAsia="宋体"/>
-                <w:sz w:val="19"/>
+                <w:sz w:val="17"/>
               </w:rPr>
               <w:t>Must</w:t>
             </w:r>
@@ -581,13 +587,13 @@
       <w:tr>
         <w:tc>
           <w:tcPr>
-            <w:tcW w:type="dxa" w:w="1729"/>
+            <w:tcW w:type="dxa" w:w="1994"/>
           </w:tcPr>
           <w:p>
             <w:r>
               <w:rPr>
                 <w:rFonts w:ascii="Times New Roman" w:hAnsi="Times New Roman" w:eastAsia="宋体"/>
-                <w:sz w:val="19"/>
+                <w:sz w:val="17"/>
               </w:rPr>
               <w:t>A7 流失风险评分</w:t>
             </w:r>
@@ -595,13 +601,13 @@
         </w:tc>
         <w:tc>
           <w:tcPr>
-            <w:tcW w:type="dxa" w:w="1729"/>
+            <w:tcW w:type="dxa" w:w="1994"/>
           </w:tcPr>
           <w:p>
             <w:r>
               <w:rPr>
                 <w:rFonts w:ascii="Times New Roman" w:hAnsi="Times New Roman" w:eastAsia="宋体"/>
-                <w:sz w:val="19"/>
+                <w:sz w:val="17"/>
               </w:rPr>
               <w:t>REQ-B8-001、REQ-B8-002</w:t>
             </w:r>
@@ -609,13 +615,13 @@
         </w:tc>
         <w:tc>
           <w:tcPr>
-            <w:tcW w:type="dxa" w:w="1729"/>
+            <w:tcW w:type="dxa" w:w="1994"/>
           </w:tcPr>
           <w:p>
             <w:r>
               <w:rPr>
                 <w:rFonts w:ascii="Times New Roman" w:hAnsi="Times New Roman" w:eastAsia="宋体"/>
-                <w:sz w:val="19"/>
+                <w:sz w:val="17"/>
               </w:rPr>
               <w:t>M8</w:t>
             </w:r>
@@ -623,13 +629,13 @@
         </w:tc>
         <w:tc>
           <w:tcPr>
-            <w:tcW w:type="dxa" w:w="1729"/>
+            <w:tcW w:type="dxa" w:w="1994"/>
           </w:tcPr>
           <w:p>
             <w:r>
               <w:rPr>
                 <w:rFonts w:ascii="Times New Roman" w:hAnsi="Times New Roman" w:eastAsia="宋体"/>
-                <w:sz w:val="19"/>
+                <w:sz w:val="17"/>
               </w:rPr>
               <w:t>S4</w:t>
             </w:r>
@@ -637,13 +643,13 @@
         </w:tc>
         <w:tc>
           <w:tcPr>
-            <w:tcW w:type="dxa" w:w="1729"/>
+            <w:tcW w:type="dxa" w:w="1994"/>
           </w:tcPr>
           <w:p>
             <w:r>
               <w:rPr>
                 <w:rFonts w:ascii="Times New Roman" w:hAnsi="Times New Roman" w:eastAsia="宋体"/>
-                <w:sz w:val="19"/>
+                <w:sz w:val="17"/>
               </w:rPr>
               <w:t>Should</w:t>
             </w:r>
@@ -653,13 +659,13 @@
       <w:tr>
         <w:tc>
           <w:tcPr>
-            <w:tcW w:type="dxa" w:w="1729"/>
+            <w:tcW w:type="dxa" w:w="1994"/>
           </w:tcPr>
           <w:p>
             <w:r>
               <w:rPr>
                 <w:rFonts w:ascii="Times New Roman" w:hAnsi="Times New Roman" w:eastAsia="宋体"/>
-                <w:sz w:val="19"/>
+                <w:sz w:val="17"/>
               </w:rPr>
               <w:t>A8 爽约预测</w:t>
             </w:r>
@@ -667,13 +673,13 @@
         </w:tc>
         <w:tc>
           <w:tcPr>
-            <w:tcW w:type="dxa" w:w="1729"/>
+            <w:tcW w:type="dxa" w:w="1994"/>
           </w:tcPr>
           <w:p>
             <w:r>
               <w:rPr>
                 <w:rFonts w:ascii="Times New Roman" w:hAnsi="Times New Roman" w:eastAsia="宋体"/>
-                <w:sz w:val="19"/>
+                <w:sz w:val="17"/>
               </w:rPr>
               <w:t>REQ-B8-003、REQ-B8-004、REQ-B8-005</w:t>
             </w:r>
@@ -681,13 +687,13 @@
         </w:tc>
         <w:tc>
           <w:tcPr>
-            <w:tcW w:type="dxa" w:w="1729"/>
+            <w:tcW w:type="dxa" w:w="1994"/>
           </w:tcPr>
           <w:p>
             <w:r>
               <w:rPr>
                 <w:rFonts w:ascii="Times New Roman" w:hAnsi="Times New Roman" w:eastAsia="宋体"/>
-                <w:sz w:val="19"/>
+                <w:sz w:val="17"/>
               </w:rPr>
               <w:t>M8</w:t>
             </w:r>
@@ -695,13 +701,13 @@
         </w:tc>
         <w:tc>
           <w:tcPr>
-            <w:tcW w:type="dxa" w:w="1729"/>
+            <w:tcW w:type="dxa" w:w="1994"/>
           </w:tcPr>
           <w:p>
             <w:r>
               <w:rPr>
                 <w:rFonts w:ascii="Times New Roman" w:hAnsi="Times New Roman" w:eastAsia="宋体"/>
-                <w:sz w:val="19"/>
+                <w:sz w:val="17"/>
               </w:rPr>
               <w:t>S4</w:t>
             </w:r>
@@ -709,13 +715,13 @@
         </w:tc>
         <w:tc>
           <w:tcPr>
-            <w:tcW w:type="dxa" w:w="1729"/>
+            <w:tcW w:type="dxa" w:w="1994"/>
           </w:tcPr>
           <w:p>
             <w:r>
               <w:rPr>
                 <w:rFonts w:ascii="Times New Roman" w:hAnsi="Times New Roman" w:eastAsia="宋体"/>
-                <w:sz w:val="19"/>
+                <w:sz w:val="17"/>
               </w:rPr>
               <w:t>Should</w:t>
             </w:r>
@@ -725,13 +731,13 @@
       <w:tr>
         <w:tc>
           <w:tcPr>
-            <w:tcW w:type="dxa" w:w="1729"/>
+            <w:tcW w:type="dxa" w:w="1994"/>
           </w:tcPr>
           <w:p>
             <w:r>
               <w:rPr>
                 <w:rFonts w:ascii="Times New Roman" w:hAnsi="Times New Roman" w:eastAsia="宋体"/>
-                <w:sz w:val="19"/>
+                <w:sz w:val="17"/>
               </w:rPr>
               <w:t>A9 预警干预</w:t>
             </w:r>
@@ -739,13 +745,13 @@
         </w:tc>
         <w:tc>
           <w:tcPr>
-            <w:tcW w:type="dxa" w:w="1729"/>
+            <w:tcW w:type="dxa" w:w="1994"/>
           </w:tcPr>
           <w:p>
             <w:r>
               <w:rPr>
                 <w:rFonts w:ascii="Times New Roman" w:hAnsi="Times New Roman" w:eastAsia="宋体"/>
-                <w:sz w:val="19"/>
+                <w:sz w:val="17"/>
               </w:rPr>
               <w:t>REQ-B2-001、REQ-B2-002、REQ-B8-006</w:t>
             </w:r>
@@ -753,13 +759,13 @@
         </w:tc>
         <w:tc>
           <w:tcPr>
-            <w:tcW w:type="dxa" w:w="1729"/>
+            <w:tcW w:type="dxa" w:w="1994"/>
           </w:tcPr>
           <w:p>
             <w:r>
               <w:rPr>
                 <w:rFonts w:ascii="Times New Roman" w:hAnsi="Times New Roman" w:eastAsia="宋体"/>
-                <w:sz w:val="19"/>
+                <w:sz w:val="17"/>
               </w:rPr>
               <w:t>M2/M8</w:t>
             </w:r>
@@ -767,13 +773,13 @@
         </w:tc>
         <w:tc>
           <w:tcPr>
-            <w:tcW w:type="dxa" w:w="1729"/>
+            <w:tcW w:type="dxa" w:w="1994"/>
           </w:tcPr>
           <w:p>
             <w:r>
               <w:rPr>
                 <w:rFonts w:ascii="Times New Roman" w:hAnsi="Times New Roman" w:eastAsia="宋体"/>
-                <w:sz w:val="19"/>
+                <w:sz w:val="17"/>
               </w:rPr>
               <w:t>S3/S4</w:t>
             </w:r>
@@ -781,13 +787,13 @@
         </w:tc>
         <w:tc>
           <w:tcPr>
-            <w:tcW w:type="dxa" w:w="1729"/>
+            <w:tcW w:type="dxa" w:w="1994"/>
           </w:tcPr>
           <w:p>
             <w:r>
               <w:rPr>
                 <w:rFonts w:ascii="Times New Roman" w:hAnsi="Times New Roman" w:eastAsia="宋体"/>
-                <w:sz w:val="19"/>
+                <w:sz w:val="17"/>
               </w:rPr>
               <w:t>Should</w:t>
             </w:r>
@@ -797,13 +803,13 @@
       <w:tr>
         <w:tc>
           <w:tcPr>
-            <w:tcW w:type="dxa" w:w="1729"/>
+            <w:tcW w:type="dxa" w:w="1994"/>
           </w:tcPr>
           <w:p>
             <w:r>
               <w:rPr>
                 <w:rFonts w:ascii="Times New Roman" w:hAnsi="Times New Roman" w:eastAsia="宋体"/>
-                <w:sz w:val="19"/>
+                <w:sz w:val="17"/>
               </w:rPr>
               <w:t>A10 对账</w:t>
             </w:r>
@@ -811,13 +817,13 @@
         </w:tc>
         <w:tc>
           <w:tcPr>
-            <w:tcW w:type="dxa" w:w="1729"/>
+            <w:tcW w:type="dxa" w:w="1994"/>
           </w:tcPr>
           <w:p>
             <w:r>
               <w:rPr>
                 <w:rFonts w:ascii="Times New Roman" w:hAnsi="Times New Roman" w:eastAsia="宋体"/>
-                <w:sz w:val="19"/>
+                <w:sz w:val="17"/>
               </w:rPr>
               <w:t>REQ-B5-003</w:t>
             </w:r>
@@ -825,13 +831,13 @@
         </w:tc>
         <w:tc>
           <w:tcPr>
-            <w:tcW w:type="dxa" w:w="1729"/>
+            <w:tcW w:type="dxa" w:w="1994"/>
           </w:tcPr>
           <w:p>
             <w:r>
               <w:rPr>
                 <w:rFonts w:ascii="Times New Roman" w:hAnsi="Times New Roman" w:eastAsia="宋体"/>
-                <w:sz w:val="19"/>
+                <w:sz w:val="17"/>
               </w:rPr>
               <w:t>M5</w:t>
             </w:r>
@@ -839,13 +845,13 @@
         </w:tc>
         <w:tc>
           <w:tcPr>
-            <w:tcW w:type="dxa" w:w="1729"/>
+            <w:tcW w:type="dxa" w:w="1994"/>
           </w:tcPr>
           <w:p>
             <w:r>
               <w:rPr>
                 <w:rFonts w:ascii="Times New Roman" w:hAnsi="Times New Roman" w:eastAsia="宋体"/>
-                <w:sz w:val="19"/>
+                <w:sz w:val="17"/>
               </w:rPr>
               <w:t>S2</w:t>
             </w:r>
@@ -853,13 +859,13 @@
         </w:tc>
         <w:tc>
           <w:tcPr>
-            <w:tcW w:type="dxa" w:w="1729"/>
+            <w:tcW w:type="dxa" w:w="1994"/>
           </w:tcPr>
           <w:p>
             <w:r>
               <w:rPr>
                 <w:rFonts w:ascii="Times New Roman" w:hAnsi="Times New Roman" w:eastAsia="宋体"/>
-                <w:sz w:val="19"/>
+                <w:sz w:val="17"/>
               </w:rPr>
               <w:t>Must</w:t>
             </w:r>
@@ -869,13 +875,13 @@
       <w:tr>
         <w:tc>
           <w:tcPr>
-            <w:tcW w:type="dxa" w:w="1729"/>
+            <w:tcW w:type="dxa" w:w="1994"/>
           </w:tcPr>
           <w:p>
             <w:r>
               <w:rPr>
                 <w:rFonts w:ascii="Times New Roman" w:hAnsi="Times New Roman" w:eastAsia="宋体"/>
-                <w:sz w:val="19"/>
+                <w:sz w:val="17"/>
               </w:rPr>
               <w:t>A11 私教业绩与提成</w:t>
             </w:r>
@@ -883,13 +889,13 @@
         </w:tc>
         <w:tc>
           <w:tcPr>
-            <w:tcW w:type="dxa" w:w="1729"/>
+            <w:tcW w:type="dxa" w:w="1994"/>
           </w:tcPr>
           <w:p>
             <w:r>
               <w:rPr>
                 <w:rFonts w:ascii="Times New Roman" w:hAnsi="Times New Roman" w:eastAsia="宋体"/>
-                <w:sz w:val="19"/>
+                <w:sz w:val="17"/>
               </w:rPr>
               <w:t>REQ-B5-005</w:t>
             </w:r>
@@ -897,13 +903,13 @@
         </w:tc>
         <w:tc>
           <w:tcPr>
-            <w:tcW w:type="dxa" w:w="1729"/>
+            <w:tcW w:type="dxa" w:w="1994"/>
           </w:tcPr>
           <w:p>
             <w:r>
               <w:rPr>
                 <w:rFonts w:ascii="Times New Roman" w:hAnsi="Times New Roman" w:eastAsia="宋体"/>
-                <w:sz w:val="19"/>
+                <w:sz w:val="17"/>
               </w:rPr>
               <w:t>M5</w:t>
             </w:r>
@@ -911,13 +917,13 @@
         </w:tc>
         <w:tc>
           <w:tcPr>
-            <w:tcW w:type="dxa" w:w="1729"/>
+            <w:tcW w:type="dxa" w:w="1994"/>
           </w:tcPr>
           <w:p>
             <w:r>
               <w:rPr>
                 <w:rFonts w:ascii="Times New Roman" w:hAnsi="Times New Roman" w:eastAsia="宋体"/>
-                <w:sz w:val="19"/>
+                <w:sz w:val="17"/>
               </w:rPr>
               <w:t>S3</w:t>
             </w:r>
@@ -925,13 +931,13 @@
         </w:tc>
         <w:tc>
           <w:tcPr>
-            <w:tcW w:type="dxa" w:w="1729"/>
+            <w:tcW w:type="dxa" w:w="1994"/>
           </w:tcPr>
           <w:p>
             <w:r>
               <w:rPr>
                 <w:rFonts w:ascii="Times New Roman" w:hAnsi="Times New Roman" w:eastAsia="宋体"/>
-                <w:sz w:val="19"/>
+                <w:sz w:val="17"/>
               </w:rPr>
               <w:t>Should</w:t>
             </w:r>
@@ -941,13 +947,13 @@
       <w:tr>
         <w:tc>
           <w:tcPr>
-            <w:tcW w:type="dxa" w:w="1729"/>
+            <w:tcW w:type="dxa" w:w="1994"/>
           </w:tcPr>
           <w:p>
             <w:r>
               <w:rPr>
                 <w:rFonts w:ascii="Times New Roman" w:hAnsi="Times New Roman" w:eastAsia="宋体"/>
-                <w:sz w:val="19"/>
+                <w:sz w:val="17"/>
               </w:rPr>
               <w:t>投诉/受伤处理</w:t>
             </w:r>
@@ -955,13 +961,13 @@
         </w:tc>
         <w:tc>
           <w:tcPr>
-            <w:tcW w:type="dxa" w:w="1729"/>
+            <w:tcW w:type="dxa" w:w="1994"/>
           </w:tcPr>
           <w:p>
             <w:r>
               <w:rPr>
                 <w:rFonts w:ascii="Times New Roman" w:hAnsi="Times New Roman" w:eastAsia="宋体"/>
-                <w:sz w:val="19"/>
+                <w:sz w:val="17"/>
               </w:rPr>
               <w:t>REQ-B8-007、REQ-B8-008</w:t>
             </w:r>
@@ -969,13 +975,13 @@
         </w:tc>
         <w:tc>
           <w:tcPr>
-            <w:tcW w:type="dxa" w:w="1729"/>
+            <w:tcW w:type="dxa" w:w="1994"/>
           </w:tcPr>
           <w:p>
             <w:r>
               <w:rPr>
                 <w:rFonts w:ascii="Times New Roman" w:hAnsi="Times New Roman" w:eastAsia="宋体"/>
-                <w:sz w:val="19"/>
+                <w:sz w:val="17"/>
               </w:rPr>
               <w:t>M8</w:t>
             </w:r>
@@ -983,13 +989,13 @@
         </w:tc>
         <w:tc>
           <w:tcPr>
-            <w:tcW w:type="dxa" w:w="1729"/>
+            <w:tcW w:type="dxa" w:w="1994"/>
           </w:tcPr>
           <w:p>
             <w:r>
               <w:rPr>
                 <w:rFonts w:ascii="Times New Roman" w:hAnsi="Times New Roman" w:eastAsia="宋体"/>
-                <w:sz w:val="19"/>
+                <w:sz w:val="17"/>
               </w:rPr>
               <w:t>S5</w:t>
             </w:r>
@@ -997,13 +1003,13 @@
         </w:tc>
         <w:tc>
           <w:tcPr>
-            <w:tcW w:type="dxa" w:w="1729"/>
+            <w:tcW w:type="dxa" w:w="1994"/>
           </w:tcPr>
           <w:p>
             <w:r>
               <w:rPr>
                 <w:rFonts w:ascii="Times New Roman" w:hAnsi="Times New Roman" w:eastAsia="宋体"/>
-                <w:sz w:val="19"/>
+                <w:sz w:val="17"/>
               </w:rPr>
               <w:t>Could</w:t>
             </w:r>
@@ -1013,13 +1019,13 @@
       <w:tr>
         <w:tc>
           <w:tcPr>
-            <w:tcW w:type="dxa" w:w="1729"/>
+            <w:tcW w:type="dxa" w:w="1994"/>
           </w:tcPr>
           <w:p>
             <w:r>
               <w:rPr>
                 <w:rFonts w:ascii="Times New Roman" w:hAnsi="Times New Roman" w:eastAsia="宋体"/>
-                <w:sz w:val="19"/>
+                <w:sz w:val="17"/>
               </w:rPr>
               <w:t>器材状态管理</w:t>
             </w:r>
@@ -1027,13 +1033,13 @@
         </w:tc>
         <w:tc>
           <w:tcPr>
-            <w:tcW w:type="dxa" w:w="1729"/>
+            <w:tcW w:type="dxa" w:w="1994"/>
           </w:tcPr>
           <w:p>
             <w:r>
               <w:rPr>
                 <w:rFonts w:ascii="Times New Roman" w:hAnsi="Times New Roman" w:eastAsia="宋体"/>
-                <w:sz w:val="19"/>
+                <w:sz w:val="17"/>
               </w:rPr>
               <w:t>REQ-B6-001</w:t>
             </w:r>
@@ -1041,13 +1047,13 @@
         </w:tc>
         <w:tc>
           <w:tcPr>
-            <w:tcW w:type="dxa" w:w="1729"/>
+            <w:tcW w:type="dxa" w:w="1994"/>
           </w:tcPr>
           <w:p>
             <w:r>
               <w:rPr>
                 <w:rFonts w:ascii="Times New Roman" w:hAnsi="Times New Roman" w:eastAsia="宋体"/>
-                <w:sz w:val="19"/>
+                <w:sz w:val="17"/>
               </w:rPr>
               <w:t>M6</w:t>
             </w:r>
@@ -1055,13 +1061,13 @@
         </w:tc>
         <w:tc>
           <w:tcPr>
-            <w:tcW w:type="dxa" w:w="1729"/>
+            <w:tcW w:type="dxa" w:w="1994"/>
           </w:tcPr>
           <w:p>
             <w:r>
               <w:rPr>
                 <w:rFonts w:ascii="Times New Roman" w:hAnsi="Times New Roman" w:eastAsia="宋体"/>
-                <w:sz w:val="19"/>
+                <w:sz w:val="17"/>
               </w:rPr>
               <w:t>S5</w:t>
             </w:r>
@@ -1069,13 +1075,13 @@
         </w:tc>
         <w:tc>
           <w:tcPr>
-            <w:tcW w:type="dxa" w:w="1729"/>
+            <w:tcW w:type="dxa" w:w="1994"/>
           </w:tcPr>
           <w:p>
             <w:r>
               <w:rPr>
                 <w:rFonts w:ascii="Times New Roman" w:hAnsi="Times New Roman" w:eastAsia="宋体"/>
-                <w:sz w:val="19"/>
+                <w:sz w:val="17"/>
               </w:rPr>
               <w:t>Could</w:t>
             </w:r>
@@ -1085,13 +1091,517 @@
       <w:tr>
         <w:tc>
           <w:tcPr>
-            <w:tcW w:type="dxa" w:w="1729"/>
+            <w:tcW w:type="dxa" w:w="1994"/>
           </w:tcPr>
           <w:p>
             <w:r>
               <w:rPr>
                 <w:rFonts w:ascii="Times New Roman" w:hAnsi="Times New Roman" w:eastAsia="宋体"/>
-                <w:sz w:val="19"/>
+                <w:sz w:val="17"/>
+              </w:rPr>
+              <w:t>A12 场地预约</w:t>
+            </w:r>
+          </w:p>
+        </w:tc>
+        <w:tc>
+          <w:tcPr>
+            <w:tcW w:type="dxa" w:w="1994"/>
+          </w:tcPr>
+          <w:p>
+            <w:r>
+              <w:rPr>
+                <w:rFonts w:ascii="Times New Roman" w:hAnsi="Times New Roman" w:eastAsia="宋体"/>
+                <w:sz w:val="17"/>
+              </w:rPr>
+              <w:t>REQ-B6-002、REQ-B6-003、REQ-B6-004、REQ-B6-005、REQ-B6-006</w:t>
+            </w:r>
+          </w:p>
+        </w:tc>
+        <w:tc>
+          <w:tcPr>
+            <w:tcW w:type="dxa" w:w="1994"/>
+          </w:tcPr>
+          <w:p>
+            <w:r>
+              <w:rPr>
+                <w:rFonts w:ascii="Times New Roman" w:hAnsi="Times New Roman" w:eastAsia="宋体"/>
+                <w:sz w:val="17"/>
+              </w:rPr>
+              <w:t>M6</w:t>
+            </w:r>
+          </w:p>
+        </w:tc>
+        <w:tc>
+          <w:tcPr>
+            <w:tcW w:type="dxa" w:w="1994"/>
+          </w:tcPr>
+          <w:p>
+            <w:r>
+              <w:rPr>
+                <w:rFonts w:ascii="Times New Roman" w:hAnsi="Times New Roman" w:eastAsia="宋体"/>
+                <w:sz w:val="17"/>
+              </w:rPr>
+              <w:t>S6</w:t>
+            </w:r>
+          </w:p>
+        </w:tc>
+        <w:tc>
+          <w:tcPr>
+            <w:tcW w:type="dxa" w:w="1994"/>
+          </w:tcPr>
+          <w:p>
+            <w:r>
+              <w:rPr>
+                <w:rFonts w:ascii="Times New Roman" w:hAnsi="Times New Roman" w:eastAsia="宋体"/>
+                <w:sz w:val="17"/>
+              </w:rPr>
+              <w:t>Should</w:t>
+            </w:r>
+          </w:p>
+        </w:tc>
+      </w:tr>
+      <w:tr>
+        <w:tc>
+          <w:tcPr>
+            <w:tcW w:type="dxa" w:w="1994"/>
+          </w:tcPr>
+          <w:p>
+            <w:r>
+              <w:rPr>
+                <w:rFonts w:ascii="Times New Roman" w:hAnsi="Times New Roman" w:eastAsia="宋体"/>
+                <w:sz w:val="17"/>
+              </w:rPr>
+              <w:t>A13 教练协同</w:t>
+            </w:r>
+          </w:p>
+        </w:tc>
+        <w:tc>
+          <w:tcPr>
+            <w:tcW w:type="dxa" w:w="1994"/>
+          </w:tcPr>
+          <w:p>
+            <w:r>
+              <w:rPr>
+                <w:rFonts w:ascii="Times New Roman" w:hAnsi="Times New Roman" w:eastAsia="宋体"/>
+                <w:sz w:val="17"/>
+              </w:rPr>
+              <w:t>REQ-B3-004、REQ-B3-005、REQ-B3-006</w:t>
+            </w:r>
+          </w:p>
+        </w:tc>
+        <w:tc>
+          <w:tcPr>
+            <w:tcW w:type="dxa" w:w="1994"/>
+          </w:tcPr>
+          <w:p>
+            <w:r>
+              <w:rPr>
+                <w:rFonts w:ascii="Times New Roman" w:hAnsi="Times New Roman" w:eastAsia="宋体"/>
+                <w:sz w:val="17"/>
+              </w:rPr>
+              <w:t>M3</w:t>
+            </w:r>
+          </w:p>
+        </w:tc>
+        <w:tc>
+          <w:tcPr>
+            <w:tcW w:type="dxa" w:w="1994"/>
+          </w:tcPr>
+          <w:p>
+            <w:r>
+              <w:rPr>
+                <w:rFonts w:ascii="Times New Roman" w:hAnsi="Times New Roman" w:eastAsia="宋体"/>
+                <w:sz w:val="17"/>
+              </w:rPr>
+              <w:t>S6</w:t>
+            </w:r>
+          </w:p>
+        </w:tc>
+        <w:tc>
+          <w:tcPr>
+            <w:tcW w:type="dxa" w:w="1994"/>
+          </w:tcPr>
+          <w:p>
+            <w:r>
+              <w:rPr>
+                <w:rFonts w:ascii="Times New Roman" w:hAnsi="Times New Roman" w:eastAsia="宋体"/>
+                <w:sz w:val="17"/>
+              </w:rPr>
+              <w:t>Should</w:t>
+            </w:r>
+          </w:p>
+        </w:tc>
+      </w:tr>
+      <w:tr>
+        <w:tc>
+          <w:tcPr>
+            <w:tcW w:type="dxa" w:w="1994"/>
+          </w:tcPr>
+          <w:p>
+            <w:r>
+              <w:rPr>
+                <w:rFonts w:ascii="Times New Roman" w:hAnsi="Times New Roman" w:eastAsia="宋体"/>
+                <w:sz w:val="17"/>
+              </w:rPr>
+              <w:t>会员自助注册</w:t>
+            </w:r>
+          </w:p>
+        </w:tc>
+        <w:tc>
+          <w:tcPr>
+            <w:tcW w:type="dxa" w:w="1994"/>
+          </w:tcPr>
+          <w:p>
+            <w:r>
+              <w:rPr>
+                <w:rFonts w:ascii="Times New Roman" w:hAnsi="Times New Roman" w:eastAsia="宋体"/>
+                <w:sz w:val="17"/>
+              </w:rPr>
+              <w:t>REQ-B1-006</w:t>
+            </w:r>
+          </w:p>
+        </w:tc>
+        <w:tc>
+          <w:tcPr>
+            <w:tcW w:type="dxa" w:w="1994"/>
+          </w:tcPr>
+          <w:p>
+            <w:r>
+              <w:rPr>
+                <w:rFonts w:ascii="Times New Roman" w:hAnsi="Times New Roman" w:eastAsia="宋体"/>
+                <w:sz w:val="17"/>
+              </w:rPr>
+              <w:t>M1</w:t>
+            </w:r>
+          </w:p>
+        </w:tc>
+        <w:tc>
+          <w:tcPr>
+            <w:tcW w:type="dxa" w:w="1994"/>
+          </w:tcPr>
+          <w:p>
+            <w:r>
+              <w:rPr>
+                <w:rFonts w:ascii="Times New Roman" w:hAnsi="Times New Roman" w:eastAsia="宋体"/>
+                <w:sz w:val="17"/>
+              </w:rPr>
+              <w:t>S1</w:t>
+            </w:r>
+          </w:p>
+        </w:tc>
+        <w:tc>
+          <w:tcPr>
+            <w:tcW w:type="dxa" w:w="1994"/>
+          </w:tcPr>
+          <w:p>
+            <w:r>
+              <w:rPr>
+                <w:rFonts w:ascii="Times New Roman" w:hAnsi="Times New Roman" w:eastAsia="宋体"/>
+                <w:sz w:val="17"/>
+              </w:rPr>
+              <w:t>Must</w:t>
+            </w:r>
+          </w:p>
+        </w:tc>
+      </w:tr>
+      <w:tr>
+        <w:tc>
+          <w:tcPr>
+            <w:tcW w:type="dxa" w:w="1994"/>
+          </w:tcPr>
+          <w:p>
+            <w:r>
+              <w:rPr>
+                <w:rFonts w:ascii="Times New Roman" w:hAnsi="Times New Roman" w:eastAsia="宋体"/>
+                <w:sz w:val="17"/>
+              </w:rPr>
+              <w:t>选课与退课</w:t>
+            </w:r>
+          </w:p>
+        </w:tc>
+        <w:tc>
+          <w:tcPr>
+            <w:tcW w:type="dxa" w:w="1994"/>
+          </w:tcPr>
+          <w:p>
+            <w:r>
+              <w:rPr>
+                <w:rFonts w:ascii="Times New Roman" w:hAnsi="Times New Roman" w:eastAsia="宋体"/>
+                <w:sz w:val="17"/>
+              </w:rPr>
+              <w:t>REQ-B4-006</w:t>
+            </w:r>
+          </w:p>
+        </w:tc>
+        <w:tc>
+          <w:tcPr>
+            <w:tcW w:type="dxa" w:w="1994"/>
+          </w:tcPr>
+          <w:p>
+            <w:r>
+              <w:rPr>
+                <w:rFonts w:ascii="Times New Roman" w:hAnsi="Times New Roman" w:eastAsia="宋体"/>
+                <w:sz w:val="17"/>
+              </w:rPr>
+              <w:t>M4</w:t>
+            </w:r>
+          </w:p>
+        </w:tc>
+        <w:tc>
+          <w:tcPr>
+            <w:tcW w:type="dxa" w:w="1994"/>
+          </w:tcPr>
+          <w:p>
+            <w:r>
+              <w:rPr>
+                <w:rFonts w:ascii="Times New Roman" w:hAnsi="Times New Roman" w:eastAsia="宋体"/>
+                <w:sz w:val="17"/>
+              </w:rPr>
+              <w:t>S1</w:t>
+            </w:r>
+          </w:p>
+        </w:tc>
+        <w:tc>
+          <w:tcPr>
+            <w:tcW w:type="dxa" w:w="1994"/>
+          </w:tcPr>
+          <w:p>
+            <w:r>
+              <w:rPr>
+                <w:rFonts w:ascii="Times New Roman" w:hAnsi="Times New Roman" w:eastAsia="宋体"/>
+                <w:sz w:val="17"/>
+              </w:rPr>
+              <w:t>Must</w:t>
+            </w:r>
+          </w:p>
+        </w:tc>
+      </w:tr>
+      <w:tr>
+        <w:tc>
+          <w:tcPr>
+            <w:tcW w:type="dxa" w:w="1994"/>
+          </w:tcPr>
+          <w:p>
+            <w:r>
+              <w:rPr>
+                <w:rFonts w:ascii="Times New Roman" w:hAnsi="Times New Roman" w:eastAsia="宋体"/>
+                <w:sz w:val="17"/>
+              </w:rPr>
+              <w:t>扫码签到闭环</w:t>
+            </w:r>
+          </w:p>
+        </w:tc>
+        <w:tc>
+          <w:tcPr>
+            <w:tcW w:type="dxa" w:w="1994"/>
+          </w:tcPr>
+          <w:p>
+            <w:r>
+              <w:rPr>
+                <w:rFonts w:ascii="Times New Roman" w:hAnsi="Times New Roman" w:eastAsia="宋体"/>
+                <w:sz w:val="17"/>
+              </w:rPr>
+              <w:t>REQ-B4-007</w:t>
+            </w:r>
+          </w:p>
+        </w:tc>
+        <w:tc>
+          <w:tcPr>
+            <w:tcW w:type="dxa" w:w="1994"/>
+          </w:tcPr>
+          <w:p>
+            <w:r>
+              <w:rPr>
+                <w:rFonts w:ascii="Times New Roman" w:hAnsi="Times New Roman" w:eastAsia="宋体"/>
+                <w:sz w:val="17"/>
+              </w:rPr>
+              <w:t>M4</w:t>
+            </w:r>
+          </w:p>
+        </w:tc>
+        <w:tc>
+          <w:tcPr>
+            <w:tcW w:type="dxa" w:w="1994"/>
+          </w:tcPr>
+          <w:p>
+            <w:r>
+              <w:rPr>
+                <w:rFonts w:ascii="Times New Roman" w:hAnsi="Times New Roman" w:eastAsia="宋体"/>
+                <w:sz w:val="17"/>
+              </w:rPr>
+              <w:t>S1</w:t>
+            </w:r>
+          </w:p>
+        </w:tc>
+        <w:tc>
+          <w:tcPr>
+            <w:tcW w:type="dxa" w:w="1994"/>
+          </w:tcPr>
+          <w:p>
+            <w:r>
+              <w:rPr>
+                <w:rFonts w:ascii="Times New Roman" w:hAnsi="Times New Roman" w:eastAsia="宋体"/>
+                <w:sz w:val="17"/>
+              </w:rPr>
+              <w:t>Must</w:t>
+            </w:r>
+          </w:p>
+        </w:tc>
+      </w:tr>
+      <w:tr>
+        <w:tc>
+          <w:tcPr>
+            <w:tcW w:type="dxa" w:w="1994"/>
+          </w:tcPr>
+          <w:p>
+            <w:r>
+              <w:rPr>
+                <w:rFonts w:ascii="Times New Roman" w:hAnsi="Times New Roman" w:eastAsia="宋体"/>
+                <w:sz w:val="17"/>
+              </w:rPr>
+              <w:t>课程报名名单</w:t>
+            </w:r>
+          </w:p>
+        </w:tc>
+        <w:tc>
+          <w:tcPr>
+            <w:tcW w:type="dxa" w:w="1994"/>
+          </w:tcPr>
+          <w:p>
+            <w:r>
+              <w:rPr>
+                <w:rFonts w:ascii="Times New Roman" w:hAnsi="Times New Roman" w:eastAsia="宋体"/>
+                <w:sz w:val="17"/>
+              </w:rPr>
+              <w:t>REQ-B4-008</w:t>
+            </w:r>
+          </w:p>
+        </w:tc>
+        <w:tc>
+          <w:tcPr>
+            <w:tcW w:type="dxa" w:w="1994"/>
+          </w:tcPr>
+          <w:p>
+            <w:r>
+              <w:rPr>
+                <w:rFonts w:ascii="Times New Roman" w:hAnsi="Times New Roman" w:eastAsia="宋体"/>
+                <w:sz w:val="17"/>
+              </w:rPr>
+              <w:t>M4</w:t>
+            </w:r>
+          </w:p>
+        </w:tc>
+        <w:tc>
+          <w:tcPr>
+            <w:tcW w:type="dxa" w:w="1994"/>
+          </w:tcPr>
+          <w:p>
+            <w:r>
+              <w:rPr>
+                <w:rFonts w:ascii="Times New Roman" w:hAnsi="Times New Roman" w:eastAsia="宋体"/>
+                <w:sz w:val="17"/>
+              </w:rPr>
+              <w:t>S1</w:t>
+            </w:r>
+          </w:p>
+        </w:tc>
+        <w:tc>
+          <w:tcPr>
+            <w:tcW w:type="dxa" w:w="1994"/>
+          </w:tcPr>
+          <w:p>
+            <w:r>
+              <w:rPr>
+                <w:rFonts w:ascii="Times New Roman" w:hAnsi="Times New Roman" w:eastAsia="宋体"/>
+                <w:sz w:val="17"/>
+              </w:rPr>
+              <w:t>Must</w:t>
+            </w:r>
+          </w:p>
+        </w:tc>
+      </w:tr>
+      <w:tr>
+        <w:tc>
+          <w:tcPr>
+            <w:tcW w:type="dxa" w:w="1994"/>
+          </w:tcPr>
+          <w:p>
+            <w:r>
+              <w:rPr>
+                <w:rFonts w:ascii="Times New Roman" w:hAnsi="Times New Roman" w:eastAsia="宋体"/>
+                <w:sz w:val="17"/>
+              </w:rPr>
+              <w:t>交互与列表体验</w:t>
+            </w:r>
+          </w:p>
+        </w:tc>
+        <w:tc>
+          <w:tcPr>
+            <w:tcW w:type="dxa" w:w="1994"/>
+          </w:tcPr>
+          <w:p>
+            <w:r>
+              <w:rPr>
+                <w:rFonts w:ascii="Times New Roman" w:hAnsi="Times New Roman" w:eastAsia="宋体"/>
+                <w:sz w:val="17"/>
+              </w:rPr>
+              <w:t>REQ-M0-004、REQ-M0-005</w:t>
+            </w:r>
+          </w:p>
+        </w:tc>
+        <w:tc>
+          <w:tcPr>
+            <w:tcW w:type="dxa" w:w="1994"/>
+          </w:tcPr>
+          <w:p>
+            <w:r>
+              <w:rPr>
+                <w:rFonts w:ascii="Times New Roman" w:hAnsi="Times New Roman" w:eastAsia="宋体"/>
+                <w:sz w:val="17"/>
+              </w:rPr>
+              <w:t>M0</w:t>
+            </w:r>
+          </w:p>
+        </w:tc>
+        <w:tc>
+          <w:tcPr>
+            <w:tcW w:type="dxa" w:w="1994"/>
+          </w:tcPr>
+          <w:p>
+            <w:r>
+              <w:rPr>
+                <w:rFonts w:ascii="Times New Roman" w:hAnsi="Times New Roman" w:eastAsia="宋体"/>
+                <w:sz w:val="17"/>
+              </w:rPr>
+              <w:t>全切片</w:t>
+            </w:r>
+          </w:p>
+        </w:tc>
+        <w:tc>
+          <w:tcPr>
+            <w:tcW w:type="dxa" w:w="1994"/>
+          </w:tcPr>
+          <w:p>
+            <w:r>
+              <w:rPr>
+                <w:rFonts w:ascii="Times New Roman" w:hAnsi="Times New Roman" w:eastAsia="宋体"/>
+                <w:sz w:val="17"/>
+              </w:rPr>
+              <w:t>Must</w:t>
+            </w:r>
+          </w:p>
+        </w:tc>
+      </w:tr>
+      <w:tr>
+        <w:tc>
+          <w:tcPr>
+            <w:tcW w:type="dxa" w:w="1994"/>
+          </w:tcPr>
+          <w:p>
+            <w:r>
+              <w:rPr>
+                <w:rFonts w:ascii="Times New Roman" w:hAnsi="Times New Roman" w:eastAsia="宋体"/>
+                <w:sz w:val="17"/>
               </w:rPr>
               <w:t>业务规则</w:t>
             </w:r>
@@ -1099,13 +1609,13 @@
         </w:tc>
         <w:tc>
           <w:tcPr>
-            <w:tcW w:type="dxa" w:w="1729"/>
+            <w:tcW w:type="dxa" w:w="1994"/>
           </w:tcPr>
           <w:p>
             <w:r>
               <w:rPr>
                 <w:rFonts w:ascii="Times New Roman" w:hAnsi="Times New Roman" w:eastAsia="宋体"/>
-                <w:sz w:val="19"/>
+                <w:sz w:val="17"/>
               </w:rPr>
               <w:t>系统需求编号</w:t>
             </w:r>
@@ -1113,13 +1623,13 @@
         </w:tc>
         <w:tc>
           <w:tcPr>
-            <w:tcW w:type="dxa" w:w="1729"/>
+            <w:tcW w:type="dxa" w:w="1994"/>
           </w:tcPr>
           <w:p>
             <w:r>
               <w:rPr>
                 <w:rFonts w:ascii="Times New Roman" w:hAnsi="Times New Roman" w:eastAsia="宋体"/>
-                <w:sz w:val="19"/>
+                <w:sz w:val="17"/>
               </w:rPr>
               <w:t>所属切片</w:t>
             </w:r>
@@ -1127,26 +1637,26 @@
         </w:tc>
         <w:tc>
           <w:tcPr>
-            <w:tcW w:type="dxa" w:w="1729"/>
+            <w:tcW w:type="dxa" w:w="1994"/>
           </w:tcPr>
           <w:p>
             <w:r>
               <w:rPr>
                 <w:rFonts w:ascii="Times New Roman" w:hAnsi="Times New Roman" w:eastAsia="宋体"/>
-                <w:sz w:val="19"/>
+                <w:sz w:val="17"/>
               </w:rPr>
             </w:r>
           </w:p>
         </w:tc>
         <w:tc>
           <w:tcPr>
-            <w:tcW w:type="dxa" w:w="1729"/>
+            <w:tcW w:type="dxa" w:w="1994"/>
           </w:tcPr>
           <w:p>
             <w:r>
               <w:rPr>
                 <w:rFonts w:ascii="Times New Roman" w:hAnsi="Times New Roman" w:eastAsia="宋体"/>
-                <w:sz w:val="19"/>
+                <w:sz w:val="17"/>
               </w:rPr>
             </w:r>
           </w:p>
@@ -1155,13 +1665,13 @@
       <w:tr>
         <w:tc>
           <w:tcPr>
-            <w:tcW w:type="dxa" w:w="1729"/>
+            <w:tcW w:type="dxa" w:w="1994"/>
           </w:tcPr>
           <w:p>
             <w:r>
               <w:rPr>
                 <w:rFonts w:ascii="Times New Roman" w:hAnsi="Times New Roman" w:eastAsia="宋体"/>
-                <w:sz w:val="19"/>
+                <w:sz w:val="17"/>
               </w:rPr>
               <w:t>R1 会籍有效期</w:t>
             </w:r>
@@ -1169,13 +1679,13 @@
         </w:tc>
         <w:tc>
           <w:tcPr>
-            <w:tcW w:type="dxa" w:w="1729"/>
+            <w:tcW w:type="dxa" w:w="1994"/>
           </w:tcPr>
           <w:p>
             <w:r>
               <w:rPr>
                 <w:rFonts w:ascii="Times New Roman" w:hAnsi="Times New Roman" w:eastAsia="宋体"/>
-                <w:sz w:val="19"/>
+                <w:sz w:val="17"/>
               </w:rPr>
               <w:t>REQ-B4-001、REQ-B1-005</w:t>
             </w:r>
@@ -1183,13 +1693,13 @@
         </w:tc>
         <w:tc>
           <w:tcPr>
-            <w:tcW w:type="dxa" w:w="1729"/>
+            <w:tcW w:type="dxa" w:w="1994"/>
           </w:tcPr>
           <w:p>
             <w:r>
               <w:rPr>
                 <w:rFonts w:ascii="Times New Roman" w:hAnsi="Times New Roman" w:eastAsia="宋体"/>
-                <w:sz w:val="19"/>
+                <w:sz w:val="17"/>
               </w:rPr>
               <w:t>S1</w:t>
             </w:r>
@@ -1197,26 +1707,26 @@
         </w:tc>
         <w:tc>
           <w:tcPr>
-            <w:tcW w:type="dxa" w:w="1729"/>
+            <w:tcW w:type="dxa" w:w="1994"/>
           </w:tcPr>
           <w:p>
             <w:r>
               <w:rPr>
                 <w:rFonts w:ascii="Times New Roman" w:hAnsi="Times New Roman" w:eastAsia="宋体"/>
-                <w:sz w:val="19"/>
+                <w:sz w:val="17"/>
               </w:rPr>
             </w:r>
           </w:p>
         </w:tc>
         <w:tc>
           <w:tcPr>
-            <w:tcW w:type="dxa" w:w="1729"/>
+            <w:tcW w:type="dxa" w:w="1994"/>
           </w:tcPr>
           <w:p>
             <w:r>
               <w:rPr>
                 <w:rFonts w:ascii="Times New Roman" w:hAnsi="Times New Roman" w:eastAsia="宋体"/>
-                <w:sz w:val="19"/>
+                <w:sz w:val="17"/>
               </w:rPr>
             </w:r>
           </w:p>
@@ -1225,13 +1735,13 @@
       <w:tr>
         <w:tc>
           <w:tcPr>
-            <w:tcW w:type="dxa" w:w="1729"/>
+            <w:tcW w:type="dxa" w:w="1994"/>
           </w:tcPr>
           <w:p>
             <w:r>
               <w:rPr>
                 <w:rFonts w:ascii="Times New Roman" w:hAnsi="Times New Roman" w:eastAsia="宋体"/>
-                <w:sz w:val="19"/>
+                <w:sz w:val="17"/>
               </w:rPr>
               <w:t>R2 请假冻结</w:t>
             </w:r>
@@ -1239,13 +1749,13 @@
         </w:tc>
         <w:tc>
           <w:tcPr>
-            <w:tcW w:type="dxa" w:w="1729"/>
+            <w:tcW w:type="dxa" w:w="1994"/>
           </w:tcPr>
           <w:p>
             <w:r>
               <w:rPr>
                 <w:rFonts w:ascii="Times New Roman" w:hAnsi="Times New Roman" w:eastAsia="宋体"/>
-                <w:sz w:val="19"/>
+                <w:sz w:val="17"/>
               </w:rPr>
               <w:t>REQ-B1-003</w:t>
             </w:r>
@@ -1253,13 +1763,13 @@
         </w:tc>
         <w:tc>
           <w:tcPr>
-            <w:tcW w:type="dxa" w:w="1729"/>
+            <w:tcW w:type="dxa" w:w="1994"/>
           </w:tcPr>
           <w:p>
             <w:r>
               <w:rPr>
                 <w:rFonts w:ascii="Times New Roman" w:hAnsi="Times New Roman" w:eastAsia="宋体"/>
-                <w:sz w:val="19"/>
+                <w:sz w:val="17"/>
               </w:rPr>
               <w:t>S1</w:t>
             </w:r>
@@ -1267,26 +1777,26 @@
         </w:tc>
         <w:tc>
           <w:tcPr>
-            <w:tcW w:type="dxa" w:w="1729"/>
+            <w:tcW w:type="dxa" w:w="1994"/>
           </w:tcPr>
           <w:p>
             <w:r>
               <w:rPr>
                 <w:rFonts w:ascii="Times New Roman" w:hAnsi="Times New Roman" w:eastAsia="宋体"/>
-                <w:sz w:val="19"/>
+                <w:sz w:val="17"/>
               </w:rPr>
             </w:r>
           </w:p>
         </w:tc>
         <w:tc>
           <w:tcPr>
-            <w:tcW w:type="dxa" w:w="1729"/>
+            <w:tcW w:type="dxa" w:w="1994"/>
           </w:tcPr>
           <w:p>
             <w:r>
               <w:rPr>
                 <w:rFonts w:ascii="Times New Roman" w:hAnsi="Times New Roman" w:eastAsia="宋体"/>
-                <w:sz w:val="19"/>
+                <w:sz w:val="17"/>
               </w:rPr>
             </w:r>
           </w:p>
@@ -1295,13 +1805,13 @@
       <w:tr>
         <w:tc>
           <w:tcPr>
-            <w:tcW w:type="dxa" w:w="1729"/>
+            <w:tcW w:type="dxa" w:w="1994"/>
           </w:tcPr>
           <w:p>
             <w:r>
               <w:rPr>
                 <w:rFonts w:ascii="Times New Roman" w:hAnsi="Times New Roman" w:eastAsia="宋体"/>
-                <w:sz w:val="19"/>
+                <w:sz w:val="17"/>
               </w:rPr>
               <w:t>R3 约课上限与冲突</w:t>
             </w:r>
@@ -1309,13 +1819,13 @@
         </w:tc>
         <w:tc>
           <w:tcPr>
-            <w:tcW w:type="dxa" w:w="1729"/>
+            <w:tcW w:type="dxa" w:w="1994"/>
           </w:tcPr>
           <w:p>
             <w:r>
               <w:rPr>
                 <w:rFonts w:ascii="Times New Roman" w:hAnsi="Times New Roman" w:eastAsia="宋体"/>
-                <w:sz w:val="19"/>
+                <w:sz w:val="17"/>
               </w:rPr>
               <w:t>REQ-B3-001、REQ-B4-001</w:t>
             </w:r>
@@ -1323,13 +1833,13 @@
         </w:tc>
         <w:tc>
           <w:tcPr>
-            <w:tcW w:type="dxa" w:w="1729"/>
+            <w:tcW w:type="dxa" w:w="1994"/>
           </w:tcPr>
           <w:p>
             <w:r>
               <w:rPr>
                 <w:rFonts w:ascii="Times New Roman" w:hAnsi="Times New Roman" w:eastAsia="宋体"/>
-                <w:sz w:val="19"/>
+                <w:sz w:val="17"/>
               </w:rPr>
               <w:t>S1</w:t>
             </w:r>
@@ -1337,26 +1847,26 @@
         </w:tc>
         <w:tc>
           <w:tcPr>
-            <w:tcW w:type="dxa" w:w="1729"/>
+            <w:tcW w:type="dxa" w:w="1994"/>
           </w:tcPr>
           <w:p>
             <w:r>
               <w:rPr>
                 <w:rFonts w:ascii="Times New Roman" w:hAnsi="Times New Roman" w:eastAsia="宋体"/>
-                <w:sz w:val="19"/>
+                <w:sz w:val="17"/>
               </w:rPr>
             </w:r>
           </w:p>
         </w:tc>
         <w:tc>
           <w:tcPr>
-            <w:tcW w:type="dxa" w:w="1729"/>
+            <w:tcW w:type="dxa" w:w="1994"/>
           </w:tcPr>
           <w:p>
             <w:r>
               <w:rPr>
                 <w:rFonts w:ascii="Times New Roman" w:hAnsi="Times New Roman" w:eastAsia="宋体"/>
-                <w:sz w:val="19"/>
+                <w:sz w:val="17"/>
               </w:rPr>
             </w:r>
           </w:p>
@@ -1365,68 +1875,68 @@
       <w:tr>
         <w:tc>
           <w:tcPr>
-            <w:tcW w:type="dxa" w:w="1729"/>
+            <w:tcW w:type="dxa" w:w="1994"/>
           </w:tcPr>
           <w:p>
             <w:r>
               <w:rPr>
                 <w:rFonts w:ascii="Times New Roman" w:hAnsi="Times New Roman" w:eastAsia="宋体"/>
-                <w:sz w:val="19"/>
+                <w:sz w:val="17"/>
               </w:rPr>
-              <w:t>R4 爽约惩罚(N=3)</w:t>
+              <w:t>R3 复用（场地时段冲突）</w:t>
             </w:r>
           </w:p>
         </w:tc>
         <w:tc>
           <w:tcPr>
-            <w:tcW w:type="dxa" w:w="1729"/>
+            <w:tcW w:type="dxa" w:w="1994"/>
           </w:tcPr>
           <w:p>
             <w:r>
               <w:rPr>
                 <w:rFonts w:ascii="Times New Roman" w:hAnsi="Times New Roman" w:eastAsia="宋体"/>
-                <w:sz w:val="19"/>
+                <w:sz w:val="17"/>
               </w:rPr>
-              <w:t>REQ-B4-004</w:t>
+              <w:t>REQ-B6-004</w:t>
             </w:r>
           </w:p>
         </w:tc>
         <w:tc>
           <w:tcPr>
-            <w:tcW w:type="dxa" w:w="1729"/>
+            <w:tcW w:type="dxa" w:w="1994"/>
           </w:tcPr>
           <w:p>
             <w:r>
               <w:rPr>
                 <w:rFonts w:ascii="Times New Roman" w:hAnsi="Times New Roman" w:eastAsia="宋体"/>
-                <w:sz w:val="19"/>
+                <w:sz w:val="17"/>
               </w:rPr>
-              <w:t>S1</w:t>
+              <w:t>S6</w:t>
             </w:r>
           </w:p>
         </w:tc>
         <w:tc>
           <w:tcPr>
-            <w:tcW w:type="dxa" w:w="1729"/>
+            <w:tcW w:type="dxa" w:w="1994"/>
           </w:tcPr>
           <w:p>
             <w:r>
               <w:rPr>
                 <w:rFonts w:ascii="Times New Roman" w:hAnsi="Times New Roman" w:eastAsia="宋体"/>
-                <w:sz w:val="19"/>
+                <w:sz w:val="17"/>
               </w:rPr>
             </w:r>
           </w:p>
         </w:tc>
         <w:tc>
           <w:tcPr>
-            <w:tcW w:type="dxa" w:w="1729"/>
+            <w:tcW w:type="dxa" w:w="1994"/>
           </w:tcPr>
           <w:p>
             <w:r>
               <w:rPr>
                 <w:rFonts w:ascii="Times New Roman" w:hAnsi="Times New Roman" w:eastAsia="宋体"/>
-                <w:sz w:val="19"/>
+                <w:sz w:val="17"/>
               </w:rPr>
             </w:r>
           </w:p>
@@ -1435,41 +1945,41 @@
       <w:tr>
         <w:tc>
           <w:tcPr>
-            <w:tcW w:type="dxa" w:w="1729"/>
+            <w:tcW w:type="dxa" w:w="1994"/>
           </w:tcPr>
           <w:p>
             <w:r>
               <w:rPr>
                 <w:rFonts w:ascii="Times New Roman" w:hAnsi="Times New Roman" w:eastAsia="宋体"/>
-                <w:sz w:val="19"/>
+                <w:sz w:val="17"/>
               </w:rPr>
-              <w:t>R5 私教课包核销</w:t>
+              <w:t>R4 爽约惩罚(N=3)</w:t>
             </w:r>
           </w:p>
         </w:tc>
         <w:tc>
           <w:tcPr>
-            <w:tcW w:type="dxa" w:w="1729"/>
+            <w:tcW w:type="dxa" w:w="1994"/>
           </w:tcPr>
           <w:p>
             <w:r>
               <w:rPr>
                 <w:rFonts w:ascii="Times New Roman" w:hAnsi="Times New Roman" w:eastAsia="宋体"/>
-                <w:sz w:val="19"/>
+                <w:sz w:val="17"/>
               </w:rPr>
-              <w:t>REQ-B5-002</w:t>
+              <w:t>REQ-B4-004</w:t>
             </w:r>
           </w:p>
         </w:tc>
         <w:tc>
           <w:tcPr>
-            <w:tcW w:type="dxa" w:w="1729"/>
+            <w:tcW w:type="dxa" w:w="1994"/>
           </w:tcPr>
           <w:p>
             <w:r>
               <w:rPr>
                 <w:rFonts w:ascii="Times New Roman" w:hAnsi="Times New Roman" w:eastAsia="宋体"/>
-                <w:sz w:val="19"/>
+                <w:sz w:val="17"/>
               </w:rPr>
               <w:t>S1</w:t>
             </w:r>
@@ -1477,26 +1987,26 @@
         </w:tc>
         <w:tc>
           <w:tcPr>
-            <w:tcW w:type="dxa" w:w="1729"/>
+            <w:tcW w:type="dxa" w:w="1994"/>
           </w:tcPr>
           <w:p>
             <w:r>
               <w:rPr>
                 <w:rFonts w:ascii="Times New Roman" w:hAnsi="Times New Roman" w:eastAsia="宋体"/>
-                <w:sz w:val="19"/>
+                <w:sz w:val="17"/>
               </w:rPr>
             </w:r>
           </w:p>
         </w:tc>
         <w:tc>
           <w:tcPr>
-            <w:tcW w:type="dxa" w:w="1729"/>
+            <w:tcW w:type="dxa" w:w="1994"/>
           </w:tcPr>
           <w:p>
             <w:r>
               <w:rPr>
                 <w:rFonts w:ascii="Times New Roman" w:hAnsi="Times New Roman" w:eastAsia="宋体"/>
-                <w:sz w:val="19"/>
+                <w:sz w:val="17"/>
               </w:rPr>
             </w:r>
           </w:p>
@@ -1505,68 +2015,68 @@
       <w:tr>
         <w:tc>
           <w:tcPr>
-            <w:tcW w:type="dxa" w:w="1729"/>
+            <w:tcW w:type="dxa" w:w="1994"/>
           </w:tcPr>
           <w:p>
             <w:r>
               <w:rPr>
                 <w:rFonts w:ascii="Times New Roman" w:hAnsi="Times New Roman" w:eastAsia="宋体"/>
-                <w:sz w:val="19"/>
+                <w:sz w:val="17"/>
               </w:rPr>
-              <w:t>R6 到期提醒(D=7)</w:t>
+              <w:t>R5 私教课包核销</w:t>
             </w:r>
           </w:p>
         </w:tc>
         <w:tc>
           <w:tcPr>
-            <w:tcW w:type="dxa" w:w="1729"/>
+            <w:tcW w:type="dxa" w:w="1994"/>
           </w:tcPr>
           <w:p>
             <w:r>
               <w:rPr>
                 <w:rFonts w:ascii="Times New Roman" w:hAnsi="Times New Roman" w:eastAsia="宋体"/>
-                <w:sz w:val="19"/>
+                <w:sz w:val="17"/>
               </w:rPr>
-              <w:t>REQ-B1-004</w:t>
+              <w:t>REQ-B5-002</w:t>
             </w:r>
           </w:p>
         </w:tc>
         <w:tc>
           <w:tcPr>
-            <w:tcW w:type="dxa" w:w="1729"/>
+            <w:tcW w:type="dxa" w:w="1994"/>
           </w:tcPr>
           <w:p>
             <w:r>
               <w:rPr>
                 <w:rFonts w:ascii="Times New Roman" w:hAnsi="Times New Roman" w:eastAsia="宋体"/>
-                <w:sz w:val="19"/>
+                <w:sz w:val="17"/>
               </w:rPr>
-              <w:t>S2</w:t>
+              <w:t>S1</w:t>
             </w:r>
           </w:p>
         </w:tc>
         <w:tc>
           <w:tcPr>
-            <w:tcW w:type="dxa" w:w="1729"/>
+            <w:tcW w:type="dxa" w:w="1994"/>
           </w:tcPr>
           <w:p>
             <w:r>
               <w:rPr>
                 <w:rFonts w:ascii="Times New Roman" w:hAnsi="Times New Roman" w:eastAsia="宋体"/>
-                <w:sz w:val="19"/>
+                <w:sz w:val="17"/>
               </w:rPr>
             </w:r>
           </w:p>
         </w:tc>
         <w:tc>
           <w:tcPr>
-            <w:tcW w:type="dxa" w:w="1729"/>
+            <w:tcW w:type="dxa" w:w="1994"/>
           </w:tcPr>
           <w:p>
             <w:r>
               <w:rPr>
                 <w:rFonts w:ascii="Times New Roman" w:hAnsi="Times New Roman" w:eastAsia="宋体"/>
-                <w:sz w:val="19"/>
+                <w:sz w:val="17"/>
               </w:rPr>
             </w:r>
           </w:p>
@@ -1575,68 +2085,68 @@
       <w:tr>
         <w:tc>
           <w:tcPr>
-            <w:tcW w:type="dxa" w:w="1729"/>
+            <w:tcW w:type="dxa" w:w="1994"/>
           </w:tcPr>
           <w:p>
             <w:r>
               <w:rPr>
                 <w:rFonts w:ascii="Times New Roman" w:hAnsi="Times New Roman" w:eastAsia="宋体"/>
-                <w:sz w:val="19"/>
+                <w:sz w:val="17"/>
               </w:rPr>
-              <w:t>R7 流失风险规则</w:t>
+              <w:t>R6 到期提醒(D=7)</w:t>
             </w:r>
           </w:p>
         </w:tc>
         <w:tc>
           <w:tcPr>
-            <w:tcW w:type="dxa" w:w="1729"/>
+            <w:tcW w:type="dxa" w:w="1994"/>
           </w:tcPr>
           <w:p>
             <w:r>
               <w:rPr>
                 <w:rFonts w:ascii="Times New Roman" w:hAnsi="Times New Roman" w:eastAsia="宋体"/>
-                <w:sz w:val="19"/>
+                <w:sz w:val="17"/>
               </w:rPr>
-              <w:t>REQ-B8-001、REQ-B8-002</w:t>
+              <w:t>REQ-B1-004</w:t>
             </w:r>
           </w:p>
         </w:tc>
         <w:tc>
           <w:tcPr>
-            <w:tcW w:type="dxa" w:w="1729"/>
+            <w:tcW w:type="dxa" w:w="1994"/>
           </w:tcPr>
           <w:p>
             <w:r>
               <w:rPr>
                 <w:rFonts w:ascii="Times New Roman" w:hAnsi="Times New Roman" w:eastAsia="宋体"/>
-                <w:sz w:val="19"/>
+                <w:sz w:val="17"/>
               </w:rPr>
-              <w:t>S4</w:t>
+              <w:t>S2</w:t>
             </w:r>
           </w:p>
         </w:tc>
         <w:tc>
           <w:tcPr>
-            <w:tcW w:type="dxa" w:w="1729"/>
+            <w:tcW w:type="dxa" w:w="1994"/>
           </w:tcPr>
           <w:p>
             <w:r>
               <w:rPr>
                 <w:rFonts w:ascii="Times New Roman" w:hAnsi="Times New Roman" w:eastAsia="宋体"/>
-                <w:sz w:val="19"/>
+                <w:sz w:val="17"/>
               </w:rPr>
             </w:r>
           </w:p>
         </w:tc>
         <w:tc>
           <w:tcPr>
-            <w:tcW w:type="dxa" w:w="1729"/>
+            <w:tcW w:type="dxa" w:w="1994"/>
           </w:tcPr>
           <w:p>
             <w:r>
               <w:rPr>
                 <w:rFonts w:ascii="Times New Roman" w:hAnsi="Times New Roman" w:eastAsia="宋体"/>
-                <w:sz w:val="19"/>
+                <w:sz w:val="17"/>
               </w:rPr>
             </w:r>
           </w:p>
@@ -1645,41 +2155,41 @@
       <w:tr>
         <w:tc>
           <w:tcPr>
-            <w:tcW w:type="dxa" w:w="1729"/>
+            <w:tcW w:type="dxa" w:w="1994"/>
           </w:tcPr>
           <w:p>
             <w:r>
               <w:rPr>
                 <w:rFonts w:ascii="Times New Roman" w:hAnsi="Times New Roman" w:eastAsia="宋体"/>
-                <w:sz w:val="19"/>
+                <w:sz w:val="17"/>
               </w:rPr>
-              <w:t>R8 爽约预测规则(T=0.6)</w:t>
+              <w:t>R7 流失风险规则</w:t>
             </w:r>
           </w:p>
         </w:tc>
         <w:tc>
           <w:tcPr>
-            <w:tcW w:type="dxa" w:w="1729"/>
+            <w:tcW w:type="dxa" w:w="1994"/>
           </w:tcPr>
           <w:p>
             <w:r>
               <w:rPr>
                 <w:rFonts w:ascii="Times New Roman" w:hAnsi="Times New Roman" w:eastAsia="宋体"/>
-                <w:sz w:val="19"/>
+                <w:sz w:val="17"/>
               </w:rPr>
-              <w:t>REQ-B8-003、REQ-B8-004、REQ-B8-005</w:t>
+              <w:t>REQ-B8-001、REQ-B8-002</w:t>
             </w:r>
           </w:p>
         </w:tc>
         <w:tc>
           <w:tcPr>
-            <w:tcW w:type="dxa" w:w="1729"/>
+            <w:tcW w:type="dxa" w:w="1994"/>
           </w:tcPr>
           <w:p>
             <w:r>
               <w:rPr>
                 <w:rFonts w:ascii="Times New Roman" w:hAnsi="Times New Roman" w:eastAsia="宋体"/>
-                <w:sz w:val="19"/>
+                <w:sz w:val="17"/>
               </w:rPr>
               <w:t>S4</w:t>
             </w:r>
@@ -1687,26 +2197,26 @@
         </w:tc>
         <w:tc>
           <w:tcPr>
-            <w:tcW w:type="dxa" w:w="1729"/>
+            <w:tcW w:type="dxa" w:w="1994"/>
           </w:tcPr>
           <w:p>
             <w:r>
               <w:rPr>
                 <w:rFonts w:ascii="Times New Roman" w:hAnsi="Times New Roman" w:eastAsia="宋体"/>
-                <w:sz w:val="19"/>
+                <w:sz w:val="17"/>
               </w:rPr>
             </w:r>
           </w:p>
         </w:tc>
         <w:tc>
           <w:tcPr>
-            <w:tcW w:type="dxa" w:w="1729"/>
+            <w:tcW w:type="dxa" w:w="1994"/>
           </w:tcPr>
           <w:p>
             <w:r>
               <w:rPr>
                 <w:rFonts w:ascii="Times New Roman" w:hAnsi="Times New Roman" w:eastAsia="宋体"/>
-                <w:sz w:val="19"/>
+                <w:sz w:val="17"/>
               </w:rPr>
             </w:r>
           </w:p>
@@ -1715,68 +2225,68 @@
       <w:tr>
         <w:tc>
           <w:tcPr>
-            <w:tcW w:type="dxa" w:w="1729"/>
+            <w:tcW w:type="dxa" w:w="1994"/>
           </w:tcPr>
           <w:p>
             <w:r>
               <w:rPr>
                 <w:rFonts w:ascii="Times New Roman" w:hAnsi="Times New Roman" w:eastAsia="宋体"/>
-                <w:sz w:val="19"/>
+                <w:sz w:val="17"/>
               </w:rPr>
-              <w:t>R9 新会员首月跟进</w:t>
+              <w:t>R8 爽约预测规则(T=0.6)</w:t>
             </w:r>
           </w:p>
         </w:tc>
         <w:tc>
           <w:tcPr>
-            <w:tcW w:type="dxa" w:w="1729"/>
+            <w:tcW w:type="dxa" w:w="1994"/>
           </w:tcPr>
           <w:p>
             <w:r>
               <w:rPr>
                 <w:rFonts w:ascii="Times New Roman" w:hAnsi="Times New Roman" w:eastAsia="宋体"/>
-                <w:sz w:val="19"/>
+                <w:sz w:val="17"/>
               </w:rPr>
-              <w:t>REQ-B2-001</w:t>
+              <w:t>REQ-B8-003、REQ-B8-004、REQ-B8-005</w:t>
             </w:r>
           </w:p>
         </w:tc>
         <w:tc>
           <w:tcPr>
-            <w:tcW w:type="dxa" w:w="1729"/>
+            <w:tcW w:type="dxa" w:w="1994"/>
           </w:tcPr>
           <w:p>
             <w:r>
               <w:rPr>
                 <w:rFonts w:ascii="Times New Roman" w:hAnsi="Times New Roman" w:eastAsia="宋体"/>
-                <w:sz w:val="19"/>
+                <w:sz w:val="17"/>
               </w:rPr>
-              <w:t>S3</w:t>
+              <w:t>S4</w:t>
             </w:r>
           </w:p>
         </w:tc>
         <w:tc>
           <w:tcPr>
-            <w:tcW w:type="dxa" w:w="1729"/>
+            <w:tcW w:type="dxa" w:w="1994"/>
           </w:tcPr>
           <w:p>
             <w:r>
               <w:rPr>
                 <w:rFonts w:ascii="Times New Roman" w:hAnsi="Times New Roman" w:eastAsia="宋体"/>
-                <w:sz w:val="19"/>
+                <w:sz w:val="17"/>
               </w:rPr>
             </w:r>
           </w:p>
         </w:tc>
         <w:tc>
           <w:tcPr>
-            <w:tcW w:type="dxa" w:w="1729"/>
+            <w:tcW w:type="dxa" w:w="1994"/>
           </w:tcPr>
           <w:p>
             <w:r>
               <w:rPr>
                 <w:rFonts w:ascii="Times New Roman" w:hAnsi="Times New Roman" w:eastAsia="宋体"/>
-                <w:sz w:val="19"/>
+                <w:sz w:val="17"/>
               </w:rPr>
             </w:r>
           </w:p>
@@ -1785,41 +2295,41 @@
       <w:tr>
         <w:tc>
           <w:tcPr>
-            <w:tcW w:type="dxa" w:w="1729"/>
+            <w:tcW w:type="dxa" w:w="1994"/>
           </w:tcPr>
           <w:p>
             <w:r>
               <w:rPr>
                 <w:rFonts w:ascii="Times New Roman" w:hAnsi="Times New Roman" w:eastAsia="宋体"/>
-                <w:sz w:val="19"/>
+                <w:sz w:val="17"/>
               </w:rPr>
-              <w:t>R10 私教业绩提成</w:t>
+              <w:t>R9 新会员首月跟进</w:t>
             </w:r>
           </w:p>
         </w:tc>
         <w:tc>
           <w:tcPr>
-            <w:tcW w:type="dxa" w:w="1729"/>
+            <w:tcW w:type="dxa" w:w="1994"/>
           </w:tcPr>
           <w:p>
             <w:r>
               <w:rPr>
                 <w:rFonts w:ascii="Times New Roman" w:hAnsi="Times New Roman" w:eastAsia="宋体"/>
-                <w:sz w:val="19"/>
+                <w:sz w:val="17"/>
               </w:rPr>
-              <w:t>REQ-B5-005</w:t>
+              <w:t>REQ-B2-001</w:t>
             </w:r>
           </w:p>
         </w:tc>
         <w:tc>
           <w:tcPr>
-            <w:tcW w:type="dxa" w:w="1729"/>
+            <w:tcW w:type="dxa" w:w="1994"/>
           </w:tcPr>
           <w:p>
             <w:r>
               <w:rPr>
                 <w:rFonts w:ascii="Times New Roman" w:hAnsi="Times New Roman" w:eastAsia="宋体"/>
-                <w:sz w:val="19"/>
+                <w:sz w:val="17"/>
               </w:rPr>
               <w:t>S3</w:t>
             </w:r>
@@ -1827,26 +2337,26 @@
         </w:tc>
         <w:tc>
           <w:tcPr>
-            <w:tcW w:type="dxa" w:w="1729"/>
+            <w:tcW w:type="dxa" w:w="1994"/>
           </w:tcPr>
           <w:p>
             <w:r>
               <w:rPr>
                 <w:rFonts w:ascii="Times New Roman" w:hAnsi="Times New Roman" w:eastAsia="宋体"/>
-                <w:sz w:val="19"/>
+                <w:sz w:val="17"/>
               </w:rPr>
             </w:r>
           </w:p>
         </w:tc>
         <w:tc>
           <w:tcPr>
-            <w:tcW w:type="dxa" w:w="1729"/>
+            <w:tcW w:type="dxa" w:w="1994"/>
           </w:tcPr>
           <w:p>
             <w:r>
               <w:rPr>
                 <w:rFonts w:ascii="Times New Roman" w:hAnsi="Times New Roman" w:eastAsia="宋体"/>
-                <w:sz w:val="19"/>
+                <w:sz w:val="17"/>
               </w:rPr>
             </w:r>
           </w:p>
@@ -1855,68 +2365,68 @@
       <w:tr>
         <w:tc>
           <w:tcPr>
-            <w:tcW w:type="dxa" w:w="1729"/>
+            <w:tcW w:type="dxa" w:w="1994"/>
           </w:tcPr>
           <w:p>
             <w:r>
               <w:rPr>
                 <w:rFonts w:ascii="Times New Roman" w:hAnsi="Times New Roman" w:eastAsia="宋体"/>
-                <w:sz w:val="19"/>
+                <w:sz w:val="17"/>
               </w:rPr>
-              <w:t>需求编号</w:t>
+              <w:t>R10 私教业绩提成</w:t>
             </w:r>
           </w:p>
         </w:tc>
         <w:tc>
           <w:tcPr>
-            <w:tcW w:type="dxa" w:w="1729"/>
+            <w:tcW w:type="dxa" w:w="1994"/>
           </w:tcPr>
           <w:p>
             <w:r>
               <w:rPr>
                 <w:rFonts w:ascii="Times New Roman" w:hAnsi="Times New Roman" w:eastAsia="宋体"/>
-                <w:sz w:val="19"/>
+                <w:sz w:val="17"/>
               </w:rPr>
-              <w:t>业务来源</w:t>
+              <w:t>REQ-B5-005</w:t>
             </w:r>
           </w:p>
         </w:tc>
         <w:tc>
           <w:tcPr>
-            <w:tcW w:type="dxa" w:w="1729"/>
+            <w:tcW w:type="dxa" w:w="1994"/>
           </w:tcPr>
           <w:p>
             <w:r>
               <w:rPr>
                 <w:rFonts w:ascii="Times New Roman" w:hAnsi="Times New Roman" w:eastAsia="宋体"/>
-                <w:sz w:val="19"/>
+                <w:sz w:val="17"/>
               </w:rPr>
-              <w:t>说明</w:t>
+              <w:t>S3</w:t>
             </w:r>
           </w:p>
         </w:tc>
         <w:tc>
           <w:tcPr>
-            <w:tcW w:type="dxa" w:w="1729"/>
+            <w:tcW w:type="dxa" w:w="1994"/>
           </w:tcPr>
           <w:p>
             <w:r>
               <w:rPr>
                 <w:rFonts w:ascii="Times New Roman" w:hAnsi="Times New Roman" w:eastAsia="宋体"/>
-                <w:sz w:val="19"/>
+                <w:sz w:val="17"/>
               </w:rPr>
             </w:r>
           </w:p>
         </w:tc>
         <w:tc>
           <w:tcPr>
-            <w:tcW w:type="dxa" w:w="1729"/>
+            <w:tcW w:type="dxa" w:w="1994"/>
           </w:tcPr>
           <w:p>
             <w:r>
               <w:rPr>
                 <w:rFonts w:ascii="Times New Roman" w:hAnsi="Times New Roman" w:eastAsia="宋体"/>
-                <w:sz w:val="19"/>
+                <w:sz w:val="17"/>
               </w:rPr>
             </w:r>
           </w:p>
@@ -1925,68 +2435,68 @@
       <w:tr>
         <w:tc>
           <w:tcPr>
-            <w:tcW w:type="dxa" w:w="1729"/>
+            <w:tcW w:type="dxa" w:w="1994"/>
           </w:tcPr>
           <w:p>
             <w:r>
               <w:rPr>
                 <w:rFonts w:ascii="Times New Roman" w:hAnsi="Times New Roman" w:eastAsia="宋体"/>
-                <w:sz w:val="19"/>
+                <w:sz w:val="17"/>
               </w:rPr>
-              <w:t>REQ-M0-001</w:t>
+              <w:t>需求编号</w:t>
             </w:r>
           </w:p>
         </w:tc>
         <w:tc>
           <w:tcPr>
-            <w:tcW w:type="dxa" w:w="1729"/>
+            <w:tcW w:type="dxa" w:w="1994"/>
           </w:tcPr>
           <w:p>
             <w:r>
               <w:rPr>
                 <w:rFonts w:ascii="Times New Roman" w:hAnsi="Times New Roman" w:eastAsia="宋体"/>
-                <w:sz w:val="19"/>
+                <w:sz w:val="17"/>
               </w:rPr>
-              <w:t>B1–B8 全角色</w:t>
+              <w:t>业务来源</w:t>
             </w:r>
           </w:p>
         </w:tc>
         <w:tc>
           <w:tcPr>
-            <w:tcW w:type="dxa" w:w="1729"/>
+            <w:tcW w:type="dxa" w:w="1994"/>
           </w:tcPr>
           <w:p>
             <w:r>
               <w:rPr>
                 <w:rFonts w:ascii="Times New Roman" w:hAnsi="Times New Roman" w:eastAsia="宋体"/>
-                <w:sz w:val="19"/>
+                <w:sz w:val="17"/>
               </w:rPr>
-              <w:t>支撑性需求，来源为《用户角色与权限说明》</w:t>
+              <w:t>说明</w:t>
             </w:r>
           </w:p>
         </w:tc>
         <w:tc>
           <w:tcPr>
-            <w:tcW w:type="dxa" w:w="1729"/>
+            <w:tcW w:type="dxa" w:w="1994"/>
           </w:tcPr>
           <w:p>
             <w:r>
               <w:rPr>
                 <w:rFonts w:ascii="Times New Roman" w:hAnsi="Times New Roman" w:eastAsia="宋体"/>
-                <w:sz w:val="19"/>
+                <w:sz w:val="17"/>
               </w:rPr>
             </w:r>
           </w:p>
         </w:tc>
         <w:tc>
           <w:tcPr>
-            <w:tcW w:type="dxa" w:w="1729"/>
+            <w:tcW w:type="dxa" w:w="1994"/>
           </w:tcPr>
           <w:p>
             <w:r>
               <w:rPr>
                 <w:rFonts w:ascii="Times New Roman" w:hAnsi="Times New Roman" w:eastAsia="宋体"/>
-                <w:sz w:val="19"/>
+                <w:sz w:val="17"/>
               </w:rPr>
             </w:r>
           </w:p>
@@ -1995,68 +2505,68 @@
       <w:tr>
         <w:tc>
           <w:tcPr>
-            <w:tcW w:type="dxa" w:w="1729"/>
+            <w:tcW w:type="dxa" w:w="1994"/>
           </w:tcPr>
           <w:p>
             <w:r>
               <w:rPr>
                 <w:rFonts w:ascii="Times New Roman" w:hAnsi="Times New Roman" w:eastAsia="宋体"/>
-                <w:sz w:val="19"/>
+                <w:sz w:val="17"/>
               </w:rPr>
-              <w:t>REQ-M0-002</w:t>
+              <w:t>REQ-M0-001</w:t>
             </w:r>
           </w:p>
         </w:tc>
         <w:tc>
           <w:tcPr>
-            <w:tcW w:type="dxa" w:w="1729"/>
+            <w:tcW w:type="dxa" w:w="1994"/>
           </w:tcPr>
           <w:p>
             <w:r>
               <w:rPr>
                 <w:rFonts w:ascii="Times New Roman" w:hAnsi="Times New Roman" w:eastAsia="宋体"/>
-                <w:sz w:val="19"/>
+                <w:sz w:val="17"/>
               </w:rPr>
-              <w:t>基础数据（字典/课程/器材）</w:t>
+              <w:t>B1–B8 全角色</w:t>
             </w:r>
           </w:p>
         </w:tc>
         <w:tc>
           <w:tcPr>
-            <w:tcW w:type="dxa" w:w="1729"/>
+            <w:tcW w:type="dxa" w:w="1994"/>
           </w:tcPr>
           <w:p>
             <w:r>
               <w:rPr>
                 <w:rFonts w:ascii="Times New Roman" w:hAnsi="Times New Roman" w:eastAsia="宋体"/>
-                <w:sz w:val="19"/>
+                <w:sz w:val="17"/>
               </w:rPr>
-              <w:t>来源为业务结构与对象定义</w:t>
+              <w:t>支撑性需求，来源为《用户角色与权限说明》</w:t>
             </w:r>
           </w:p>
         </w:tc>
         <w:tc>
           <w:tcPr>
-            <w:tcW w:type="dxa" w:w="1729"/>
+            <w:tcW w:type="dxa" w:w="1994"/>
           </w:tcPr>
           <w:p>
             <w:r>
               <w:rPr>
                 <w:rFonts w:ascii="Times New Roman" w:hAnsi="Times New Roman" w:eastAsia="宋体"/>
-                <w:sz w:val="19"/>
+                <w:sz w:val="17"/>
               </w:rPr>
             </w:r>
           </w:p>
         </w:tc>
         <w:tc>
           <w:tcPr>
-            <w:tcW w:type="dxa" w:w="1729"/>
+            <w:tcW w:type="dxa" w:w="1994"/>
           </w:tcPr>
           <w:p>
             <w:r>
               <w:rPr>
                 <w:rFonts w:ascii="Times New Roman" w:hAnsi="Times New Roman" w:eastAsia="宋体"/>
-                <w:sz w:val="19"/>
+                <w:sz w:val="17"/>
               </w:rPr>
             </w:r>
           </w:p>
@@ -2065,68 +2575,68 @@
       <w:tr>
         <w:tc>
           <w:tcPr>
-            <w:tcW w:type="dxa" w:w="1729"/>
+            <w:tcW w:type="dxa" w:w="1994"/>
           </w:tcPr>
           <w:p>
             <w:r>
               <w:rPr>
                 <w:rFonts w:ascii="Times New Roman" w:hAnsi="Times New Roman" w:eastAsia="宋体"/>
-                <w:sz w:val="19"/>
+                <w:sz w:val="17"/>
               </w:rPr>
-              <w:t>REQ-M0-003</w:t>
+              <w:t>REQ-M0-002</w:t>
             </w:r>
           </w:p>
         </w:tc>
         <w:tc>
           <w:tcPr>
-            <w:tcW w:type="dxa" w:w="1729"/>
+            <w:tcW w:type="dxa" w:w="1994"/>
           </w:tcPr>
           <w:p>
             <w:r>
               <w:rPr>
                 <w:rFonts w:ascii="Times New Roman" w:hAnsi="Times New Roman" w:eastAsia="宋体"/>
-                <w:sz w:val="19"/>
+                <w:sz w:val="17"/>
               </w:rPr>
-              <w:t>审计留痕（合规）</w:t>
+              <w:t>基础数据（字典/课程/器材）</w:t>
             </w:r>
           </w:p>
         </w:tc>
         <w:tc>
           <w:tcPr>
-            <w:tcW w:type="dxa" w:w="1729"/>
+            <w:tcW w:type="dxa" w:w="1994"/>
           </w:tcPr>
           <w:p>
             <w:r>
               <w:rPr>
                 <w:rFonts w:ascii="Times New Roman" w:hAnsi="Times New Roman" w:eastAsia="宋体"/>
-                <w:sz w:val="19"/>
+                <w:sz w:val="17"/>
               </w:rPr>
-              <w:t>来源为 §5 业务背景合规要求</w:t>
+              <w:t>来源为业务结构与对象定义</w:t>
             </w:r>
           </w:p>
         </w:tc>
         <w:tc>
           <w:tcPr>
-            <w:tcW w:type="dxa" w:w="1729"/>
+            <w:tcW w:type="dxa" w:w="1994"/>
           </w:tcPr>
           <w:p>
             <w:r>
               <w:rPr>
                 <w:rFonts w:ascii="Times New Roman" w:hAnsi="Times New Roman" w:eastAsia="宋体"/>
-                <w:sz w:val="19"/>
+                <w:sz w:val="17"/>
               </w:rPr>
             </w:r>
           </w:p>
         </w:tc>
         <w:tc>
           <w:tcPr>
-            <w:tcW w:type="dxa" w:w="1729"/>
+            <w:tcW w:type="dxa" w:w="1994"/>
           </w:tcPr>
           <w:p>
             <w:r>
               <w:rPr>
                 <w:rFonts w:ascii="Times New Roman" w:hAnsi="Times New Roman" w:eastAsia="宋体"/>
-                <w:sz w:val="19"/>
+                <w:sz w:val="17"/>
               </w:rPr>
             </w:r>
           </w:p>
@@ -2135,68 +2645,68 @@
       <w:tr>
         <w:tc>
           <w:tcPr>
-            <w:tcW w:type="dxa" w:w="1729"/>
+            <w:tcW w:type="dxa" w:w="1994"/>
           </w:tcPr>
           <w:p>
             <w:r>
               <w:rPr>
                 <w:rFonts w:ascii="Times New Roman" w:hAnsi="Times New Roman" w:eastAsia="宋体"/>
-                <w:sz w:val="19"/>
+                <w:sz w:val="17"/>
               </w:rPr>
-              <w:t>REQ-B5-004</w:t>
+              <w:t>REQ-M0-003</w:t>
             </w:r>
           </w:p>
         </w:tc>
         <w:tc>
           <w:tcPr>
-            <w:tcW w:type="dxa" w:w="1729"/>
+            <w:tcW w:type="dxa" w:w="1994"/>
           </w:tcPr>
           <w:p>
             <w:r>
               <w:rPr>
                 <w:rFonts w:ascii="Times New Roman" w:hAnsi="Times New Roman" w:eastAsia="宋体"/>
-                <w:sz w:val="19"/>
+                <w:sz w:val="17"/>
               </w:rPr>
-              <w:t>支付异常</w:t>
+              <w:t>审计留痕（合规）</w:t>
             </w:r>
           </w:p>
         </w:tc>
         <w:tc>
           <w:tcPr>
-            <w:tcW w:type="dxa" w:w="1729"/>
+            <w:tcW w:type="dxa" w:w="1994"/>
           </w:tcPr>
           <w:p>
             <w:r>
               <w:rPr>
                 <w:rFonts w:ascii="Times New Roman" w:hAnsi="Times New Roman" w:eastAsia="宋体"/>
-                <w:sz w:val="19"/>
+                <w:sz w:val="17"/>
               </w:rPr>
-              <w:t>来源为 §10 异常与补偿</w:t>
+              <w:t>来源为 §5 业务背景合规要求</w:t>
             </w:r>
           </w:p>
         </w:tc>
         <w:tc>
           <w:tcPr>
-            <w:tcW w:type="dxa" w:w="1729"/>
+            <w:tcW w:type="dxa" w:w="1994"/>
           </w:tcPr>
           <w:p>
             <w:r>
               <w:rPr>
                 <w:rFonts w:ascii="Times New Roman" w:hAnsi="Times New Roman" w:eastAsia="宋体"/>
-                <w:sz w:val="19"/>
+                <w:sz w:val="17"/>
               </w:rPr>
             </w:r>
           </w:p>
         </w:tc>
         <w:tc>
           <w:tcPr>
-            <w:tcW w:type="dxa" w:w="1729"/>
+            <w:tcW w:type="dxa" w:w="1994"/>
           </w:tcPr>
           <w:p>
             <w:r>
               <w:rPr>
                 <w:rFonts w:ascii="Times New Roman" w:hAnsi="Times New Roman" w:eastAsia="宋体"/>
-                <w:sz w:val="19"/>
+                <w:sz w:val="17"/>
               </w:rPr>
             </w:r>
           </w:p>
@@ -2205,68 +2715,68 @@
       <w:tr>
         <w:tc>
           <w:tcPr>
-            <w:tcW w:type="dxa" w:w="1729"/>
+            <w:tcW w:type="dxa" w:w="1994"/>
           </w:tcPr>
           <w:p>
             <w:r>
               <w:rPr>
                 <w:rFonts w:ascii="Times New Roman" w:hAnsi="Times New Roman" w:eastAsia="宋体"/>
-                <w:sz w:val="19"/>
+                <w:sz w:val="17"/>
               </w:rPr>
-              <w:t>REQ-B5-006</w:t>
+              <w:t>REQ-B5-004</w:t>
             </w:r>
           </w:p>
         </w:tc>
         <w:tc>
           <w:tcPr>
-            <w:tcW w:type="dxa" w:w="1729"/>
+            <w:tcW w:type="dxa" w:w="1994"/>
           </w:tcPr>
           <w:p>
             <w:r>
               <w:rPr>
                 <w:rFonts w:ascii="Times New Roman" w:hAnsi="Times New Roman" w:eastAsia="宋体"/>
-                <w:sz w:val="19"/>
+                <w:sz w:val="17"/>
               </w:rPr>
-              <w:t>会籍过期</w:t>
+              <w:t>支付异常</w:t>
             </w:r>
           </w:p>
         </w:tc>
         <w:tc>
           <w:tcPr>
-            <w:tcW w:type="dxa" w:w="1729"/>
+            <w:tcW w:type="dxa" w:w="1994"/>
           </w:tcPr>
           <w:p>
             <w:r>
               <w:rPr>
                 <w:rFonts w:ascii="Times New Roman" w:hAnsi="Times New Roman" w:eastAsia="宋体"/>
-                <w:sz w:val="19"/>
+                <w:sz w:val="17"/>
               </w:rPr>
-              <w:t>来源为 R1/R7</w:t>
+              <w:t>来源为 §10 异常与补偿</w:t>
             </w:r>
           </w:p>
         </w:tc>
         <w:tc>
           <w:tcPr>
-            <w:tcW w:type="dxa" w:w="1729"/>
+            <w:tcW w:type="dxa" w:w="1994"/>
           </w:tcPr>
           <w:p>
             <w:r>
               <w:rPr>
                 <w:rFonts w:ascii="Times New Roman" w:hAnsi="Times New Roman" w:eastAsia="宋体"/>
-                <w:sz w:val="19"/>
+                <w:sz w:val="17"/>
               </w:rPr>
             </w:r>
           </w:p>
         </w:tc>
         <w:tc>
           <w:tcPr>
-            <w:tcW w:type="dxa" w:w="1729"/>
+            <w:tcW w:type="dxa" w:w="1994"/>
           </w:tcPr>
           <w:p>
             <w:r>
               <w:rPr>
                 <w:rFonts w:ascii="Times New Roman" w:hAnsi="Times New Roman" w:eastAsia="宋体"/>
-                <w:sz w:val="19"/>
+                <w:sz w:val="17"/>
               </w:rPr>
             </w:r>
           </w:p>
@@ -2275,13 +2785,83 @@
       <w:tr>
         <w:tc>
           <w:tcPr>
-            <w:tcW w:type="dxa" w:w="1729"/>
+            <w:tcW w:type="dxa" w:w="1994"/>
           </w:tcPr>
           <w:p>
             <w:r>
               <w:rPr>
                 <w:rFonts w:ascii="Times New Roman" w:hAnsi="Times New Roman" w:eastAsia="宋体"/>
-                <w:sz w:val="19"/>
+                <w:sz w:val="17"/>
+              </w:rPr>
+              <w:t>REQ-B5-006</w:t>
+            </w:r>
+          </w:p>
+        </w:tc>
+        <w:tc>
+          <w:tcPr>
+            <w:tcW w:type="dxa" w:w="1994"/>
+          </w:tcPr>
+          <w:p>
+            <w:r>
+              <w:rPr>
+                <w:rFonts w:ascii="Times New Roman" w:hAnsi="Times New Roman" w:eastAsia="宋体"/>
+                <w:sz w:val="17"/>
+              </w:rPr>
+              <w:t>会籍过期</w:t>
+            </w:r>
+          </w:p>
+        </w:tc>
+        <w:tc>
+          <w:tcPr>
+            <w:tcW w:type="dxa" w:w="1994"/>
+          </w:tcPr>
+          <w:p>
+            <w:r>
+              <w:rPr>
+                <w:rFonts w:ascii="Times New Roman" w:hAnsi="Times New Roman" w:eastAsia="宋体"/>
+                <w:sz w:val="17"/>
+              </w:rPr>
+              <w:t>来源为 R1/R7</w:t>
+            </w:r>
+          </w:p>
+        </w:tc>
+        <w:tc>
+          <w:tcPr>
+            <w:tcW w:type="dxa" w:w="1994"/>
+          </w:tcPr>
+          <w:p>
+            <w:r>
+              <w:rPr>
+                <w:rFonts w:ascii="Times New Roman" w:hAnsi="Times New Roman" w:eastAsia="宋体"/>
+                <w:sz w:val="17"/>
+              </w:rPr>
+            </w:r>
+          </w:p>
+        </w:tc>
+        <w:tc>
+          <w:tcPr>
+            <w:tcW w:type="dxa" w:w="1994"/>
+          </w:tcPr>
+          <w:p>
+            <w:r>
+              <w:rPr>
+                <w:rFonts w:ascii="Times New Roman" w:hAnsi="Times New Roman" w:eastAsia="宋体"/>
+                <w:sz w:val="17"/>
+              </w:rPr>
+            </w:r>
+          </w:p>
+        </w:tc>
+      </w:tr>
+      <w:tr>
+        <w:tc>
+          <w:tcPr>
+            <w:tcW w:type="dxa" w:w="1994"/>
+          </w:tcPr>
+          <w:p>
+            <w:r>
+              <w:rPr>
+                <w:rFonts w:ascii="Times New Roman" w:hAnsi="Times New Roman" w:eastAsia="宋体"/>
+                <w:sz w:val="17"/>
               </w:rPr>
               <w:t>REQ-B8-009</w:t>
             </w:r>
@@ -2289,13 +2869,13 @@
         </w:tc>
         <w:tc>
           <w:tcPr>
-            <w:tcW w:type="dxa" w:w="1729"/>
+            <w:tcW w:type="dxa" w:w="1994"/>
           </w:tcPr>
           <w:p>
             <w:r>
               <w:rPr>
                 <w:rFonts w:ascii="Times New Roman" w:hAnsi="Times New Roman" w:eastAsia="宋体"/>
-                <w:sz w:val="19"/>
+                <w:sz w:val="17"/>
               </w:rPr>
               <w:t>数据化决策痛点 P8</w:t>
             </w:r>
@@ -2303,13 +2883,13 @@
         </w:tc>
         <w:tc>
           <w:tcPr>
-            <w:tcW w:type="dxa" w:w="1729"/>
+            <w:tcW w:type="dxa" w:w="1994"/>
           </w:tcPr>
           <w:p>
             <w:r>
               <w:rPr>
                 <w:rFonts w:ascii="Times New Roman" w:hAnsi="Times New Roman" w:eastAsia="宋体"/>
-                <w:sz w:val="19"/>
+                <w:sz w:val="17"/>
               </w:rPr>
               <w:t>来源为业务痛点 P8</w:t>
             </w:r>
@@ -2317,26 +2897,656 @@
         </w:tc>
         <w:tc>
           <w:tcPr>
-            <w:tcW w:type="dxa" w:w="1729"/>
+            <w:tcW w:type="dxa" w:w="1994"/>
           </w:tcPr>
           <w:p>
             <w:r>
               <w:rPr>
                 <w:rFonts w:ascii="Times New Roman" w:hAnsi="Times New Roman" w:eastAsia="宋体"/>
-                <w:sz w:val="19"/>
+                <w:sz w:val="17"/>
               </w:rPr>
             </w:r>
           </w:p>
         </w:tc>
         <w:tc>
           <w:tcPr>
-            <w:tcW w:type="dxa" w:w="1729"/>
+            <w:tcW w:type="dxa" w:w="1994"/>
           </w:tcPr>
           <w:p>
             <w:r>
               <w:rPr>
                 <w:rFonts w:ascii="Times New Roman" w:hAnsi="Times New Roman" w:eastAsia="宋体"/>
-                <w:sz w:val="19"/>
+                <w:sz w:val="17"/>
+              </w:rPr>
+            </w:r>
+          </w:p>
+        </w:tc>
+      </w:tr>
+      <w:tr>
+        <w:tc>
+          <w:tcPr>
+            <w:tcW w:type="dxa" w:w="1994"/>
+          </w:tcPr>
+          <w:p>
+            <w:r>
+              <w:rPr>
+                <w:rFonts w:ascii="Times New Roman" w:hAnsi="Times New Roman" w:eastAsia="宋体"/>
+                <w:sz w:val="17"/>
+              </w:rPr>
+              <w:t>REQ-B1-006</w:t>
+            </w:r>
+          </w:p>
+        </w:tc>
+        <w:tc>
+          <w:tcPr>
+            <w:tcW w:type="dxa" w:w="1994"/>
+          </w:tcPr>
+          <w:p>
+            <w:r>
+              <w:rPr>
+                <w:rFonts w:ascii="Times New Roman" w:hAnsi="Times New Roman" w:eastAsia="宋体"/>
+                <w:sz w:val="17"/>
+              </w:rPr>
+              <w:t>新客获取（访客自助注册）</w:t>
+            </w:r>
+          </w:p>
+        </w:tc>
+        <w:tc>
+          <w:tcPr>
+            <w:tcW w:type="dxa" w:w="1994"/>
+          </w:tcPr>
+          <w:p>
+            <w:r>
+              <w:rPr>
+                <w:rFonts w:ascii="Times New Roman" w:hAnsi="Times New Roman" w:eastAsia="宋体"/>
+                <w:sz w:val="17"/>
+              </w:rPr>
+              <w:t>来源为业务定位中的"降低获客门槛"</w:t>
+            </w:r>
+          </w:p>
+        </w:tc>
+        <w:tc>
+          <w:tcPr>
+            <w:tcW w:type="dxa" w:w="1994"/>
+          </w:tcPr>
+          <w:p>
+            <w:r>
+              <w:rPr>
+                <w:rFonts w:ascii="Times New Roman" w:hAnsi="Times New Roman" w:eastAsia="宋体"/>
+                <w:sz w:val="17"/>
+              </w:rPr>
+            </w:r>
+          </w:p>
+        </w:tc>
+        <w:tc>
+          <w:tcPr>
+            <w:tcW w:type="dxa" w:w="1994"/>
+          </w:tcPr>
+          <w:p>
+            <w:r>
+              <w:rPr>
+                <w:rFonts w:ascii="Times New Roman" w:hAnsi="Times New Roman" w:eastAsia="宋体"/>
+                <w:sz w:val="17"/>
+              </w:rPr>
+            </w:r>
+          </w:p>
+        </w:tc>
+      </w:tr>
+      <w:tr>
+        <w:tc>
+          <w:tcPr>
+            <w:tcW w:type="dxa" w:w="1994"/>
+          </w:tcPr>
+          <w:p>
+            <w:r>
+              <w:rPr>
+                <w:rFonts w:ascii="Times New Roman" w:hAnsi="Times New Roman" w:eastAsia="宋体"/>
+                <w:sz w:val="17"/>
+              </w:rPr>
+              <w:t>REQ-B3-003</w:t>
+            </w:r>
+          </w:p>
+        </w:tc>
+        <w:tc>
+          <w:tcPr>
+            <w:tcW w:type="dxa" w:w="1994"/>
+          </w:tcPr>
+          <w:p>
+            <w:r>
+              <w:rPr>
+                <w:rFonts w:ascii="Times New Roman" w:hAnsi="Times New Roman" w:eastAsia="宋体"/>
+                <w:sz w:val="17"/>
+              </w:rPr>
+              <w:t>A3 排课</w:t>
+            </w:r>
+          </w:p>
+        </w:tc>
+        <w:tc>
+          <w:tcPr>
+            <w:tcW w:type="dxa" w:w="1994"/>
+          </w:tcPr>
+          <w:p>
+            <w:r>
+              <w:rPr>
+                <w:rFonts w:ascii="Times New Roman" w:hAnsi="Times New Roman" w:eastAsia="宋体"/>
+                <w:sz w:val="17"/>
+              </w:rPr>
+              <w:t>排课由谁执行属权责划分，来源为《人机分工清单》</w:t>
+            </w:r>
+          </w:p>
+        </w:tc>
+        <w:tc>
+          <w:tcPr>
+            <w:tcW w:type="dxa" w:w="1994"/>
+          </w:tcPr>
+          <w:p>
+            <w:r>
+              <w:rPr>
+                <w:rFonts w:ascii="Times New Roman" w:hAnsi="Times New Roman" w:eastAsia="宋体"/>
+                <w:sz w:val="17"/>
+              </w:rPr>
+            </w:r>
+          </w:p>
+        </w:tc>
+        <w:tc>
+          <w:tcPr>
+            <w:tcW w:type="dxa" w:w="1994"/>
+          </w:tcPr>
+          <w:p>
+            <w:r>
+              <w:rPr>
+                <w:rFonts w:ascii="Times New Roman" w:hAnsi="Times New Roman" w:eastAsia="宋体"/>
+                <w:sz w:val="17"/>
+              </w:rPr>
+            </w:r>
+          </w:p>
+        </w:tc>
+      </w:tr>
+      <w:tr>
+        <w:tc>
+          <w:tcPr>
+            <w:tcW w:type="dxa" w:w="1994"/>
+          </w:tcPr>
+          <w:p>
+            <w:r>
+              <w:rPr>
+                <w:rFonts w:ascii="Times New Roman" w:hAnsi="Times New Roman" w:eastAsia="宋体"/>
+                <w:sz w:val="17"/>
+              </w:rPr>
+              <w:t>REQ-B3-004~006</w:t>
+            </w:r>
+          </w:p>
+        </w:tc>
+        <w:tc>
+          <w:tcPr>
+            <w:tcW w:type="dxa" w:w="1994"/>
+          </w:tcPr>
+          <w:p>
+            <w:r>
+              <w:rPr>
+                <w:rFonts w:ascii="Times New Roman" w:hAnsi="Times New Roman" w:eastAsia="宋体"/>
+                <w:sz w:val="17"/>
+              </w:rPr>
+              <w:t>A3 / A5 / A13 教练协同</w:t>
+            </w:r>
+          </w:p>
+        </w:tc>
+        <w:tc>
+          <w:tcPr>
+            <w:tcW w:type="dxa" w:w="1994"/>
+          </w:tcPr>
+          <w:p>
+            <w:r>
+              <w:rPr>
+                <w:rFonts w:ascii="Times New Roman" w:hAnsi="Times New Roman" w:eastAsia="宋体"/>
+                <w:sz w:val="17"/>
+              </w:rPr>
+              <w:t>来源为业务角色"私教"及其承担的上课与核销职责</w:t>
+            </w:r>
+          </w:p>
+        </w:tc>
+        <w:tc>
+          <w:tcPr>
+            <w:tcW w:type="dxa" w:w="1994"/>
+          </w:tcPr>
+          <w:p>
+            <w:r>
+              <w:rPr>
+                <w:rFonts w:ascii="Times New Roman" w:hAnsi="Times New Roman" w:eastAsia="宋体"/>
+                <w:sz w:val="17"/>
+              </w:rPr>
+            </w:r>
+          </w:p>
+        </w:tc>
+        <w:tc>
+          <w:tcPr>
+            <w:tcW w:type="dxa" w:w="1994"/>
+          </w:tcPr>
+          <w:p>
+            <w:r>
+              <w:rPr>
+                <w:rFonts w:ascii="Times New Roman" w:hAnsi="Times New Roman" w:eastAsia="宋体"/>
+                <w:sz w:val="17"/>
+              </w:rPr>
+            </w:r>
+          </w:p>
+        </w:tc>
+      </w:tr>
+      <w:tr>
+        <w:tc>
+          <w:tcPr>
+            <w:tcW w:type="dxa" w:w="1994"/>
+          </w:tcPr>
+          <w:p>
+            <w:r>
+              <w:rPr>
+                <w:rFonts w:ascii="Times New Roman" w:hAnsi="Times New Roman" w:eastAsia="宋体"/>
+                <w:sz w:val="17"/>
+              </w:rPr>
+              <w:t>REQ-B4-006</w:t>
+            </w:r>
+          </w:p>
+        </w:tc>
+        <w:tc>
+          <w:tcPr>
+            <w:tcW w:type="dxa" w:w="1994"/>
+          </w:tcPr>
+          <w:p>
+            <w:r>
+              <w:rPr>
+                <w:rFonts w:ascii="Times New Roman" w:hAnsi="Times New Roman" w:eastAsia="宋体"/>
+                <w:sz w:val="17"/>
+              </w:rPr>
+              <w:t>A4 约课</w:t>
+            </w:r>
+          </w:p>
+        </w:tc>
+        <w:tc>
+          <w:tcPr>
+            <w:tcW w:type="dxa" w:w="1994"/>
+          </w:tcPr>
+          <w:p>
+            <w:r>
+              <w:rPr>
+                <w:rFonts w:ascii="Times New Roman" w:hAnsi="Times New Roman" w:eastAsia="宋体"/>
+                <w:sz w:val="17"/>
+              </w:rPr>
+              <w:t>会员自主选课/退课是约课活动的正反两面</w:t>
+            </w:r>
+          </w:p>
+        </w:tc>
+        <w:tc>
+          <w:tcPr>
+            <w:tcW w:type="dxa" w:w="1994"/>
+          </w:tcPr>
+          <w:p>
+            <w:r>
+              <w:rPr>
+                <w:rFonts w:ascii="Times New Roman" w:hAnsi="Times New Roman" w:eastAsia="宋体"/>
+                <w:sz w:val="17"/>
+              </w:rPr>
+            </w:r>
+          </w:p>
+        </w:tc>
+        <w:tc>
+          <w:tcPr>
+            <w:tcW w:type="dxa" w:w="1994"/>
+          </w:tcPr>
+          <w:p>
+            <w:r>
+              <w:rPr>
+                <w:rFonts w:ascii="Times New Roman" w:hAnsi="Times New Roman" w:eastAsia="宋体"/>
+                <w:sz w:val="17"/>
+              </w:rPr>
+            </w:r>
+          </w:p>
+        </w:tc>
+      </w:tr>
+      <w:tr>
+        <w:tc>
+          <w:tcPr>
+            <w:tcW w:type="dxa" w:w="1994"/>
+          </w:tcPr>
+          <w:p>
+            <w:r>
+              <w:rPr>
+                <w:rFonts w:ascii="Times New Roman" w:hAnsi="Times New Roman" w:eastAsia="宋体"/>
+                <w:sz w:val="17"/>
+              </w:rPr>
+              <w:t>REQ-B4-007</w:t>
+            </w:r>
+          </w:p>
+        </w:tc>
+        <w:tc>
+          <w:tcPr>
+            <w:tcW w:type="dxa" w:w="1994"/>
+          </w:tcPr>
+          <w:p>
+            <w:r>
+              <w:rPr>
+                <w:rFonts w:ascii="Times New Roman" w:hAnsi="Times New Roman" w:eastAsia="宋体"/>
+                <w:sz w:val="17"/>
+              </w:rPr>
+              <w:t>A5 签到</w:t>
+            </w:r>
+          </w:p>
+        </w:tc>
+        <w:tc>
+          <w:tcPr>
+            <w:tcW w:type="dxa" w:w="1994"/>
+          </w:tcPr>
+          <w:p>
+            <w:r>
+              <w:rPr>
+                <w:rFonts w:ascii="Times New Roman" w:hAnsi="Times New Roman" w:eastAsia="宋体"/>
+                <w:sz w:val="17"/>
+              </w:rPr>
+              <w:t>来源为"扫码签到需可核验凭据"的业务诉求</w:t>
+            </w:r>
+          </w:p>
+        </w:tc>
+        <w:tc>
+          <w:tcPr>
+            <w:tcW w:type="dxa" w:w="1994"/>
+          </w:tcPr>
+          <w:p>
+            <w:r>
+              <w:rPr>
+                <w:rFonts w:ascii="Times New Roman" w:hAnsi="Times New Roman" w:eastAsia="宋体"/>
+                <w:sz w:val="17"/>
+              </w:rPr>
+            </w:r>
+          </w:p>
+        </w:tc>
+        <w:tc>
+          <w:tcPr>
+            <w:tcW w:type="dxa" w:w="1994"/>
+          </w:tcPr>
+          <w:p>
+            <w:r>
+              <w:rPr>
+                <w:rFonts w:ascii="Times New Roman" w:hAnsi="Times New Roman" w:eastAsia="宋体"/>
+                <w:sz w:val="17"/>
+              </w:rPr>
+            </w:r>
+          </w:p>
+        </w:tc>
+      </w:tr>
+      <w:tr>
+        <w:tc>
+          <w:tcPr>
+            <w:tcW w:type="dxa" w:w="1994"/>
+          </w:tcPr>
+          <w:p>
+            <w:r>
+              <w:rPr>
+                <w:rFonts w:ascii="Times New Roman" w:hAnsi="Times New Roman" w:eastAsia="宋体"/>
+                <w:sz w:val="17"/>
+              </w:rPr>
+              <w:t>REQ-B4-008</w:t>
+            </w:r>
+          </w:p>
+        </w:tc>
+        <w:tc>
+          <w:tcPr>
+            <w:tcW w:type="dxa" w:w="1994"/>
+          </w:tcPr>
+          <w:p>
+            <w:r>
+              <w:rPr>
+                <w:rFonts w:ascii="Times New Roman" w:hAnsi="Times New Roman" w:eastAsia="宋体"/>
+                <w:sz w:val="17"/>
+              </w:rPr>
+              <w:t>A3 / A5</w:t>
+            </w:r>
+          </w:p>
+        </w:tc>
+        <w:tc>
+          <w:tcPr>
+            <w:tcW w:type="dxa" w:w="1994"/>
+          </w:tcPr>
+          <w:p>
+            <w:r>
+              <w:rPr>
+                <w:rFonts w:ascii="Times New Roman" w:hAnsi="Times New Roman" w:eastAsia="宋体"/>
+                <w:sz w:val="17"/>
+              </w:rPr>
+              <w:t>满员课程的到场核对需要可查的报名名单</w:t>
+            </w:r>
+          </w:p>
+        </w:tc>
+        <w:tc>
+          <w:tcPr>
+            <w:tcW w:type="dxa" w:w="1994"/>
+          </w:tcPr>
+          <w:p>
+            <w:r>
+              <w:rPr>
+                <w:rFonts w:ascii="Times New Roman" w:hAnsi="Times New Roman" w:eastAsia="宋体"/>
+                <w:sz w:val="17"/>
+              </w:rPr>
+            </w:r>
+          </w:p>
+        </w:tc>
+        <w:tc>
+          <w:tcPr>
+            <w:tcW w:type="dxa" w:w="1994"/>
+          </w:tcPr>
+          <w:p>
+            <w:r>
+              <w:rPr>
+                <w:rFonts w:ascii="Times New Roman" w:hAnsi="Times New Roman" w:eastAsia="宋体"/>
+                <w:sz w:val="17"/>
+              </w:rPr>
+            </w:r>
+          </w:p>
+        </w:tc>
+      </w:tr>
+      <w:tr>
+        <w:tc>
+          <w:tcPr>
+            <w:tcW w:type="dxa" w:w="1994"/>
+          </w:tcPr>
+          <w:p>
+            <w:r>
+              <w:rPr>
+                <w:rFonts w:ascii="Times New Roman" w:hAnsi="Times New Roman" w:eastAsia="宋体"/>
+                <w:sz w:val="17"/>
+              </w:rPr>
+              <w:t>REQ-B6-002~006</w:t>
+            </w:r>
+          </w:p>
+        </w:tc>
+        <w:tc>
+          <w:tcPr>
+            <w:tcW w:type="dxa" w:w="1994"/>
+          </w:tcPr>
+          <w:p>
+            <w:r>
+              <w:rPr>
+                <w:rFonts w:ascii="Times New Roman" w:hAnsi="Times New Roman" w:eastAsia="宋体"/>
+                <w:sz w:val="17"/>
+              </w:rPr>
+              <w:t>A12 场地预约</w:t>
+            </w:r>
+          </w:p>
+        </w:tc>
+        <w:tc>
+          <w:tcPr>
+            <w:tcW w:type="dxa" w:w="1994"/>
+          </w:tcPr>
+          <w:p>
+            <w:r>
+              <w:rPr>
+                <w:rFonts w:ascii="Times New Roman" w:hAnsi="Times New Roman" w:eastAsia="宋体"/>
+                <w:sz w:val="17"/>
+              </w:rPr>
+              <w:t>来源为业务对象"场地"与资源占用冲突</w:t>
+            </w:r>
+          </w:p>
+        </w:tc>
+        <w:tc>
+          <w:tcPr>
+            <w:tcW w:type="dxa" w:w="1994"/>
+          </w:tcPr>
+          <w:p>
+            <w:r>
+              <w:rPr>
+                <w:rFonts w:ascii="Times New Roman" w:hAnsi="Times New Roman" w:eastAsia="宋体"/>
+                <w:sz w:val="17"/>
+              </w:rPr>
+            </w:r>
+          </w:p>
+        </w:tc>
+        <w:tc>
+          <w:tcPr>
+            <w:tcW w:type="dxa" w:w="1994"/>
+          </w:tcPr>
+          <w:p>
+            <w:r>
+              <w:rPr>
+                <w:rFonts w:ascii="Times New Roman" w:hAnsi="Times New Roman" w:eastAsia="宋体"/>
+                <w:sz w:val="17"/>
+              </w:rPr>
+            </w:r>
+          </w:p>
+        </w:tc>
+      </w:tr>
+      <w:tr>
+        <w:tc>
+          <w:tcPr>
+            <w:tcW w:type="dxa" w:w="1994"/>
+          </w:tcPr>
+          <w:p>
+            <w:r>
+              <w:rPr>
+                <w:rFonts w:ascii="Times New Roman" w:hAnsi="Times New Roman" w:eastAsia="宋体"/>
+                <w:sz w:val="17"/>
+              </w:rPr>
+              <w:t>REQ-M0-004</w:t>
+            </w:r>
+          </w:p>
+        </w:tc>
+        <w:tc>
+          <w:tcPr>
+            <w:tcW w:type="dxa" w:w="1994"/>
+          </w:tcPr>
+          <w:p>
+            <w:r>
+              <w:rPr>
+                <w:rFonts w:ascii="Times New Roman" w:hAnsi="Times New Roman" w:eastAsia="宋体"/>
+                <w:sz w:val="17"/>
+              </w:rPr>
+              <w:t>多角色并存</w:t>
+            </w:r>
+          </w:p>
+        </w:tc>
+        <w:tc>
+          <w:tcPr>
+            <w:tcW w:type="dxa" w:w="1994"/>
+          </w:tcPr>
+          <w:p>
+            <w:r>
+              <w:rPr>
+                <w:rFonts w:ascii="Times New Roman" w:hAnsi="Times New Roman" w:eastAsia="宋体"/>
+                <w:sz w:val="17"/>
+              </w:rPr>
+              <w:t>会员/教练/店长/管理员共存，入口需先明确身份</w:t>
+            </w:r>
+          </w:p>
+        </w:tc>
+        <w:tc>
+          <w:tcPr>
+            <w:tcW w:type="dxa" w:w="1994"/>
+          </w:tcPr>
+          <w:p>
+            <w:r>
+              <w:rPr>
+                <w:rFonts w:ascii="Times New Roman" w:hAnsi="Times New Roman" w:eastAsia="宋体"/>
+                <w:sz w:val="17"/>
+              </w:rPr>
+            </w:r>
+          </w:p>
+        </w:tc>
+        <w:tc>
+          <w:tcPr>
+            <w:tcW w:type="dxa" w:w="1994"/>
+          </w:tcPr>
+          <w:p>
+            <w:r>
+              <w:rPr>
+                <w:rFonts w:ascii="Times New Roman" w:hAnsi="Times New Roman" w:eastAsia="宋体"/>
+                <w:sz w:val="17"/>
+              </w:rPr>
+            </w:r>
+          </w:p>
+        </w:tc>
+      </w:tr>
+      <w:tr>
+        <w:tc>
+          <w:tcPr>
+            <w:tcW w:type="dxa" w:w="1994"/>
+          </w:tcPr>
+          <w:p>
+            <w:r>
+              <w:rPr>
+                <w:rFonts w:ascii="Times New Roman" w:hAnsi="Times New Roman" w:eastAsia="宋体"/>
+                <w:sz w:val="17"/>
+              </w:rPr>
+              <w:t>REQ-M0-005</w:t>
+            </w:r>
+          </w:p>
+        </w:tc>
+        <w:tc>
+          <w:tcPr>
+            <w:tcW w:type="dxa" w:w="1994"/>
+          </w:tcPr>
+          <w:p>
+            <w:r>
+              <w:rPr>
+                <w:rFonts w:ascii="Times New Roman" w:hAnsi="Times New Roman" w:eastAsia="宋体"/>
+                <w:sz w:val="17"/>
+              </w:rPr>
+              <w:t>信息密度控制</w:t>
+            </w:r>
+          </w:p>
+        </w:tc>
+        <w:tc>
+          <w:tcPr>
+            <w:tcW w:type="dxa" w:w="1994"/>
+          </w:tcPr>
+          <w:p>
+            <w:r>
+              <w:rPr>
+                <w:rFonts w:ascii="Times New Roman" w:hAnsi="Times New Roman" w:eastAsia="宋体"/>
+                <w:sz w:val="17"/>
+              </w:rPr>
+              <w:t>来源为《非功能需求初步说明》可用性要求</w:t>
+            </w:r>
+          </w:p>
+        </w:tc>
+        <w:tc>
+          <w:tcPr>
+            <w:tcW w:type="dxa" w:w="1994"/>
+          </w:tcPr>
+          <w:p>
+            <w:r>
+              <w:rPr>
+                <w:rFonts w:ascii="Times New Roman" w:hAnsi="Times New Roman" w:eastAsia="宋体"/>
+                <w:sz w:val="17"/>
+              </w:rPr>
+            </w:r>
+          </w:p>
+        </w:tc>
+        <w:tc>
+          <w:tcPr>
+            <w:tcW w:type="dxa" w:w="1994"/>
+          </w:tcPr>
+          <w:p>
+            <w:r>
+              <w:rPr>
+                <w:rFonts w:ascii="Times New Roman" w:hAnsi="Times New Roman" w:eastAsia="宋体"/>
+                <w:sz w:val="17"/>
               </w:rPr>
             </w:r>
           </w:p>
@@ -2372,7 +3582,7 @@
     </w:p>
     <w:sectPr>
       <w:pgSz w:w="12240" w:h="15840"/>
-      <w:pgMar w:top="1440" w:right="1797" w:bottom="1440" w:left="1797" w:header="720" w:footer="720" w:gutter="0"/>
+      <w:pgMar w:top="1134" w:right="1134" w:bottom="1134" w:left="1134" w:header="720" w:footer="720" w:gutter="0"/>
       <w:cols w:space="720"/>
       <w:docGrid w:linePitch="360"/>
     </w:sectPr>
@@ -2744,12 +3954,12 @@
     <w:qFormat/>
     <w:rsid w:val="00FC693F"/>
     <w:pPr>
-      <w:spacing w:line="360" w:lineRule="auto"/>
+      <w:spacing w:line="324" w:lineRule="auto"/>
     </w:pPr>
     <w:rPr>
       <w:rFonts w:ascii="Times New Roman" w:hAnsi="Times New Roman" w:eastAsia="宋体"/>
       <w:b w:val="0"/>
-      <w:sz w:val="24"/>
+      <w:sz w:val="21"/>
     </w:rPr>
   </w:style>
   <w:style w:type="paragraph" w:styleId="Header">
@@ -2815,7 +4025,7 @@
       <w:b/>
       <w:bCs/>
       <w:color w:val="365F91" w:themeColor="accent1" w:themeShade="BF"/>
-      <w:sz w:val="32"/>
+      <w:sz w:val="30"/>
       <w:szCs w:val="28"/>
     </w:rPr>
   </w:style>
@@ -2839,7 +4049,7 @@
       <w:b/>
       <w:bCs/>
       <w:color w:val="4F81BD" w:themeColor="accent1"/>
-      <w:sz w:val="28"/>
+      <w:sz w:val="26"/>
       <w:szCs w:val="26"/>
     </w:rPr>
   </w:style>

--- a/04-目标系统需求分析/业务—系统需求追溯矩阵.docx
+++ b/04-目标系统需求分析/业务—系统需求追溯矩阵.docx
@@ -1531,49 +1531,49 @@
                 <w:rFonts w:ascii="Times New Roman" w:hAnsi="Times New Roman" w:eastAsia="宋体"/>
                 <w:sz w:val="17"/>
               </w:rPr>
-              <w:t>交互与列表体验</w:t>
-            </w:r>
-          </w:p>
-        </w:tc>
-        <w:tc>
-          <w:tcPr>
-            <w:tcW w:type="dxa" w:w="1994"/>
-          </w:tcPr>
-          <w:p>
-            <w:r>
-              <w:rPr>
-                <w:rFonts w:ascii="Times New Roman" w:hAnsi="Times New Roman" w:eastAsia="宋体"/>
-                <w:sz w:val="17"/>
-              </w:rPr>
-              <w:t>REQ-M0-004、REQ-M0-005</w:t>
-            </w:r>
-          </w:p>
-        </w:tc>
-        <w:tc>
-          <w:tcPr>
-            <w:tcW w:type="dxa" w:w="1994"/>
-          </w:tcPr>
-          <w:p>
-            <w:r>
-              <w:rPr>
-                <w:rFonts w:ascii="Times New Roman" w:hAnsi="Times New Roman" w:eastAsia="宋体"/>
-                <w:sz w:val="17"/>
-              </w:rPr>
-              <w:t>M0</w:t>
-            </w:r>
-          </w:p>
-        </w:tc>
-        <w:tc>
-          <w:tcPr>
-            <w:tcW w:type="dxa" w:w="1994"/>
-          </w:tcPr>
-          <w:p>
-            <w:r>
-              <w:rPr>
-                <w:rFonts w:ascii="Times New Roman" w:hAnsi="Times New Roman" w:eastAsia="宋体"/>
-                <w:sz w:val="17"/>
-              </w:rPr>
-              <w:t>全切片</w:t>
+              <w:t>A14 周课表（课程）</w:t>
+            </w:r>
+          </w:p>
+        </w:tc>
+        <w:tc>
+          <w:tcPr>
+            <w:tcW w:type="dxa" w:w="1994"/>
+          </w:tcPr>
+          <w:p>
+            <w:r>
+              <w:rPr>
+                <w:rFonts w:ascii="Times New Roman" w:hAnsi="Times New Roman" w:eastAsia="宋体"/>
+                <w:sz w:val="17"/>
+              </w:rPr>
+              <w:t>REQ-B3-007、REQ-B3-008</w:t>
+            </w:r>
+          </w:p>
+        </w:tc>
+        <w:tc>
+          <w:tcPr>
+            <w:tcW w:type="dxa" w:w="1994"/>
+          </w:tcPr>
+          <w:p>
+            <w:r>
+              <w:rPr>
+                <w:rFonts w:ascii="Times New Roman" w:hAnsi="Times New Roman" w:eastAsia="宋体"/>
+                <w:sz w:val="17"/>
+              </w:rPr>
+              <w:t>M3</w:t>
+            </w:r>
+          </w:p>
+        </w:tc>
+        <w:tc>
+          <w:tcPr>
+            <w:tcW w:type="dxa" w:w="1994"/>
+          </w:tcPr>
+          <w:p>
+            <w:r>
+              <w:rPr>
+                <w:rFonts w:ascii="Times New Roman" w:hAnsi="Times New Roman" w:eastAsia="宋体"/>
+                <w:sz w:val="17"/>
+              </w:rPr>
+              <w:t>S7</w:t>
             </w:r>
           </w:p>
         </w:tc>
@@ -1603,61 +1603,63 @@
                 <w:rFonts w:ascii="Times New Roman" w:hAnsi="Times New Roman" w:eastAsia="宋体"/>
                 <w:sz w:val="17"/>
               </w:rPr>
-              <w:t>业务规则</w:t>
-            </w:r>
-          </w:p>
-        </w:tc>
-        <w:tc>
-          <w:tcPr>
-            <w:tcW w:type="dxa" w:w="1994"/>
-          </w:tcPr>
-          <w:p>
-            <w:r>
-              <w:rPr>
-                <w:rFonts w:ascii="Times New Roman" w:hAnsi="Times New Roman" w:eastAsia="宋体"/>
-                <w:sz w:val="17"/>
-              </w:rPr>
-              <w:t>系统需求编号</w:t>
-            </w:r>
-          </w:p>
-        </w:tc>
-        <w:tc>
-          <w:tcPr>
-            <w:tcW w:type="dxa" w:w="1994"/>
-          </w:tcPr>
-          <w:p>
-            <w:r>
-              <w:rPr>
-                <w:rFonts w:ascii="Times New Roman" w:hAnsi="Times New Roman" w:eastAsia="宋体"/>
-                <w:sz w:val="17"/>
-              </w:rPr>
-              <w:t>所属切片</w:t>
-            </w:r>
-          </w:p>
-        </w:tc>
-        <w:tc>
-          <w:tcPr>
-            <w:tcW w:type="dxa" w:w="1994"/>
-          </w:tcPr>
-          <w:p>
-            <w:r>
-              <w:rPr>
-                <w:rFonts w:ascii="Times New Roman" w:hAnsi="Times New Roman" w:eastAsia="宋体"/>
-                <w:sz w:val="17"/>
-              </w:rPr>
-            </w:r>
-          </w:p>
-        </w:tc>
-        <w:tc>
-          <w:tcPr>
-            <w:tcW w:type="dxa" w:w="1994"/>
-          </w:tcPr>
-          <w:p>
-            <w:r>
-              <w:rPr>
-                <w:rFonts w:ascii="Times New Roman" w:hAnsi="Times New Roman" w:eastAsia="宋体"/>
-                <w:sz w:val="17"/>
-              </w:rPr>
+              <w:t>A15 场馆占用课表</w:t>
+            </w:r>
+          </w:p>
+        </w:tc>
+        <w:tc>
+          <w:tcPr>
+            <w:tcW w:type="dxa" w:w="1994"/>
+          </w:tcPr>
+          <w:p>
+            <w:r>
+              <w:rPr>
+                <w:rFonts w:ascii="Times New Roman" w:hAnsi="Times New Roman" w:eastAsia="宋体"/>
+                <w:sz w:val="17"/>
+              </w:rPr>
+              <w:t>REQ-B6-007</w:t>
+            </w:r>
+          </w:p>
+        </w:tc>
+        <w:tc>
+          <w:tcPr>
+            <w:tcW w:type="dxa" w:w="1994"/>
+          </w:tcPr>
+          <w:p>
+            <w:r>
+              <w:rPr>
+                <w:rFonts w:ascii="Times New Roman" w:hAnsi="Times New Roman" w:eastAsia="宋体"/>
+                <w:sz w:val="17"/>
+              </w:rPr>
+              <w:t>M6</w:t>
+            </w:r>
+          </w:p>
+        </w:tc>
+        <w:tc>
+          <w:tcPr>
+            <w:tcW w:type="dxa" w:w="1994"/>
+          </w:tcPr>
+          <w:p>
+            <w:r>
+              <w:rPr>
+                <w:rFonts w:ascii="Times New Roman" w:hAnsi="Times New Roman" w:eastAsia="宋体"/>
+                <w:sz w:val="17"/>
+              </w:rPr>
+              <w:t>S7</w:t>
+            </w:r>
+          </w:p>
+        </w:tc>
+        <w:tc>
+          <w:tcPr>
+            <w:tcW w:type="dxa" w:w="1994"/>
+          </w:tcPr>
+          <w:p>
+            <w:r>
+              <w:rPr>
+                <w:rFonts w:ascii="Times New Roman" w:hAnsi="Times New Roman" w:eastAsia="宋体"/>
+                <w:sz w:val="17"/>
+              </w:rPr>
+              <w:t>Must</w:t>
             </w:r>
           </w:p>
         </w:tc>
@@ -1673,61 +1675,63 @@
                 <w:rFonts w:ascii="Times New Roman" w:hAnsi="Times New Roman" w:eastAsia="宋体"/>
                 <w:sz w:val="17"/>
               </w:rPr>
-              <w:t>R1 会籍有效期</w:t>
-            </w:r>
-          </w:p>
-        </w:tc>
-        <w:tc>
-          <w:tcPr>
-            <w:tcW w:type="dxa" w:w="1994"/>
-          </w:tcPr>
-          <w:p>
-            <w:r>
-              <w:rPr>
-                <w:rFonts w:ascii="Times New Roman" w:hAnsi="Times New Roman" w:eastAsia="宋体"/>
-                <w:sz w:val="17"/>
-              </w:rPr>
-              <w:t>REQ-B4-001、REQ-B1-005</w:t>
-            </w:r>
-          </w:p>
-        </w:tc>
-        <w:tc>
-          <w:tcPr>
-            <w:tcW w:type="dxa" w:w="1994"/>
-          </w:tcPr>
-          <w:p>
-            <w:r>
-              <w:rPr>
-                <w:rFonts w:ascii="Times New Roman" w:hAnsi="Times New Roman" w:eastAsia="宋体"/>
-                <w:sz w:val="17"/>
-              </w:rPr>
-              <w:t>S1</w:t>
-            </w:r>
-          </w:p>
-        </w:tc>
-        <w:tc>
-          <w:tcPr>
-            <w:tcW w:type="dxa" w:w="1994"/>
-          </w:tcPr>
-          <w:p>
-            <w:r>
-              <w:rPr>
-                <w:rFonts w:ascii="Times New Roman" w:hAnsi="Times New Roman" w:eastAsia="宋体"/>
-                <w:sz w:val="17"/>
-              </w:rPr>
-            </w:r>
-          </w:p>
-        </w:tc>
-        <w:tc>
-          <w:tcPr>
-            <w:tcW w:type="dxa" w:w="1994"/>
-          </w:tcPr>
-          <w:p>
-            <w:r>
-              <w:rPr>
-                <w:rFonts w:ascii="Times New Roman" w:hAnsi="Times New Roman" w:eastAsia="宋体"/>
-                <w:sz w:val="17"/>
-              </w:rPr>
+              <w:t>A16 账号治理（超管）</w:t>
+            </w:r>
+          </w:p>
+        </w:tc>
+        <w:tc>
+          <w:tcPr>
+            <w:tcW w:type="dxa" w:w="1994"/>
+          </w:tcPr>
+          <w:p>
+            <w:r>
+              <w:rPr>
+                <w:rFonts w:ascii="Times New Roman" w:hAnsi="Times New Roman" w:eastAsia="宋体"/>
+                <w:sz w:val="17"/>
+              </w:rPr>
+              <w:t>REQ-M0-006、REQ-M0-007、REQ-M0-008、REQ-M0-009</w:t>
+            </w:r>
+          </w:p>
+        </w:tc>
+        <w:tc>
+          <w:tcPr>
+            <w:tcW w:type="dxa" w:w="1994"/>
+          </w:tcPr>
+          <w:p>
+            <w:r>
+              <w:rPr>
+                <w:rFonts w:ascii="Times New Roman" w:hAnsi="Times New Roman" w:eastAsia="宋体"/>
+                <w:sz w:val="17"/>
+              </w:rPr>
+              <w:t>M0</w:t>
+            </w:r>
+          </w:p>
+        </w:tc>
+        <w:tc>
+          <w:tcPr>
+            <w:tcW w:type="dxa" w:w="1994"/>
+          </w:tcPr>
+          <w:p>
+            <w:r>
+              <w:rPr>
+                <w:rFonts w:ascii="Times New Roman" w:hAnsi="Times New Roman" w:eastAsia="宋体"/>
+                <w:sz w:val="17"/>
+              </w:rPr>
+              <w:t>S7</w:t>
+            </w:r>
+          </w:p>
+        </w:tc>
+        <w:tc>
+          <w:tcPr>
+            <w:tcW w:type="dxa" w:w="1994"/>
+          </w:tcPr>
+          <w:p>
+            <w:r>
+              <w:rPr>
+                <w:rFonts w:ascii="Times New Roman" w:hAnsi="Times New Roman" w:eastAsia="宋体"/>
+                <w:sz w:val="17"/>
+              </w:rPr>
+              <w:t>Must</w:t>
             </w:r>
           </w:p>
         </w:tc>
@@ -1743,61 +1747,63 @@
                 <w:rFonts w:ascii="Times New Roman" w:hAnsi="Times New Roman" w:eastAsia="宋体"/>
                 <w:sz w:val="17"/>
               </w:rPr>
-              <w:t>R2 请假冻结</w:t>
-            </w:r>
-          </w:p>
-        </w:tc>
-        <w:tc>
-          <w:tcPr>
-            <w:tcW w:type="dxa" w:w="1994"/>
-          </w:tcPr>
-          <w:p>
-            <w:r>
-              <w:rPr>
-                <w:rFonts w:ascii="Times New Roman" w:hAnsi="Times New Roman" w:eastAsia="宋体"/>
-                <w:sz w:val="17"/>
-              </w:rPr>
-              <w:t>REQ-B1-003</w:t>
-            </w:r>
-          </w:p>
-        </w:tc>
-        <w:tc>
-          <w:tcPr>
-            <w:tcW w:type="dxa" w:w="1994"/>
-          </w:tcPr>
-          <w:p>
-            <w:r>
-              <w:rPr>
-                <w:rFonts w:ascii="Times New Roman" w:hAnsi="Times New Roman" w:eastAsia="宋体"/>
-                <w:sz w:val="17"/>
-              </w:rPr>
-              <w:t>S1</w:t>
-            </w:r>
-          </w:p>
-        </w:tc>
-        <w:tc>
-          <w:tcPr>
-            <w:tcW w:type="dxa" w:w="1994"/>
-          </w:tcPr>
-          <w:p>
-            <w:r>
-              <w:rPr>
-                <w:rFonts w:ascii="Times New Roman" w:hAnsi="Times New Roman" w:eastAsia="宋体"/>
-                <w:sz w:val="17"/>
-              </w:rPr>
-            </w:r>
-          </w:p>
-        </w:tc>
-        <w:tc>
-          <w:tcPr>
-            <w:tcW w:type="dxa" w:w="1994"/>
-          </w:tcPr>
-          <w:p>
-            <w:r>
-              <w:rPr>
-                <w:rFonts w:ascii="Times New Roman" w:hAnsi="Times New Roman" w:eastAsia="宋体"/>
-                <w:sz w:val="17"/>
-              </w:rPr>
+              <w:t>课表式管理视图</w:t>
+            </w:r>
+          </w:p>
+        </w:tc>
+        <w:tc>
+          <w:tcPr>
+            <w:tcW w:type="dxa" w:w="1994"/>
+          </w:tcPr>
+          <w:p>
+            <w:r>
+              <w:rPr>
+                <w:rFonts w:ascii="Times New Roman" w:hAnsi="Times New Roman" w:eastAsia="宋体"/>
+                <w:sz w:val="17"/>
+              </w:rPr>
+              <w:t>REQ-M0-010</w:t>
+            </w:r>
+          </w:p>
+        </w:tc>
+        <w:tc>
+          <w:tcPr>
+            <w:tcW w:type="dxa" w:w="1994"/>
+          </w:tcPr>
+          <w:p>
+            <w:r>
+              <w:rPr>
+                <w:rFonts w:ascii="Times New Roman" w:hAnsi="Times New Roman" w:eastAsia="宋体"/>
+                <w:sz w:val="17"/>
+              </w:rPr>
+              <w:t>M0/M3/M6</w:t>
+            </w:r>
+          </w:p>
+        </w:tc>
+        <w:tc>
+          <w:tcPr>
+            <w:tcW w:type="dxa" w:w="1994"/>
+          </w:tcPr>
+          <w:p>
+            <w:r>
+              <w:rPr>
+                <w:rFonts w:ascii="Times New Roman" w:hAnsi="Times New Roman" w:eastAsia="宋体"/>
+                <w:sz w:val="17"/>
+              </w:rPr>
+              <w:t>S7</w:t>
+            </w:r>
+          </w:p>
+        </w:tc>
+        <w:tc>
+          <w:tcPr>
+            <w:tcW w:type="dxa" w:w="1994"/>
+          </w:tcPr>
+          <w:p>
+            <w:r>
+              <w:rPr>
+                <w:rFonts w:ascii="Times New Roman" w:hAnsi="Times New Roman" w:eastAsia="宋体"/>
+                <w:sz w:val="17"/>
+              </w:rPr>
+              <w:t>Must</w:t>
             </w:r>
           </w:p>
         </w:tc>
@@ -1813,61 +1819,63 @@
                 <w:rFonts w:ascii="Times New Roman" w:hAnsi="Times New Roman" w:eastAsia="宋体"/>
                 <w:sz w:val="17"/>
               </w:rPr>
-              <w:t>R3 约课上限与冲突</w:t>
-            </w:r>
-          </w:p>
-        </w:tc>
-        <w:tc>
-          <w:tcPr>
-            <w:tcW w:type="dxa" w:w="1994"/>
-          </w:tcPr>
-          <w:p>
-            <w:r>
-              <w:rPr>
-                <w:rFonts w:ascii="Times New Roman" w:hAnsi="Times New Roman" w:eastAsia="宋体"/>
-                <w:sz w:val="17"/>
-              </w:rPr>
-              <w:t>REQ-B3-001、REQ-B4-001</w:t>
-            </w:r>
-          </w:p>
-        </w:tc>
-        <w:tc>
-          <w:tcPr>
-            <w:tcW w:type="dxa" w:w="1994"/>
-          </w:tcPr>
-          <w:p>
-            <w:r>
-              <w:rPr>
-                <w:rFonts w:ascii="Times New Roman" w:hAnsi="Times New Roman" w:eastAsia="宋体"/>
-                <w:sz w:val="17"/>
-              </w:rPr>
-              <w:t>S1</w:t>
-            </w:r>
-          </w:p>
-        </w:tc>
-        <w:tc>
-          <w:tcPr>
-            <w:tcW w:type="dxa" w:w="1994"/>
-          </w:tcPr>
-          <w:p>
-            <w:r>
-              <w:rPr>
-                <w:rFonts w:ascii="Times New Roman" w:hAnsi="Times New Roman" w:eastAsia="宋体"/>
-                <w:sz w:val="17"/>
-              </w:rPr>
-            </w:r>
-          </w:p>
-        </w:tc>
-        <w:tc>
-          <w:tcPr>
-            <w:tcW w:type="dxa" w:w="1994"/>
-          </w:tcPr>
-          <w:p>
-            <w:r>
-              <w:rPr>
-                <w:rFonts w:ascii="Times New Roman" w:hAnsi="Times New Roman" w:eastAsia="宋体"/>
-                <w:sz w:val="17"/>
-              </w:rPr>
+              <w:t>演示排课对齐本周</w:t>
+            </w:r>
+          </w:p>
+        </w:tc>
+        <w:tc>
+          <w:tcPr>
+            <w:tcW w:type="dxa" w:w="1994"/>
+          </w:tcPr>
+          <w:p>
+            <w:r>
+              <w:rPr>
+                <w:rFonts w:ascii="Times New Roman" w:hAnsi="Times New Roman" w:eastAsia="宋体"/>
+                <w:sz w:val="17"/>
+              </w:rPr>
+              <w:t>REQ-M0-011</w:t>
+            </w:r>
+          </w:p>
+        </w:tc>
+        <w:tc>
+          <w:tcPr>
+            <w:tcW w:type="dxa" w:w="1994"/>
+          </w:tcPr>
+          <w:p>
+            <w:r>
+              <w:rPr>
+                <w:rFonts w:ascii="Times New Roman" w:hAnsi="Times New Roman" w:eastAsia="宋体"/>
+                <w:sz w:val="17"/>
+              </w:rPr>
+              <w:t>M0</w:t>
+            </w:r>
+          </w:p>
+        </w:tc>
+        <w:tc>
+          <w:tcPr>
+            <w:tcW w:type="dxa" w:w="1994"/>
+          </w:tcPr>
+          <w:p>
+            <w:r>
+              <w:rPr>
+                <w:rFonts w:ascii="Times New Roman" w:hAnsi="Times New Roman" w:eastAsia="宋体"/>
+                <w:sz w:val="17"/>
+              </w:rPr>
+              <w:t>S7</w:t>
+            </w:r>
+          </w:p>
+        </w:tc>
+        <w:tc>
+          <w:tcPr>
+            <w:tcW w:type="dxa" w:w="1994"/>
+          </w:tcPr>
+          <w:p>
+            <w:r>
+              <w:rPr>
+                <w:rFonts w:ascii="Times New Roman" w:hAnsi="Times New Roman" w:eastAsia="宋体"/>
+                <w:sz w:val="17"/>
+              </w:rPr>
+              <w:t>Should</w:t>
             </w:r>
           </w:p>
         </w:tc>
@@ -1883,61 +1891,63 @@
                 <w:rFonts w:ascii="Times New Roman" w:hAnsi="Times New Roman" w:eastAsia="宋体"/>
                 <w:sz w:val="17"/>
               </w:rPr>
-              <w:t>R3 复用（场地时段冲突）</w:t>
-            </w:r>
-          </w:p>
-        </w:tc>
-        <w:tc>
-          <w:tcPr>
-            <w:tcW w:type="dxa" w:w="1994"/>
-          </w:tcPr>
-          <w:p>
-            <w:r>
-              <w:rPr>
-                <w:rFonts w:ascii="Times New Roman" w:hAnsi="Times New Roman" w:eastAsia="宋体"/>
-                <w:sz w:val="17"/>
-              </w:rPr>
-              <w:t>REQ-B6-004</w:t>
-            </w:r>
-          </w:p>
-        </w:tc>
-        <w:tc>
-          <w:tcPr>
-            <w:tcW w:type="dxa" w:w="1994"/>
-          </w:tcPr>
-          <w:p>
-            <w:r>
-              <w:rPr>
-                <w:rFonts w:ascii="Times New Roman" w:hAnsi="Times New Roman" w:eastAsia="宋体"/>
-                <w:sz w:val="17"/>
-              </w:rPr>
-              <w:t>S6</w:t>
-            </w:r>
-          </w:p>
-        </w:tc>
-        <w:tc>
-          <w:tcPr>
-            <w:tcW w:type="dxa" w:w="1994"/>
-          </w:tcPr>
-          <w:p>
-            <w:r>
-              <w:rPr>
-                <w:rFonts w:ascii="Times New Roman" w:hAnsi="Times New Roman" w:eastAsia="宋体"/>
-                <w:sz w:val="17"/>
-              </w:rPr>
-            </w:r>
-          </w:p>
-        </w:tc>
-        <w:tc>
-          <w:tcPr>
-            <w:tcW w:type="dxa" w:w="1994"/>
-          </w:tcPr>
-          <w:p>
-            <w:r>
-              <w:rPr>
-                <w:rFonts w:ascii="Times New Roman" w:hAnsi="Times New Roman" w:eastAsia="宋体"/>
-                <w:sz w:val="17"/>
-              </w:rPr>
+              <w:t>交互与列表体验</w:t>
+            </w:r>
+          </w:p>
+        </w:tc>
+        <w:tc>
+          <w:tcPr>
+            <w:tcW w:type="dxa" w:w="1994"/>
+          </w:tcPr>
+          <w:p>
+            <w:r>
+              <w:rPr>
+                <w:rFonts w:ascii="Times New Roman" w:hAnsi="Times New Roman" w:eastAsia="宋体"/>
+                <w:sz w:val="17"/>
+              </w:rPr>
+              <w:t>REQ-M0-004、REQ-M0-005</w:t>
+            </w:r>
+          </w:p>
+        </w:tc>
+        <w:tc>
+          <w:tcPr>
+            <w:tcW w:type="dxa" w:w="1994"/>
+          </w:tcPr>
+          <w:p>
+            <w:r>
+              <w:rPr>
+                <w:rFonts w:ascii="Times New Roman" w:hAnsi="Times New Roman" w:eastAsia="宋体"/>
+                <w:sz w:val="17"/>
+              </w:rPr>
+              <w:t>M0</w:t>
+            </w:r>
+          </w:p>
+        </w:tc>
+        <w:tc>
+          <w:tcPr>
+            <w:tcW w:type="dxa" w:w="1994"/>
+          </w:tcPr>
+          <w:p>
+            <w:r>
+              <w:rPr>
+                <w:rFonts w:ascii="Times New Roman" w:hAnsi="Times New Roman" w:eastAsia="宋体"/>
+                <w:sz w:val="17"/>
+              </w:rPr>
+              <w:t>全切片</w:t>
+            </w:r>
+          </w:p>
+        </w:tc>
+        <w:tc>
+          <w:tcPr>
+            <w:tcW w:type="dxa" w:w="1994"/>
+          </w:tcPr>
+          <w:p>
+            <w:r>
+              <w:rPr>
+                <w:rFonts w:ascii="Times New Roman" w:hAnsi="Times New Roman" w:eastAsia="宋体"/>
+                <w:sz w:val="17"/>
+              </w:rPr>
+              <w:t>Must</w:t>
             </w:r>
           </w:p>
         </w:tc>
@@ -1953,35 +1963,35 @@
                 <w:rFonts w:ascii="Times New Roman" w:hAnsi="Times New Roman" w:eastAsia="宋体"/>
                 <w:sz w:val="17"/>
               </w:rPr>
-              <w:t>R4 爽约惩罚(N=3)</w:t>
-            </w:r>
-          </w:p>
-        </w:tc>
-        <w:tc>
-          <w:tcPr>
-            <w:tcW w:type="dxa" w:w="1994"/>
-          </w:tcPr>
-          <w:p>
-            <w:r>
-              <w:rPr>
-                <w:rFonts w:ascii="Times New Roman" w:hAnsi="Times New Roman" w:eastAsia="宋体"/>
-                <w:sz w:val="17"/>
-              </w:rPr>
-              <w:t>REQ-B4-004</w:t>
-            </w:r>
-          </w:p>
-        </w:tc>
-        <w:tc>
-          <w:tcPr>
-            <w:tcW w:type="dxa" w:w="1994"/>
-          </w:tcPr>
-          <w:p>
-            <w:r>
-              <w:rPr>
-                <w:rFonts w:ascii="Times New Roman" w:hAnsi="Times New Roman" w:eastAsia="宋体"/>
-                <w:sz w:val="17"/>
-              </w:rPr>
-              <w:t>S1</w:t>
+              <w:t>业务规则</w:t>
+            </w:r>
+          </w:p>
+        </w:tc>
+        <w:tc>
+          <w:tcPr>
+            <w:tcW w:type="dxa" w:w="1994"/>
+          </w:tcPr>
+          <w:p>
+            <w:r>
+              <w:rPr>
+                <w:rFonts w:ascii="Times New Roman" w:hAnsi="Times New Roman" w:eastAsia="宋体"/>
+                <w:sz w:val="17"/>
+              </w:rPr>
+              <w:t>系统需求编号</w:t>
+            </w:r>
+          </w:p>
+        </w:tc>
+        <w:tc>
+          <w:tcPr>
+            <w:tcW w:type="dxa" w:w="1994"/>
+          </w:tcPr>
+          <w:p>
+            <w:r>
+              <w:rPr>
+                <w:rFonts w:ascii="Times New Roman" w:hAnsi="Times New Roman" w:eastAsia="宋体"/>
+                <w:sz w:val="17"/>
+              </w:rPr>
+              <w:t>所属切片</w:t>
             </w:r>
           </w:p>
         </w:tc>
@@ -2023,21 +2033,21 @@
                 <w:rFonts w:ascii="Times New Roman" w:hAnsi="Times New Roman" w:eastAsia="宋体"/>
                 <w:sz w:val="17"/>
               </w:rPr>
-              <w:t>R5 私教课包核销</w:t>
-            </w:r>
-          </w:p>
-        </w:tc>
-        <w:tc>
-          <w:tcPr>
-            <w:tcW w:type="dxa" w:w="1994"/>
-          </w:tcPr>
-          <w:p>
-            <w:r>
-              <w:rPr>
-                <w:rFonts w:ascii="Times New Roman" w:hAnsi="Times New Roman" w:eastAsia="宋体"/>
-                <w:sz w:val="17"/>
-              </w:rPr>
-              <w:t>REQ-B5-002</w:t>
+              <w:t>R1 会籍有效期</w:t>
+            </w:r>
+          </w:p>
+        </w:tc>
+        <w:tc>
+          <w:tcPr>
+            <w:tcW w:type="dxa" w:w="1994"/>
+          </w:tcPr>
+          <w:p>
+            <w:r>
+              <w:rPr>
+                <w:rFonts w:ascii="Times New Roman" w:hAnsi="Times New Roman" w:eastAsia="宋体"/>
+                <w:sz w:val="17"/>
+              </w:rPr>
+              <w:t>REQ-B4-001、REQ-B1-005</w:t>
             </w:r>
           </w:p>
         </w:tc>
@@ -2093,35 +2103,35 @@
                 <w:rFonts w:ascii="Times New Roman" w:hAnsi="Times New Roman" w:eastAsia="宋体"/>
                 <w:sz w:val="17"/>
               </w:rPr>
-              <w:t>R6 到期提醒(D=7)</w:t>
-            </w:r>
-          </w:p>
-        </w:tc>
-        <w:tc>
-          <w:tcPr>
-            <w:tcW w:type="dxa" w:w="1994"/>
-          </w:tcPr>
-          <w:p>
-            <w:r>
-              <w:rPr>
-                <w:rFonts w:ascii="Times New Roman" w:hAnsi="Times New Roman" w:eastAsia="宋体"/>
-                <w:sz w:val="17"/>
-              </w:rPr>
-              <w:t>REQ-B1-004</w:t>
-            </w:r>
-          </w:p>
-        </w:tc>
-        <w:tc>
-          <w:tcPr>
-            <w:tcW w:type="dxa" w:w="1994"/>
-          </w:tcPr>
-          <w:p>
-            <w:r>
-              <w:rPr>
-                <w:rFonts w:ascii="Times New Roman" w:hAnsi="Times New Roman" w:eastAsia="宋体"/>
-                <w:sz w:val="17"/>
-              </w:rPr>
-              <w:t>S2</w:t>
+              <w:t>R2 请假冻结</w:t>
+            </w:r>
+          </w:p>
+        </w:tc>
+        <w:tc>
+          <w:tcPr>
+            <w:tcW w:type="dxa" w:w="1994"/>
+          </w:tcPr>
+          <w:p>
+            <w:r>
+              <w:rPr>
+                <w:rFonts w:ascii="Times New Roman" w:hAnsi="Times New Roman" w:eastAsia="宋体"/>
+                <w:sz w:val="17"/>
+              </w:rPr>
+              <w:t>REQ-B1-003</w:t>
+            </w:r>
+          </w:p>
+        </w:tc>
+        <w:tc>
+          <w:tcPr>
+            <w:tcW w:type="dxa" w:w="1994"/>
+          </w:tcPr>
+          <w:p>
+            <w:r>
+              <w:rPr>
+                <w:rFonts w:ascii="Times New Roman" w:hAnsi="Times New Roman" w:eastAsia="宋体"/>
+                <w:sz w:val="17"/>
+              </w:rPr>
+              <w:t>S1</w:t>
             </w:r>
           </w:p>
         </w:tc>
@@ -2163,35 +2173,35 @@
                 <w:rFonts w:ascii="Times New Roman" w:hAnsi="Times New Roman" w:eastAsia="宋体"/>
                 <w:sz w:val="17"/>
               </w:rPr>
-              <w:t>R7 流失风险规则</w:t>
-            </w:r>
-          </w:p>
-        </w:tc>
-        <w:tc>
-          <w:tcPr>
-            <w:tcW w:type="dxa" w:w="1994"/>
-          </w:tcPr>
-          <w:p>
-            <w:r>
-              <w:rPr>
-                <w:rFonts w:ascii="Times New Roman" w:hAnsi="Times New Roman" w:eastAsia="宋体"/>
-                <w:sz w:val="17"/>
-              </w:rPr>
-              <w:t>REQ-B8-001、REQ-B8-002</w:t>
-            </w:r>
-          </w:p>
-        </w:tc>
-        <w:tc>
-          <w:tcPr>
-            <w:tcW w:type="dxa" w:w="1994"/>
-          </w:tcPr>
-          <w:p>
-            <w:r>
-              <w:rPr>
-                <w:rFonts w:ascii="Times New Roman" w:hAnsi="Times New Roman" w:eastAsia="宋体"/>
-                <w:sz w:val="17"/>
-              </w:rPr>
-              <w:t>S4</w:t>
+              <w:t>R3 约课上限与冲突</w:t>
+            </w:r>
+          </w:p>
+        </w:tc>
+        <w:tc>
+          <w:tcPr>
+            <w:tcW w:type="dxa" w:w="1994"/>
+          </w:tcPr>
+          <w:p>
+            <w:r>
+              <w:rPr>
+                <w:rFonts w:ascii="Times New Roman" w:hAnsi="Times New Roman" w:eastAsia="宋体"/>
+                <w:sz w:val="17"/>
+              </w:rPr>
+              <w:t>REQ-B3-001、REQ-B4-001</w:t>
+            </w:r>
+          </w:p>
+        </w:tc>
+        <w:tc>
+          <w:tcPr>
+            <w:tcW w:type="dxa" w:w="1994"/>
+          </w:tcPr>
+          <w:p>
+            <w:r>
+              <w:rPr>
+                <w:rFonts w:ascii="Times New Roman" w:hAnsi="Times New Roman" w:eastAsia="宋体"/>
+                <w:sz w:val="17"/>
+              </w:rPr>
+              <w:t>S1</w:t>
             </w:r>
           </w:p>
         </w:tc>
@@ -2233,35 +2243,35 @@
                 <w:rFonts w:ascii="Times New Roman" w:hAnsi="Times New Roman" w:eastAsia="宋体"/>
                 <w:sz w:val="17"/>
               </w:rPr>
-              <w:t>R8 爽约预测规则(T=0.6)</w:t>
-            </w:r>
-          </w:p>
-        </w:tc>
-        <w:tc>
-          <w:tcPr>
-            <w:tcW w:type="dxa" w:w="1994"/>
-          </w:tcPr>
-          <w:p>
-            <w:r>
-              <w:rPr>
-                <w:rFonts w:ascii="Times New Roman" w:hAnsi="Times New Roman" w:eastAsia="宋体"/>
-                <w:sz w:val="17"/>
-              </w:rPr>
-              <w:t>REQ-B8-003、REQ-B8-004、REQ-B8-005</w:t>
-            </w:r>
-          </w:p>
-        </w:tc>
-        <w:tc>
-          <w:tcPr>
-            <w:tcW w:type="dxa" w:w="1994"/>
-          </w:tcPr>
-          <w:p>
-            <w:r>
-              <w:rPr>
-                <w:rFonts w:ascii="Times New Roman" w:hAnsi="Times New Roman" w:eastAsia="宋体"/>
-                <w:sz w:val="17"/>
-              </w:rPr>
-              <w:t>S4</w:t>
+              <w:t>R3 复用（场地时段冲突）</w:t>
+            </w:r>
+          </w:p>
+        </w:tc>
+        <w:tc>
+          <w:tcPr>
+            <w:tcW w:type="dxa" w:w="1994"/>
+          </w:tcPr>
+          <w:p>
+            <w:r>
+              <w:rPr>
+                <w:rFonts w:ascii="Times New Roman" w:hAnsi="Times New Roman" w:eastAsia="宋体"/>
+                <w:sz w:val="17"/>
+              </w:rPr>
+              <w:t>REQ-B6-004</w:t>
+            </w:r>
+          </w:p>
+        </w:tc>
+        <w:tc>
+          <w:tcPr>
+            <w:tcW w:type="dxa" w:w="1994"/>
+          </w:tcPr>
+          <w:p>
+            <w:r>
+              <w:rPr>
+                <w:rFonts w:ascii="Times New Roman" w:hAnsi="Times New Roman" w:eastAsia="宋体"/>
+                <w:sz w:val="17"/>
+              </w:rPr>
+              <w:t>S6</w:t>
             </w:r>
           </w:p>
         </w:tc>
@@ -2303,35 +2313,35 @@
                 <w:rFonts w:ascii="Times New Roman" w:hAnsi="Times New Roman" w:eastAsia="宋体"/>
                 <w:sz w:val="17"/>
               </w:rPr>
-              <w:t>R9 新会员首月跟进</w:t>
-            </w:r>
-          </w:p>
-        </w:tc>
-        <w:tc>
-          <w:tcPr>
-            <w:tcW w:type="dxa" w:w="1994"/>
-          </w:tcPr>
-          <w:p>
-            <w:r>
-              <w:rPr>
-                <w:rFonts w:ascii="Times New Roman" w:hAnsi="Times New Roman" w:eastAsia="宋体"/>
-                <w:sz w:val="17"/>
-              </w:rPr>
-              <w:t>REQ-B2-001</w:t>
-            </w:r>
-          </w:p>
-        </w:tc>
-        <w:tc>
-          <w:tcPr>
-            <w:tcW w:type="dxa" w:w="1994"/>
-          </w:tcPr>
-          <w:p>
-            <w:r>
-              <w:rPr>
-                <w:rFonts w:ascii="Times New Roman" w:hAnsi="Times New Roman" w:eastAsia="宋体"/>
-                <w:sz w:val="17"/>
-              </w:rPr>
-              <w:t>S3</w:t>
+              <w:t>R4 爽约惩罚(N=3)</w:t>
+            </w:r>
+          </w:p>
+        </w:tc>
+        <w:tc>
+          <w:tcPr>
+            <w:tcW w:type="dxa" w:w="1994"/>
+          </w:tcPr>
+          <w:p>
+            <w:r>
+              <w:rPr>
+                <w:rFonts w:ascii="Times New Roman" w:hAnsi="Times New Roman" w:eastAsia="宋体"/>
+                <w:sz w:val="17"/>
+              </w:rPr>
+              <w:t>REQ-B4-004</w:t>
+            </w:r>
+          </w:p>
+        </w:tc>
+        <w:tc>
+          <w:tcPr>
+            <w:tcW w:type="dxa" w:w="1994"/>
+          </w:tcPr>
+          <w:p>
+            <w:r>
+              <w:rPr>
+                <w:rFonts w:ascii="Times New Roman" w:hAnsi="Times New Roman" w:eastAsia="宋体"/>
+                <w:sz w:val="17"/>
+              </w:rPr>
+              <w:t>S1</w:t>
             </w:r>
           </w:p>
         </w:tc>
@@ -2373,35 +2383,35 @@
                 <w:rFonts w:ascii="Times New Roman" w:hAnsi="Times New Roman" w:eastAsia="宋体"/>
                 <w:sz w:val="17"/>
               </w:rPr>
-              <w:t>R10 私教业绩提成</w:t>
-            </w:r>
-          </w:p>
-        </w:tc>
-        <w:tc>
-          <w:tcPr>
-            <w:tcW w:type="dxa" w:w="1994"/>
-          </w:tcPr>
-          <w:p>
-            <w:r>
-              <w:rPr>
-                <w:rFonts w:ascii="Times New Roman" w:hAnsi="Times New Roman" w:eastAsia="宋体"/>
-                <w:sz w:val="17"/>
-              </w:rPr>
-              <w:t>REQ-B5-005</w:t>
-            </w:r>
-          </w:p>
-        </w:tc>
-        <w:tc>
-          <w:tcPr>
-            <w:tcW w:type="dxa" w:w="1994"/>
-          </w:tcPr>
-          <w:p>
-            <w:r>
-              <w:rPr>
-                <w:rFonts w:ascii="Times New Roman" w:hAnsi="Times New Roman" w:eastAsia="宋体"/>
-                <w:sz w:val="17"/>
-              </w:rPr>
-              <w:t>S3</w:t>
+              <w:t>R5 私教课包核销</w:t>
+            </w:r>
+          </w:p>
+        </w:tc>
+        <w:tc>
+          <w:tcPr>
+            <w:tcW w:type="dxa" w:w="1994"/>
+          </w:tcPr>
+          <w:p>
+            <w:r>
+              <w:rPr>
+                <w:rFonts w:ascii="Times New Roman" w:hAnsi="Times New Roman" w:eastAsia="宋体"/>
+                <w:sz w:val="17"/>
+              </w:rPr>
+              <w:t>REQ-B5-002</w:t>
+            </w:r>
+          </w:p>
+        </w:tc>
+        <w:tc>
+          <w:tcPr>
+            <w:tcW w:type="dxa" w:w="1994"/>
+          </w:tcPr>
+          <w:p>
+            <w:r>
+              <w:rPr>
+                <w:rFonts w:ascii="Times New Roman" w:hAnsi="Times New Roman" w:eastAsia="宋体"/>
+                <w:sz w:val="17"/>
+              </w:rPr>
+              <w:t>S1</w:t>
             </w:r>
           </w:p>
         </w:tc>
@@ -2443,35 +2453,35 @@
                 <w:rFonts w:ascii="Times New Roman" w:hAnsi="Times New Roman" w:eastAsia="宋体"/>
                 <w:sz w:val="17"/>
               </w:rPr>
-              <w:t>需求编号</w:t>
-            </w:r>
-          </w:p>
-        </w:tc>
-        <w:tc>
-          <w:tcPr>
-            <w:tcW w:type="dxa" w:w="1994"/>
-          </w:tcPr>
-          <w:p>
-            <w:r>
-              <w:rPr>
-                <w:rFonts w:ascii="Times New Roman" w:hAnsi="Times New Roman" w:eastAsia="宋体"/>
-                <w:sz w:val="17"/>
-              </w:rPr>
-              <w:t>业务来源</w:t>
-            </w:r>
-          </w:p>
-        </w:tc>
-        <w:tc>
-          <w:tcPr>
-            <w:tcW w:type="dxa" w:w="1994"/>
-          </w:tcPr>
-          <w:p>
-            <w:r>
-              <w:rPr>
-                <w:rFonts w:ascii="Times New Roman" w:hAnsi="Times New Roman" w:eastAsia="宋体"/>
-                <w:sz w:val="17"/>
-              </w:rPr>
-              <w:t>说明</w:t>
+              <w:t>R6 到期提醒(D=7)</w:t>
+            </w:r>
+          </w:p>
+        </w:tc>
+        <w:tc>
+          <w:tcPr>
+            <w:tcW w:type="dxa" w:w="1994"/>
+          </w:tcPr>
+          <w:p>
+            <w:r>
+              <w:rPr>
+                <w:rFonts w:ascii="Times New Roman" w:hAnsi="Times New Roman" w:eastAsia="宋体"/>
+                <w:sz w:val="17"/>
+              </w:rPr>
+              <w:t>REQ-B1-004</w:t>
+            </w:r>
+          </w:p>
+        </w:tc>
+        <w:tc>
+          <w:tcPr>
+            <w:tcW w:type="dxa" w:w="1994"/>
+          </w:tcPr>
+          <w:p>
+            <w:r>
+              <w:rPr>
+                <w:rFonts w:ascii="Times New Roman" w:hAnsi="Times New Roman" w:eastAsia="宋体"/>
+                <w:sz w:val="17"/>
+              </w:rPr>
+              <w:t>S2</w:t>
             </w:r>
           </w:p>
         </w:tc>
@@ -2513,35 +2523,35 @@
                 <w:rFonts w:ascii="Times New Roman" w:hAnsi="Times New Roman" w:eastAsia="宋体"/>
                 <w:sz w:val="17"/>
               </w:rPr>
-              <w:t>REQ-M0-001</w:t>
-            </w:r>
-          </w:p>
-        </w:tc>
-        <w:tc>
-          <w:tcPr>
-            <w:tcW w:type="dxa" w:w="1994"/>
-          </w:tcPr>
-          <w:p>
-            <w:r>
-              <w:rPr>
-                <w:rFonts w:ascii="Times New Roman" w:hAnsi="Times New Roman" w:eastAsia="宋体"/>
-                <w:sz w:val="17"/>
-              </w:rPr>
-              <w:t>B1–B8 全角色</w:t>
-            </w:r>
-          </w:p>
-        </w:tc>
-        <w:tc>
-          <w:tcPr>
-            <w:tcW w:type="dxa" w:w="1994"/>
-          </w:tcPr>
-          <w:p>
-            <w:r>
-              <w:rPr>
-                <w:rFonts w:ascii="Times New Roman" w:hAnsi="Times New Roman" w:eastAsia="宋体"/>
-                <w:sz w:val="17"/>
-              </w:rPr>
-              <w:t>支撑性需求，来源为《用户角色与权限说明》</w:t>
+              <w:t>R7 流失风险规则</w:t>
+            </w:r>
+          </w:p>
+        </w:tc>
+        <w:tc>
+          <w:tcPr>
+            <w:tcW w:type="dxa" w:w="1994"/>
+          </w:tcPr>
+          <w:p>
+            <w:r>
+              <w:rPr>
+                <w:rFonts w:ascii="Times New Roman" w:hAnsi="Times New Roman" w:eastAsia="宋体"/>
+                <w:sz w:val="17"/>
+              </w:rPr>
+              <w:t>REQ-B8-001、REQ-B8-002</w:t>
+            </w:r>
+          </w:p>
+        </w:tc>
+        <w:tc>
+          <w:tcPr>
+            <w:tcW w:type="dxa" w:w="1994"/>
+          </w:tcPr>
+          <w:p>
+            <w:r>
+              <w:rPr>
+                <w:rFonts w:ascii="Times New Roman" w:hAnsi="Times New Roman" w:eastAsia="宋体"/>
+                <w:sz w:val="17"/>
+              </w:rPr>
+              <w:t>S4</w:t>
             </w:r>
           </w:p>
         </w:tc>
@@ -2583,35 +2593,35 @@
                 <w:rFonts w:ascii="Times New Roman" w:hAnsi="Times New Roman" w:eastAsia="宋体"/>
                 <w:sz w:val="17"/>
               </w:rPr>
-              <w:t>REQ-M0-002</w:t>
-            </w:r>
-          </w:p>
-        </w:tc>
-        <w:tc>
-          <w:tcPr>
-            <w:tcW w:type="dxa" w:w="1994"/>
-          </w:tcPr>
-          <w:p>
-            <w:r>
-              <w:rPr>
-                <w:rFonts w:ascii="Times New Roman" w:hAnsi="Times New Roman" w:eastAsia="宋体"/>
-                <w:sz w:val="17"/>
-              </w:rPr>
-              <w:t>基础数据（字典/课程/器材）</w:t>
-            </w:r>
-          </w:p>
-        </w:tc>
-        <w:tc>
-          <w:tcPr>
-            <w:tcW w:type="dxa" w:w="1994"/>
-          </w:tcPr>
-          <w:p>
-            <w:r>
-              <w:rPr>
-                <w:rFonts w:ascii="Times New Roman" w:hAnsi="Times New Roman" w:eastAsia="宋体"/>
-                <w:sz w:val="17"/>
-              </w:rPr>
-              <w:t>来源为业务结构与对象定义</w:t>
+              <w:t>R8 爽约预测规则(T=0.6)</w:t>
+            </w:r>
+          </w:p>
+        </w:tc>
+        <w:tc>
+          <w:tcPr>
+            <w:tcW w:type="dxa" w:w="1994"/>
+          </w:tcPr>
+          <w:p>
+            <w:r>
+              <w:rPr>
+                <w:rFonts w:ascii="Times New Roman" w:hAnsi="Times New Roman" w:eastAsia="宋体"/>
+                <w:sz w:val="17"/>
+              </w:rPr>
+              <w:t>REQ-B8-003、REQ-B8-004、REQ-B8-005</w:t>
+            </w:r>
+          </w:p>
+        </w:tc>
+        <w:tc>
+          <w:tcPr>
+            <w:tcW w:type="dxa" w:w="1994"/>
+          </w:tcPr>
+          <w:p>
+            <w:r>
+              <w:rPr>
+                <w:rFonts w:ascii="Times New Roman" w:hAnsi="Times New Roman" w:eastAsia="宋体"/>
+                <w:sz w:val="17"/>
+              </w:rPr>
+              <w:t>S4</w:t>
             </w:r>
           </w:p>
         </w:tc>
@@ -2653,35 +2663,35 @@
                 <w:rFonts w:ascii="Times New Roman" w:hAnsi="Times New Roman" w:eastAsia="宋体"/>
                 <w:sz w:val="17"/>
               </w:rPr>
-              <w:t>REQ-M0-003</w:t>
-            </w:r>
-          </w:p>
-        </w:tc>
-        <w:tc>
-          <w:tcPr>
-            <w:tcW w:type="dxa" w:w="1994"/>
-          </w:tcPr>
-          <w:p>
-            <w:r>
-              <w:rPr>
-                <w:rFonts w:ascii="Times New Roman" w:hAnsi="Times New Roman" w:eastAsia="宋体"/>
-                <w:sz w:val="17"/>
-              </w:rPr>
-              <w:t>审计留痕（合规）</w:t>
-            </w:r>
-          </w:p>
-        </w:tc>
-        <w:tc>
-          <w:tcPr>
-            <w:tcW w:type="dxa" w:w="1994"/>
-          </w:tcPr>
-          <w:p>
-            <w:r>
-              <w:rPr>
-                <w:rFonts w:ascii="Times New Roman" w:hAnsi="Times New Roman" w:eastAsia="宋体"/>
-                <w:sz w:val="17"/>
-              </w:rPr>
-              <w:t>来源为 §5 业务背景合规要求</w:t>
+              <w:t>R9 新会员首月跟进</w:t>
+            </w:r>
+          </w:p>
+        </w:tc>
+        <w:tc>
+          <w:tcPr>
+            <w:tcW w:type="dxa" w:w="1994"/>
+          </w:tcPr>
+          <w:p>
+            <w:r>
+              <w:rPr>
+                <w:rFonts w:ascii="Times New Roman" w:hAnsi="Times New Roman" w:eastAsia="宋体"/>
+                <w:sz w:val="17"/>
+              </w:rPr>
+              <w:t>REQ-B2-001</w:t>
+            </w:r>
+          </w:p>
+        </w:tc>
+        <w:tc>
+          <w:tcPr>
+            <w:tcW w:type="dxa" w:w="1994"/>
+          </w:tcPr>
+          <w:p>
+            <w:r>
+              <w:rPr>
+                <w:rFonts w:ascii="Times New Roman" w:hAnsi="Times New Roman" w:eastAsia="宋体"/>
+                <w:sz w:val="17"/>
+              </w:rPr>
+              <w:t>S3</w:t>
             </w:r>
           </w:p>
         </w:tc>
@@ -2723,35 +2733,35 @@
                 <w:rFonts w:ascii="Times New Roman" w:hAnsi="Times New Roman" w:eastAsia="宋体"/>
                 <w:sz w:val="17"/>
               </w:rPr>
-              <w:t>REQ-B5-004</w:t>
-            </w:r>
-          </w:p>
-        </w:tc>
-        <w:tc>
-          <w:tcPr>
-            <w:tcW w:type="dxa" w:w="1994"/>
-          </w:tcPr>
-          <w:p>
-            <w:r>
-              <w:rPr>
-                <w:rFonts w:ascii="Times New Roman" w:hAnsi="Times New Roman" w:eastAsia="宋体"/>
-                <w:sz w:val="17"/>
-              </w:rPr>
-              <w:t>支付异常</w:t>
-            </w:r>
-          </w:p>
-        </w:tc>
-        <w:tc>
-          <w:tcPr>
-            <w:tcW w:type="dxa" w:w="1994"/>
-          </w:tcPr>
-          <w:p>
-            <w:r>
-              <w:rPr>
-                <w:rFonts w:ascii="Times New Roman" w:hAnsi="Times New Roman" w:eastAsia="宋体"/>
-                <w:sz w:val="17"/>
-              </w:rPr>
-              <w:t>来源为 §10 异常与补偿</w:t>
+              <w:t>R10 私教业绩提成</w:t>
+            </w:r>
+          </w:p>
+        </w:tc>
+        <w:tc>
+          <w:tcPr>
+            <w:tcW w:type="dxa" w:w="1994"/>
+          </w:tcPr>
+          <w:p>
+            <w:r>
+              <w:rPr>
+                <w:rFonts w:ascii="Times New Roman" w:hAnsi="Times New Roman" w:eastAsia="宋体"/>
+                <w:sz w:val="17"/>
+              </w:rPr>
+              <w:t>REQ-B5-005</w:t>
+            </w:r>
+          </w:p>
+        </w:tc>
+        <w:tc>
+          <w:tcPr>
+            <w:tcW w:type="dxa" w:w="1994"/>
+          </w:tcPr>
+          <w:p>
+            <w:r>
+              <w:rPr>
+                <w:rFonts w:ascii="Times New Roman" w:hAnsi="Times New Roman" w:eastAsia="宋体"/>
+                <w:sz w:val="17"/>
+              </w:rPr>
+              <w:t>S3</w:t>
             </w:r>
           </w:p>
         </w:tc>
@@ -2793,35 +2803,35 @@
                 <w:rFonts w:ascii="Times New Roman" w:hAnsi="Times New Roman" w:eastAsia="宋体"/>
                 <w:sz w:val="17"/>
               </w:rPr>
-              <w:t>REQ-B5-006</w:t>
-            </w:r>
-          </w:p>
-        </w:tc>
-        <w:tc>
-          <w:tcPr>
-            <w:tcW w:type="dxa" w:w="1994"/>
-          </w:tcPr>
-          <w:p>
-            <w:r>
-              <w:rPr>
-                <w:rFonts w:ascii="Times New Roman" w:hAnsi="Times New Roman" w:eastAsia="宋体"/>
-                <w:sz w:val="17"/>
-              </w:rPr>
-              <w:t>会籍过期</w:t>
-            </w:r>
-          </w:p>
-        </w:tc>
-        <w:tc>
-          <w:tcPr>
-            <w:tcW w:type="dxa" w:w="1994"/>
-          </w:tcPr>
-          <w:p>
-            <w:r>
-              <w:rPr>
-                <w:rFonts w:ascii="Times New Roman" w:hAnsi="Times New Roman" w:eastAsia="宋体"/>
-                <w:sz w:val="17"/>
-              </w:rPr>
-              <w:t>来源为 R1/R7</w:t>
+              <w:t>需求编号</w:t>
+            </w:r>
+          </w:p>
+        </w:tc>
+        <w:tc>
+          <w:tcPr>
+            <w:tcW w:type="dxa" w:w="1994"/>
+          </w:tcPr>
+          <w:p>
+            <w:r>
+              <w:rPr>
+                <w:rFonts w:ascii="Times New Roman" w:hAnsi="Times New Roman" w:eastAsia="宋体"/>
+                <w:sz w:val="17"/>
+              </w:rPr>
+              <w:t>业务来源</w:t>
+            </w:r>
+          </w:p>
+        </w:tc>
+        <w:tc>
+          <w:tcPr>
+            <w:tcW w:type="dxa" w:w="1994"/>
+          </w:tcPr>
+          <w:p>
+            <w:r>
+              <w:rPr>
+                <w:rFonts w:ascii="Times New Roman" w:hAnsi="Times New Roman" w:eastAsia="宋体"/>
+                <w:sz w:val="17"/>
+              </w:rPr>
+              <w:t>说明</w:t>
             </w:r>
           </w:p>
         </w:tc>
@@ -2863,35 +2873,35 @@
                 <w:rFonts w:ascii="Times New Roman" w:hAnsi="Times New Roman" w:eastAsia="宋体"/>
                 <w:sz w:val="17"/>
               </w:rPr>
-              <w:t>REQ-B8-009</w:t>
-            </w:r>
-          </w:p>
-        </w:tc>
-        <w:tc>
-          <w:tcPr>
-            <w:tcW w:type="dxa" w:w="1994"/>
-          </w:tcPr>
-          <w:p>
-            <w:r>
-              <w:rPr>
-                <w:rFonts w:ascii="Times New Roman" w:hAnsi="Times New Roman" w:eastAsia="宋体"/>
-                <w:sz w:val="17"/>
-              </w:rPr>
-              <w:t>数据化决策痛点 P8</w:t>
-            </w:r>
-          </w:p>
-        </w:tc>
-        <w:tc>
-          <w:tcPr>
-            <w:tcW w:type="dxa" w:w="1994"/>
-          </w:tcPr>
-          <w:p>
-            <w:r>
-              <w:rPr>
-                <w:rFonts w:ascii="Times New Roman" w:hAnsi="Times New Roman" w:eastAsia="宋体"/>
-                <w:sz w:val="17"/>
-              </w:rPr>
-              <w:t>来源为业务痛点 P8</w:t>
+              <w:t>REQ-M0-001</w:t>
+            </w:r>
+          </w:p>
+        </w:tc>
+        <w:tc>
+          <w:tcPr>
+            <w:tcW w:type="dxa" w:w="1994"/>
+          </w:tcPr>
+          <w:p>
+            <w:r>
+              <w:rPr>
+                <w:rFonts w:ascii="Times New Roman" w:hAnsi="Times New Roman" w:eastAsia="宋体"/>
+                <w:sz w:val="17"/>
+              </w:rPr>
+              <w:t>B1–B8 全角色</w:t>
+            </w:r>
+          </w:p>
+        </w:tc>
+        <w:tc>
+          <w:tcPr>
+            <w:tcW w:type="dxa" w:w="1994"/>
+          </w:tcPr>
+          <w:p>
+            <w:r>
+              <w:rPr>
+                <w:rFonts w:ascii="Times New Roman" w:hAnsi="Times New Roman" w:eastAsia="宋体"/>
+                <w:sz w:val="17"/>
+              </w:rPr>
+              <w:t>支撑性需求，来源为《用户角色与权限说明》</w:t>
             </w:r>
           </w:p>
         </w:tc>
@@ -2933,35 +2943,35 @@
                 <w:rFonts w:ascii="Times New Roman" w:hAnsi="Times New Roman" w:eastAsia="宋体"/>
                 <w:sz w:val="17"/>
               </w:rPr>
-              <w:t>REQ-B1-006</w:t>
-            </w:r>
-          </w:p>
-        </w:tc>
-        <w:tc>
-          <w:tcPr>
-            <w:tcW w:type="dxa" w:w="1994"/>
-          </w:tcPr>
-          <w:p>
-            <w:r>
-              <w:rPr>
-                <w:rFonts w:ascii="Times New Roman" w:hAnsi="Times New Roman" w:eastAsia="宋体"/>
-                <w:sz w:val="17"/>
-              </w:rPr>
-              <w:t>新客获取（访客自助注册）</w:t>
-            </w:r>
-          </w:p>
-        </w:tc>
-        <w:tc>
-          <w:tcPr>
-            <w:tcW w:type="dxa" w:w="1994"/>
-          </w:tcPr>
-          <w:p>
-            <w:r>
-              <w:rPr>
-                <w:rFonts w:ascii="Times New Roman" w:hAnsi="Times New Roman" w:eastAsia="宋体"/>
-                <w:sz w:val="17"/>
-              </w:rPr>
-              <w:t>来源为业务定位中的"降低获客门槛"</w:t>
+              <w:t>REQ-M0-002</w:t>
+            </w:r>
+          </w:p>
+        </w:tc>
+        <w:tc>
+          <w:tcPr>
+            <w:tcW w:type="dxa" w:w="1994"/>
+          </w:tcPr>
+          <w:p>
+            <w:r>
+              <w:rPr>
+                <w:rFonts w:ascii="Times New Roman" w:hAnsi="Times New Roman" w:eastAsia="宋体"/>
+                <w:sz w:val="17"/>
+              </w:rPr>
+              <w:t>基础数据（字典/课程/器材）</w:t>
+            </w:r>
+          </w:p>
+        </w:tc>
+        <w:tc>
+          <w:tcPr>
+            <w:tcW w:type="dxa" w:w="1994"/>
+          </w:tcPr>
+          <w:p>
+            <w:r>
+              <w:rPr>
+                <w:rFonts w:ascii="Times New Roman" w:hAnsi="Times New Roman" w:eastAsia="宋体"/>
+                <w:sz w:val="17"/>
+              </w:rPr>
+              <w:t>来源为业务结构与对象定义</w:t>
             </w:r>
           </w:p>
         </w:tc>
@@ -3003,35 +3013,35 @@
                 <w:rFonts w:ascii="Times New Roman" w:hAnsi="Times New Roman" w:eastAsia="宋体"/>
                 <w:sz w:val="17"/>
               </w:rPr>
-              <w:t>REQ-B3-003</w:t>
-            </w:r>
-          </w:p>
-        </w:tc>
-        <w:tc>
-          <w:tcPr>
-            <w:tcW w:type="dxa" w:w="1994"/>
-          </w:tcPr>
-          <w:p>
-            <w:r>
-              <w:rPr>
-                <w:rFonts w:ascii="Times New Roman" w:hAnsi="Times New Roman" w:eastAsia="宋体"/>
-                <w:sz w:val="17"/>
-              </w:rPr>
-              <w:t>A3 排课</w:t>
-            </w:r>
-          </w:p>
-        </w:tc>
-        <w:tc>
-          <w:tcPr>
-            <w:tcW w:type="dxa" w:w="1994"/>
-          </w:tcPr>
-          <w:p>
-            <w:r>
-              <w:rPr>
-                <w:rFonts w:ascii="Times New Roman" w:hAnsi="Times New Roman" w:eastAsia="宋体"/>
-                <w:sz w:val="17"/>
-              </w:rPr>
-              <w:t>排课由谁执行属权责划分，来源为《人机分工清单》</w:t>
+              <w:t>REQ-M0-003</w:t>
+            </w:r>
+          </w:p>
+        </w:tc>
+        <w:tc>
+          <w:tcPr>
+            <w:tcW w:type="dxa" w:w="1994"/>
+          </w:tcPr>
+          <w:p>
+            <w:r>
+              <w:rPr>
+                <w:rFonts w:ascii="Times New Roman" w:hAnsi="Times New Roman" w:eastAsia="宋体"/>
+                <w:sz w:val="17"/>
+              </w:rPr>
+              <w:t>审计留痕（合规）</w:t>
+            </w:r>
+          </w:p>
+        </w:tc>
+        <w:tc>
+          <w:tcPr>
+            <w:tcW w:type="dxa" w:w="1994"/>
+          </w:tcPr>
+          <w:p>
+            <w:r>
+              <w:rPr>
+                <w:rFonts w:ascii="Times New Roman" w:hAnsi="Times New Roman" w:eastAsia="宋体"/>
+                <w:sz w:val="17"/>
+              </w:rPr>
+              <w:t>来源为 §5 业务背景合规要求</w:t>
             </w:r>
           </w:p>
         </w:tc>
@@ -3073,35 +3083,35 @@
                 <w:rFonts w:ascii="Times New Roman" w:hAnsi="Times New Roman" w:eastAsia="宋体"/>
                 <w:sz w:val="17"/>
               </w:rPr>
-              <w:t>REQ-B3-004~006</w:t>
-            </w:r>
-          </w:p>
-        </w:tc>
-        <w:tc>
-          <w:tcPr>
-            <w:tcW w:type="dxa" w:w="1994"/>
-          </w:tcPr>
-          <w:p>
-            <w:r>
-              <w:rPr>
-                <w:rFonts w:ascii="Times New Roman" w:hAnsi="Times New Roman" w:eastAsia="宋体"/>
-                <w:sz w:val="17"/>
-              </w:rPr>
-              <w:t>A3 / A5 / A13 教练协同</w:t>
-            </w:r>
-          </w:p>
-        </w:tc>
-        <w:tc>
-          <w:tcPr>
-            <w:tcW w:type="dxa" w:w="1994"/>
-          </w:tcPr>
-          <w:p>
-            <w:r>
-              <w:rPr>
-                <w:rFonts w:ascii="Times New Roman" w:hAnsi="Times New Roman" w:eastAsia="宋体"/>
-                <w:sz w:val="17"/>
-              </w:rPr>
-              <w:t>来源为业务角色"私教"及其承担的上课与核销职责</w:t>
+              <w:t>REQ-B5-004</w:t>
+            </w:r>
+          </w:p>
+        </w:tc>
+        <w:tc>
+          <w:tcPr>
+            <w:tcW w:type="dxa" w:w="1994"/>
+          </w:tcPr>
+          <w:p>
+            <w:r>
+              <w:rPr>
+                <w:rFonts w:ascii="Times New Roman" w:hAnsi="Times New Roman" w:eastAsia="宋体"/>
+                <w:sz w:val="17"/>
+              </w:rPr>
+              <w:t>支付异常</w:t>
+            </w:r>
+          </w:p>
+        </w:tc>
+        <w:tc>
+          <w:tcPr>
+            <w:tcW w:type="dxa" w:w="1994"/>
+          </w:tcPr>
+          <w:p>
+            <w:r>
+              <w:rPr>
+                <w:rFonts w:ascii="Times New Roman" w:hAnsi="Times New Roman" w:eastAsia="宋体"/>
+                <w:sz w:val="17"/>
+              </w:rPr>
+              <w:t>来源为 §10 异常与补偿</w:t>
             </w:r>
           </w:p>
         </w:tc>
@@ -3143,35 +3153,35 @@
                 <w:rFonts w:ascii="Times New Roman" w:hAnsi="Times New Roman" w:eastAsia="宋体"/>
                 <w:sz w:val="17"/>
               </w:rPr>
-              <w:t>REQ-B4-006</w:t>
-            </w:r>
-          </w:p>
-        </w:tc>
-        <w:tc>
-          <w:tcPr>
-            <w:tcW w:type="dxa" w:w="1994"/>
-          </w:tcPr>
-          <w:p>
-            <w:r>
-              <w:rPr>
-                <w:rFonts w:ascii="Times New Roman" w:hAnsi="Times New Roman" w:eastAsia="宋体"/>
-                <w:sz w:val="17"/>
-              </w:rPr>
-              <w:t>A4 约课</w:t>
-            </w:r>
-          </w:p>
-        </w:tc>
-        <w:tc>
-          <w:tcPr>
-            <w:tcW w:type="dxa" w:w="1994"/>
-          </w:tcPr>
-          <w:p>
-            <w:r>
-              <w:rPr>
-                <w:rFonts w:ascii="Times New Roman" w:hAnsi="Times New Roman" w:eastAsia="宋体"/>
-                <w:sz w:val="17"/>
-              </w:rPr>
-              <w:t>会员自主选课/退课是约课活动的正反两面</w:t>
+              <w:t>REQ-B5-006</w:t>
+            </w:r>
+          </w:p>
+        </w:tc>
+        <w:tc>
+          <w:tcPr>
+            <w:tcW w:type="dxa" w:w="1994"/>
+          </w:tcPr>
+          <w:p>
+            <w:r>
+              <w:rPr>
+                <w:rFonts w:ascii="Times New Roman" w:hAnsi="Times New Roman" w:eastAsia="宋体"/>
+                <w:sz w:val="17"/>
+              </w:rPr>
+              <w:t>会籍过期</w:t>
+            </w:r>
+          </w:p>
+        </w:tc>
+        <w:tc>
+          <w:tcPr>
+            <w:tcW w:type="dxa" w:w="1994"/>
+          </w:tcPr>
+          <w:p>
+            <w:r>
+              <w:rPr>
+                <w:rFonts w:ascii="Times New Roman" w:hAnsi="Times New Roman" w:eastAsia="宋体"/>
+                <w:sz w:val="17"/>
+              </w:rPr>
+              <w:t>来源为 R1/R7</w:t>
             </w:r>
           </w:p>
         </w:tc>
@@ -3213,35 +3223,35 @@
                 <w:rFonts w:ascii="Times New Roman" w:hAnsi="Times New Roman" w:eastAsia="宋体"/>
                 <w:sz w:val="17"/>
               </w:rPr>
-              <w:t>REQ-B4-007</w:t>
-            </w:r>
-          </w:p>
-        </w:tc>
-        <w:tc>
-          <w:tcPr>
-            <w:tcW w:type="dxa" w:w="1994"/>
-          </w:tcPr>
-          <w:p>
-            <w:r>
-              <w:rPr>
-                <w:rFonts w:ascii="Times New Roman" w:hAnsi="Times New Roman" w:eastAsia="宋体"/>
-                <w:sz w:val="17"/>
-              </w:rPr>
-              <w:t>A5 签到</w:t>
-            </w:r>
-          </w:p>
-        </w:tc>
-        <w:tc>
-          <w:tcPr>
-            <w:tcW w:type="dxa" w:w="1994"/>
-          </w:tcPr>
-          <w:p>
-            <w:r>
-              <w:rPr>
-                <w:rFonts w:ascii="Times New Roman" w:hAnsi="Times New Roman" w:eastAsia="宋体"/>
-                <w:sz w:val="17"/>
-              </w:rPr>
-              <w:t>来源为"扫码签到需可核验凭据"的业务诉求</w:t>
+              <w:t>REQ-B8-009</w:t>
+            </w:r>
+          </w:p>
+        </w:tc>
+        <w:tc>
+          <w:tcPr>
+            <w:tcW w:type="dxa" w:w="1994"/>
+          </w:tcPr>
+          <w:p>
+            <w:r>
+              <w:rPr>
+                <w:rFonts w:ascii="Times New Roman" w:hAnsi="Times New Roman" w:eastAsia="宋体"/>
+                <w:sz w:val="17"/>
+              </w:rPr>
+              <w:t>数据化决策痛点 P8</w:t>
+            </w:r>
+          </w:p>
+        </w:tc>
+        <w:tc>
+          <w:tcPr>
+            <w:tcW w:type="dxa" w:w="1994"/>
+          </w:tcPr>
+          <w:p>
+            <w:r>
+              <w:rPr>
+                <w:rFonts w:ascii="Times New Roman" w:hAnsi="Times New Roman" w:eastAsia="宋体"/>
+                <w:sz w:val="17"/>
+              </w:rPr>
+              <w:t>来源为业务痛点 P8</w:t>
             </w:r>
           </w:p>
         </w:tc>
@@ -3283,35 +3293,35 @@
                 <w:rFonts w:ascii="Times New Roman" w:hAnsi="Times New Roman" w:eastAsia="宋体"/>
                 <w:sz w:val="17"/>
               </w:rPr>
-              <w:t>REQ-B4-008</w:t>
-            </w:r>
-          </w:p>
-        </w:tc>
-        <w:tc>
-          <w:tcPr>
-            <w:tcW w:type="dxa" w:w="1994"/>
-          </w:tcPr>
-          <w:p>
-            <w:r>
-              <w:rPr>
-                <w:rFonts w:ascii="Times New Roman" w:hAnsi="Times New Roman" w:eastAsia="宋体"/>
-                <w:sz w:val="17"/>
-              </w:rPr>
-              <w:t>A3 / A5</w:t>
-            </w:r>
-          </w:p>
-        </w:tc>
-        <w:tc>
-          <w:tcPr>
-            <w:tcW w:type="dxa" w:w="1994"/>
-          </w:tcPr>
-          <w:p>
-            <w:r>
-              <w:rPr>
-                <w:rFonts w:ascii="Times New Roman" w:hAnsi="Times New Roman" w:eastAsia="宋体"/>
-                <w:sz w:val="17"/>
-              </w:rPr>
-              <w:t>满员课程的到场核对需要可查的报名名单</w:t>
+              <w:t>REQ-B1-006</w:t>
+            </w:r>
+          </w:p>
+        </w:tc>
+        <w:tc>
+          <w:tcPr>
+            <w:tcW w:type="dxa" w:w="1994"/>
+          </w:tcPr>
+          <w:p>
+            <w:r>
+              <w:rPr>
+                <w:rFonts w:ascii="Times New Roman" w:hAnsi="Times New Roman" w:eastAsia="宋体"/>
+                <w:sz w:val="17"/>
+              </w:rPr>
+              <w:t>新客获取（访客自助注册）</w:t>
+            </w:r>
+          </w:p>
+        </w:tc>
+        <w:tc>
+          <w:tcPr>
+            <w:tcW w:type="dxa" w:w="1994"/>
+          </w:tcPr>
+          <w:p>
+            <w:r>
+              <w:rPr>
+                <w:rFonts w:ascii="Times New Roman" w:hAnsi="Times New Roman" w:eastAsia="宋体"/>
+                <w:sz w:val="17"/>
+              </w:rPr>
+              <w:t>来源为业务定位中的"降低获客门槛"</w:t>
             </w:r>
           </w:p>
         </w:tc>
@@ -3353,35 +3363,35 @@
                 <w:rFonts w:ascii="Times New Roman" w:hAnsi="Times New Roman" w:eastAsia="宋体"/>
                 <w:sz w:val="17"/>
               </w:rPr>
-              <w:t>REQ-B6-002~006</w:t>
-            </w:r>
-          </w:p>
-        </w:tc>
-        <w:tc>
-          <w:tcPr>
-            <w:tcW w:type="dxa" w:w="1994"/>
-          </w:tcPr>
-          <w:p>
-            <w:r>
-              <w:rPr>
-                <w:rFonts w:ascii="Times New Roman" w:hAnsi="Times New Roman" w:eastAsia="宋体"/>
-                <w:sz w:val="17"/>
-              </w:rPr>
-              <w:t>A12 场地预约</w:t>
-            </w:r>
-          </w:p>
-        </w:tc>
-        <w:tc>
-          <w:tcPr>
-            <w:tcW w:type="dxa" w:w="1994"/>
-          </w:tcPr>
-          <w:p>
-            <w:r>
-              <w:rPr>
-                <w:rFonts w:ascii="Times New Roman" w:hAnsi="Times New Roman" w:eastAsia="宋体"/>
-                <w:sz w:val="17"/>
-              </w:rPr>
-              <w:t>来源为业务对象"场地"与资源占用冲突</w:t>
+              <w:t>REQ-B3-003</w:t>
+            </w:r>
+          </w:p>
+        </w:tc>
+        <w:tc>
+          <w:tcPr>
+            <w:tcW w:type="dxa" w:w="1994"/>
+          </w:tcPr>
+          <w:p>
+            <w:r>
+              <w:rPr>
+                <w:rFonts w:ascii="Times New Roman" w:hAnsi="Times New Roman" w:eastAsia="宋体"/>
+                <w:sz w:val="17"/>
+              </w:rPr>
+              <w:t>A3 排课</w:t>
+            </w:r>
+          </w:p>
+        </w:tc>
+        <w:tc>
+          <w:tcPr>
+            <w:tcW w:type="dxa" w:w="1994"/>
+          </w:tcPr>
+          <w:p>
+            <w:r>
+              <w:rPr>
+                <w:rFonts w:ascii="Times New Roman" w:hAnsi="Times New Roman" w:eastAsia="宋体"/>
+                <w:sz w:val="17"/>
+              </w:rPr>
+              <w:t>排课由谁执行属权责划分，来源为《人机分工清单》</w:t>
             </w:r>
           </w:p>
         </w:tc>
@@ -3423,35 +3433,35 @@
                 <w:rFonts w:ascii="Times New Roman" w:hAnsi="Times New Roman" w:eastAsia="宋体"/>
                 <w:sz w:val="17"/>
               </w:rPr>
-              <w:t>REQ-M0-004</w:t>
-            </w:r>
-          </w:p>
-        </w:tc>
-        <w:tc>
-          <w:tcPr>
-            <w:tcW w:type="dxa" w:w="1994"/>
-          </w:tcPr>
-          <w:p>
-            <w:r>
-              <w:rPr>
-                <w:rFonts w:ascii="Times New Roman" w:hAnsi="Times New Roman" w:eastAsia="宋体"/>
-                <w:sz w:val="17"/>
-              </w:rPr>
-              <w:t>多角色并存</w:t>
-            </w:r>
-          </w:p>
-        </w:tc>
-        <w:tc>
-          <w:tcPr>
-            <w:tcW w:type="dxa" w:w="1994"/>
-          </w:tcPr>
-          <w:p>
-            <w:r>
-              <w:rPr>
-                <w:rFonts w:ascii="Times New Roman" w:hAnsi="Times New Roman" w:eastAsia="宋体"/>
-                <w:sz w:val="17"/>
-              </w:rPr>
-              <w:t>会员/教练/店长/管理员共存，入口需先明确身份</w:t>
+              <w:t>REQ-B3-004~006</w:t>
+            </w:r>
+          </w:p>
+        </w:tc>
+        <w:tc>
+          <w:tcPr>
+            <w:tcW w:type="dxa" w:w="1994"/>
+          </w:tcPr>
+          <w:p>
+            <w:r>
+              <w:rPr>
+                <w:rFonts w:ascii="Times New Roman" w:hAnsi="Times New Roman" w:eastAsia="宋体"/>
+                <w:sz w:val="17"/>
+              </w:rPr>
+              <w:t>A3 / A5 / A13 教练协同</w:t>
+            </w:r>
+          </w:p>
+        </w:tc>
+        <w:tc>
+          <w:tcPr>
+            <w:tcW w:type="dxa" w:w="1994"/>
+          </w:tcPr>
+          <w:p>
+            <w:r>
+              <w:rPr>
+                <w:rFonts w:ascii="Times New Roman" w:hAnsi="Times New Roman" w:eastAsia="宋体"/>
+                <w:sz w:val="17"/>
+              </w:rPr>
+              <w:t>来源为业务角色"私教"及其承担的上课与核销职责</w:t>
             </w:r>
           </w:p>
         </w:tc>
@@ -3493,6 +3503,356 @@
                 <w:rFonts w:ascii="Times New Roman" w:hAnsi="Times New Roman" w:eastAsia="宋体"/>
                 <w:sz w:val="17"/>
               </w:rPr>
+              <w:t>REQ-B4-006</w:t>
+            </w:r>
+          </w:p>
+        </w:tc>
+        <w:tc>
+          <w:tcPr>
+            <w:tcW w:type="dxa" w:w="1994"/>
+          </w:tcPr>
+          <w:p>
+            <w:r>
+              <w:rPr>
+                <w:rFonts w:ascii="Times New Roman" w:hAnsi="Times New Roman" w:eastAsia="宋体"/>
+                <w:sz w:val="17"/>
+              </w:rPr>
+              <w:t>A4 约课</w:t>
+            </w:r>
+          </w:p>
+        </w:tc>
+        <w:tc>
+          <w:tcPr>
+            <w:tcW w:type="dxa" w:w="1994"/>
+          </w:tcPr>
+          <w:p>
+            <w:r>
+              <w:rPr>
+                <w:rFonts w:ascii="Times New Roman" w:hAnsi="Times New Roman" w:eastAsia="宋体"/>
+                <w:sz w:val="17"/>
+              </w:rPr>
+              <w:t>会员自主选课/退课是约课活动的正反两面</w:t>
+            </w:r>
+          </w:p>
+        </w:tc>
+        <w:tc>
+          <w:tcPr>
+            <w:tcW w:type="dxa" w:w="1994"/>
+          </w:tcPr>
+          <w:p>
+            <w:r>
+              <w:rPr>
+                <w:rFonts w:ascii="Times New Roman" w:hAnsi="Times New Roman" w:eastAsia="宋体"/>
+                <w:sz w:val="17"/>
+              </w:rPr>
+            </w:r>
+          </w:p>
+        </w:tc>
+        <w:tc>
+          <w:tcPr>
+            <w:tcW w:type="dxa" w:w="1994"/>
+          </w:tcPr>
+          <w:p>
+            <w:r>
+              <w:rPr>
+                <w:rFonts w:ascii="Times New Roman" w:hAnsi="Times New Roman" w:eastAsia="宋体"/>
+                <w:sz w:val="17"/>
+              </w:rPr>
+            </w:r>
+          </w:p>
+        </w:tc>
+      </w:tr>
+      <w:tr>
+        <w:tc>
+          <w:tcPr>
+            <w:tcW w:type="dxa" w:w="1994"/>
+          </w:tcPr>
+          <w:p>
+            <w:r>
+              <w:rPr>
+                <w:rFonts w:ascii="Times New Roman" w:hAnsi="Times New Roman" w:eastAsia="宋体"/>
+                <w:sz w:val="17"/>
+              </w:rPr>
+              <w:t>REQ-B4-007</w:t>
+            </w:r>
+          </w:p>
+        </w:tc>
+        <w:tc>
+          <w:tcPr>
+            <w:tcW w:type="dxa" w:w="1994"/>
+          </w:tcPr>
+          <w:p>
+            <w:r>
+              <w:rPr>
+                <w:rFonts w:ascii="Times New Roman" w:hAnsi="Times New Roman" w:eastAsia="宋体"/>
+                <w:sz w:val="17"/>
+              </w:rPr>
+              <w:t>A5 签到</w:t>
+            </w:r>
+          </w:p>
+        </w:tc>
+        <w:tc>
+          <w:tcPr>
+            <w:tcW w:type="dxa" w:w="1994"/>
+          </w:tcPr>
+          <w:p>
+            <w:r>
+              <w:rPr>
+                <w:rFonts w:ascii="Times New Roman" w:hAnsi="Times New Roman" w:eastAsia="宋体"/>
+                <w:sz w:val="17"/>
+              </w:rPr>
+              <w:t>来源为"扫码签到需可核验凭据"的业务诉求</w:t>
+            </w:r>
+          </w:p>
+        </w:tc>
+        <w:tc>
+          <w:tcPr>
+            <w:tcW w:type="dxa" w:w="1994"/>
+          </w:tcPr>
+          <w:p>
+            <w:r>
+              <w:rPr>
+                <w:rFonts w:ascii="Times New Roman" w:hAnsi="Times New Roman" w:eastAsia="宋体"/>
+                <w:sz w:val="17"/>
+              </w:rPr>
+            </w:r>
+          </w:p>
+        </w:tc>
+        <w:tc>
+          <w:tcPr>
+            <w:tcW w:type="dxa" w:w="1994"/>
+          </w:tcPr>
+          <w:p>
+            <w:r>
+              <w:rPr>
+                <w:rFonts w:ascii="Times New Roman" w:hAnsi="Times New Roman" w:eastAsia="宋体"/>
+                <w:sz w:val="17"/>
+              </w:rPr>
+            </w:r>
+          </w:p>
+        </w:tc>
+      </w:tr>
+      <w:tr>
+        <w:tc>
+          <w:tcPr>
+            <w:tcW w:type="dxa" w:w="1994"/>
+          </w:tcPr>
+          <w:p>
+            <w:r>
+              <w:rPr>
+                <w:rFonts w:ascii="Times New Roman" w:hAnsi="Times New Roman" w:eastAsia="宋体"/>
+                <w:sz w:val="17"/>
+              </w:rPr>
+              <w:t>REQ-B4-008</w:t>
+            </w:r>
+          </w:p>
+        </w:tc>
+        <w:tc>
+          <w:tcPr>
+            <w:tcW w:type="dxa" w:w="1994"/>
+          </w:tcPr>
+          <w:p>
+            <w:r>
+              <w:rPr>
+                <w:rFonts w:ascii="Times New Roman" w:hAnsi="Times New Roman" w:eastAsia="宋体"/>
+                <w:sz w:val="17"/>
+              </w:rPr>
+              <w:t>A3 / A5</w:t>
+            </w:r>
+          </w:p>
+        </w:tc>
+        <w:tc>
+          <w:tcPr>
+            <w:tcW w:type="dxa" w:w="1994"/>
+          </w:tcPr>
+          <w:p>
+            <w:r>
+              <w:rPr>
+                <w:rFonts w:ascii="Times New Roman" w:hAnsi="Times New Roman" w:eastAsia="宋体"/>
+                <w:sz w:val="17"/>
+              </w:rPr>
+              <w:t>满员课程的到场核对需要可查的报名名单</w:t>
+            </w:r>
+          </w:p>
+        </w:tc>
+        <w:tc>
+          <w:tcPr>
+            <w:tcW w:type="dxa" w:w="1994"/>
+          </w:tcPr>
+          <w:p>
+            <w:r>
+              <w:rPr>
+                <w:rFonts w:ascii="Times New Roman" w:hAnsi="Times New Roman" w:eastAsia="宋体"/>
+                <w:sz w:val="17"/>
+              </w:rPr>
+            </w:r>
+          </w:p>
+        </w:tc>
+        <w:tc>
+          <w:tcPr>
+            <w:tcW w:type="dxa" w:w="1994"/>
+          </w:tcPr>
+          <w:p>
+            <w:r>
+              <w:rPr>
+                <w:rFonts w:ascii="Times New Roman" w:hAnsi="Times New Roman" w:eastAsia="宋体"/>
+                <w:sz w:val="17"/>
+              </w:rPr>
+            </w:r>
+          </w:p>
+        </w:tc>
+      </w:tr>
+      <w:tr>
+        <w:tc>
+          <w:tcPr>
+            <w:tcW w:type="dxa" w:w="1994"/>
+          </w:tcPr>
+          <w:p>
+            <w:r>
+              <w:rPr>
+                <w:rFonts w:ascii="Times New Roman" w:hAnsi="Times New Roman" w:eastAsia="宋体"/>
+                <w:sz w:val="17"/>
+              </w:rPr>
+              <w:t>REQ-B6-002~006</w:t>
+            </w:r>
+          </w:p>
+        </w:tc>
+        <w:tc>
+          <w:tcPr>
+            <w:tcW w:type="dxa" w:w="1994"/>
+          </w:tcPr>
+          <w:p>
+            <w:r>
+              <w:rPr>
+                <w:rFonts w:ascii="Times New Roman" w:hAnsi="Times New Roman" w:eastAsia="宋体"/>
+                <w:sz w:val="17"/>
+              </w:rPr>
+              <w:t>A12 场地预约</w:t>
+            </w:r>
+          </w:p>
+        </w:tc>
+        <w:tc>
+          <w:tcPr>
+            <w:tcW w:type="dxa" w:w="1994"/>
+          </w:tcPr>
+          <w:p>
+            <w:r>
+              <w:rPr>
+                <w:rFonts w:ascii="Times New Roman" w:hAnsi="Times New Roman" w:eastAsia="宋体"/>
+                <w:sz w:val="17"/>
+              </w:rPr>
+              <w:t>来源为业务对象"场地"与资源占用冲突</w:t>
+            </w:r>
+          </w:p>
+        </w:tc>
+        <w:tc>
+          <w:tcPr>
+            <w:tcW w:type="dxa" w:w="1994"/>
+          </w:tcPr>
+          <w:p>
+            <w:r>
+              <w:rPr>
+                <w:rFonts w:ascii="Times New Roman" w:hAnsi="Times New Roman" w:eastAsia="宋体"/>
+                <w:sz w:val="17"/>
+              </w:rPr>
+            </w:r>
+          </w:p>
+        </w:tc>
+        <w:tc>
+          <w:tcPr>
+            <w:tcW w:type="dxa" w:w="1994"/>
+          </w:tcPr>
+          <w:p>
+            <w:r>
+              <w:rPr>
+                <w:rFonts w:ascii="Times New Roman" w:hAnsi="Times New Roman" w:eastAsia="宋体"/>
+                <w:sz w:val="17"/>
+              </w:rPr>
+            </w:r>
+          </w:p>
+        </w:tc>
+      </w:tr>
+      <w:tr>
+        <w:tc>
+          <w:tcPr>
+            <w:tcW w:type="dxa" w:w="1994"/>
+          </w:tcPr>
+          <w:p>
+            <w:r>
+              <w:rPr>
+                <w:rFonts w:ascii="Times New Roman" w:hAnsi="Times New Roman" w:eastAsia="宋体"/>
+                <w:sz w:val="17"/>
+              </w:rPr>
+              <w:t>REQ-M0-004</w:t>
+            </w:r>
+          </w:p>
+        </w:tc>
+        <w:tc>
+          <w:tcPr>
+            <w:tcW w:type="dxa" w:w="1994"/>
+          </w:tcPr>
+          <w:p>
+            <w:r>
+              <w:rPr>
+                <w:rFonts w:ascii="Times New Roman" w:hAnsi="Times New Roman" w:eastAsia="宋体"/>
+                <w:sz w:val="17"/>
+              </w:rPr>
+              <w:t>多角色并存</w:t>
+            </w:r>
+          </w:p>
+        </w:tc>
+        <w:tc>
+          <w:tcPr>
+            <w:tcW w:type="dxa" w:w="1994"/>
+          </w:tcPr>
+          <w:p>
+            <w:r>
+              <w:rPr>
+                <w:rFonts w:ascii="Times New Roman" w:hAnsi="Times New Roman" w:eastAsia="宋体"/>
+                <w:sz w:val="17"/>
+              </w:rPr>
+              <w:t>会员/教练/店长/管理员共存，入口需先明确身份</w:t>
+            </w:r>
+          </w:p>
+        </w:tc>
+        <w:tc>
+          <w:tcPr>
+            <w:tcW w:type="dxa" w:w="1994"/>
+          </w:tcPr>
+          <w:p>
+            <w:r>
+              <w:rPr>
+                <w:rFonts w:ascii="Times New Roman" w:hAnsi="Times New Roman" w:eastAsia="宋体"/>
+                <w:sz w:val="17"/>
+              </w:rPr>
+            </w:r>
+          </w:p>
+        </w:tc>
+        <w:tc>
+          <w:tcPr>
+            <w:tcW w:type="dxa" w:w="1994"/>
+          </w:tcPr>
+          <w:p>
+            <w:r>
+              <w:rPr>
+                <w:rFonts w:ascii="Times New Roman" w:hAnsi="Times New Roman" w:eastAsia="宋体"/>
+                <w:sz w:val="17"/>
+              </w:rPr>
+            </w:r>
+          </w:p>
+        </w:tc>
+      </w:tr>
+      <w:tr>
+        <w:tc>
+          <w:tcPr>
+            <w:tcW w:type="dxa" w:w="1994"/>
+          </w:tcPr>
+          <w:p>
+            <w:r>
+              <w:rPr>
+                <w:rFonts w:ascii="Times New Roman" w:hAnsi="Times New Roman" w:eastAsia="宋体"/>
+                <w:sz w:val="17"/>
+              </w:rPr>
               <w:t>REQ-M0-005</w:t>
             </w:r>
           </w:p>
@@ -3522,6 +3882,356 @@
                 <w:sz w:val="17"/>
               </w:rPr>
               <w:t>来源为《非功能需求初步说明》可用性要求</w:t>
+            </w:r>
+          </w:p>
+        </w:tc>
+        <w:tc>
+          <w:tcPr>
+            <w:tcW w:type="dxa" w:w="1994"/>
+          </w:tcPr>
+          <w:p>
+            <w:r>
+              <w:rPr>
+                <w:rFonts w:ascii="Times New Roman" w:hAnsi="Times New Roman" w:eastAsia="宋体"/>
+                <w:sz w:val="17"/>
+              </w:rPr>
+            </w:r>
+          </w:p>
+        </w:tc>
+        <w:tc>
+          <w:tcPr>
+            <w:tcW w:type="dxa" w:w="1994"/>
+          </w:tcPr>
+          <w:p>
+            <w:r>
+              <w:rPr>
+                <w:rFonts w:ascii="Times New Roman" w:hAnsi="Times New Roman" w:eastAsia="宋体"/>
+                <w:sz w:val="17"/>
+              </w:rPr>
+            </w:r>
+          </w:p>
+        </w:tc>
+      </w:tr>
+      <w:tr>
+        <w:tc>
+          <w:tcPr>
+            <w:tcW w:type="dxa" w:w="1994"/>
+          </w:tcPr>
+          <w:p>
+            <w:r>
+              <w:rPr>
+                <w:rFonts w:ascii="Times New Roman" w:hAnsi="Times New Roman" w:eastAsia="宋体"/>
+                <w:sz w:val="17"/>
+              </w:rPr>
+              <w:t>REQ-M0-006~009</w:t>
+            </w:r>
+          </w:p>
+        </w:tc>
+        <w:tc>
+          <w:tcPr>
+            <w:tcW w:type="dxa" w:w="1994"/>
+          </w:tcPr>
+          <w:p>
+            <w:r>
+              <w:rPr>
+                <w:rFonts w:ascii="Times New Roman" w:hAnsi="Times New Roman" w:eastAsia="宋体"/>
+                <w:sz w:val="17"/>
+              </w:rPr>
+              <w:t>系统管理员职责中的"用户与权限"</w:t>
+            </w:r>
+          </w:p>
+        </w:tc>
+        <w:tc>
+          <w:tcPr>
+            <w:tcW w:type="dxa" w:w="1994"/>
+          </w:tcPr>
+          <w:p>
+            <w:r>
+              <w:rPr>
+                <w:rFonts w:ascii="Times New Roman" w:hAnsi="Times New Roman" w:eastAsia="宋体"/>
+                <w:sz w:val="17"/>
+              </w:rPr>
+              <w:t>账号治理属最小授权与可审计要求；密码不可逆存储决定只能"重置"不能"查看"</w:t>
+            </w:r>
+          </w:p>
+        </w:tc>
+        <w:tc>
+          <w:tcPr>
+            <w:tcW w:type="dxa" w:w="1994"/>
+          </w:tcPr>
+          <w:p>
+            <w:r>
+              <w:rPr>
+                <w:rFonts w:ascii="Times New Roman" w:hAnsi="Times New Roman" w:eastAsia="宋体"/>
+                <w:sz w:val="17"/>
+              </w:rPr>
+            </w:r>
+          </w:p>
+        </w:tc>
+        <w:tc>
+          <w:tcPr>
+            <w:tcW w:type="dxa" w:w="1994"/>
+          </w:tcPr>
+          <w:p>
+            <w:r>
+              <w:rPr>
+                <w:rFonts w:ascii="Times New Roman" w:hAnsi="Times New Roman" w:eastAsia="宋体"/>
+                <w:sz w:val="17"/>
+              </w:rPr>
+            </w:r>
+          </w:p>
+        </w:tc>
+      </w:tr>
+      <w:tr>
+        <w:tc>
+          <w:tcPr>
+            <w:tcW w:type="dxa" w:w="1994"/>
+          </w:tcPr>
+          <w:p>
+            <w:r>
+              <w:rPr>
+                <w:rFonts w:ascii="Times New Roman" w:hAnsi="Times New Roman" w:eastAsia="宋体"/>
+                <w:sz w:val="17"/>
+              </w:rPr>
+              <w:t>REQ-B3-007、REQ-B3-008</w:t>
+            </w:r>
+          </w:p>
+        </w:tc>
+        <w:tc>
+          <w:tcPr>
+            <w:tcW w:type="dxa" w:w="1994"/>
+          </w:tcPr>
+          <w:p>
+            <w:r>
+              <w:rPr>
+                <w:rFonts w:ascii="Times New Roman" w:hAnsi="Times New Roman" w:eastAsia="宋体"/>
+                <w:sz w:val="17"/>
+              </w:rPr>
+              <w:t>A3 排课 + 多角色并存</w:t>
+            </w:r>
+          </w:p>
+        </w:tc>
+        <w:tc>
+          <w:tcPr>
+            <w:tcW w:type="dxa" w:w="1994"/>
+          </w:tcPr>
+          <w:p>
+            <w:r>
+              <w:rPr>
+                <w:rFonts w:ascii="Times New Roman" w:hAnsi="Times New Roman" w:eastAsia="宋体"/>
+                <w:sz w:val="17"/>
+              </w:rPr>
+              <w:t>排课结果需要按角色呈现：会员看自己、教练看自己、店长看全店</w:t>
+            </w:r>
+          </w:p>
+        </w:tc>
+        <w:tc>
+          <w:tcPr>
+            <w:tcW w:type="dxa" w:w="1994"/>
+          </w:tcPr>
+          <w:p>
+            <w:r>
+              <w:rPr>
+                <w:rFonts w:ascii="Times New Roman" w:hAnsi="Times New Roman" w:eastAsia="宋体"/>
+                <w:sz w:val="17"/>
+              </w:rPr>
+            </w:r>
+          </w:p>
+        </w:tc>
+        <w:tc>
+          <w:tcPr>
+            <w:tcW w:type="dxa" w:w="1994"/>
+          </w:tcPr>
+          <w:p>
+            <w:r>
+              <w:rPr>
+                <w:rFonts w:ascii="Times New Roman" w:hAnsi="Times New Roman" w:eastAsia="宋体"/>
+                <w:sz w:val="17"/>
+              </w:rPr>
+            </w:r>
+          </w:p>
+        </w:tc>
+      </w:tr>
+      <w:tr>
+        <w:tc>
+          <w:tcPr>
+            <w:tcW w:type="dxa" w:w="1994"/>
+          </w:tcPr>
+          <w:p>
+            <w:r>
+              <w:rPr>
+                <w:rFonts w:ascii="Times New Roman" w:hAnsi="Times New Roman" w:eastAsia="宋体"/>
+                <w:sz w:val="17"/>
+              </w:rPr>
+              <w:t>REQ-B6-007</w:t>
+            </w:r>
+          </w:p>
+        </w:tc>
+        <w:tc>
+          <w:tcPr>
+            <w:tcW w:type="dxa" w:w="1994"/>
+          </w:tcPr>
+          <w:p>
+            <w:r>
+              <w:rPr>
+                <w:rFonts w:ascii="Times New Roman" w:hAnsi="Times New Roman" w:eastAsia="宋体"/>
+                <w:sz w:val="17"/>
+              </w:rPr>
+              <w:t>A12 场地预约</w:t>
+            </w:r>
+          </w:p>
+        </w:tc>
+        <w:tc>
+          <w:tcPr>
+            <w:tcW w:type="dxa" w:w="1994"/>
+          </w:tcPr>
+          <w:p>
+            <w:r>
+              <w:rPr>
+                <w:rFonts w:ascii="Times New Roman" w:hAnsi="Times New Roman" w:eastAsia="宋体"/>
+                <w:sz w:val="17"/>
+              </w:rPr>
+              <w:t>场地占用冲突的直观呈现方式，与 R3 复用（时段不可重叠）同源</w:t>
+            </w:r>
+          </w:p>
+        </w:tc>
+        <w:tc>
+          <w:tcPr>
+            <w:tcW w:type="dxa" w:w="1994"/>
+          </w:tcPr>
+          <w:p>
+            <w:r>
+              <w:rPr>
+                <w:rFonts w:ascii="Times New Roman" w:hAnsi="Times New Roman" w:eastAsia="宋体"/>
+                <w:sz w:val="17"/>
+              </w:rPr>
+            </w:r>
+          </w:p>
+        </w:tc>
+        <w:tc>
+          <w:tcPr>
+            <w:tcW w:type="dxa" w:w="1994"/>
+          </w:tcPr>
+          <w:p>
+            <w:r>
+              <w:rPr>
+                <w:rFonts w:ascii="Times New Roman" w:hAnsi="Times New Roman" w:eastAsia="宋体"/>
+                <w:sz w:val="17"/>
+              </w:rPr>
+            </w:r>
+          </w:p>
+        </w:tc>
+      </w:tr>
+      <w:tr>
+        <w:tc>
+          <w:tcPr>
+            <w:tcW w:type="dxa" w:w="1994"/>
+          </w:tcPr>
+          <w:p>
+            <w:r>
+              <w:rPr>
+                <w:rFonts w:ascii="Times New Roman" w:hAnsi="Times New Roman" w:eastAsia="宋体"/>
+                <w:sz w:val="17"/>
+              </w:rPr>
+              <w:t>REQ-M0-010</w:t>
+            </w:r>
+          </w:p>
+        </w:tc>
+        <w:tc>
+          <w:tcPr>
+            <w:tcW w:type="dxa" w:w="1994"/>
+          </w:tcPr>
+          <w:p>
+            <w:r>
+              <w:rPr>
+                <w:rFonts w:ascii="Times New Roman" w:hAnsi="Times New Roman" w:eastAsia="宋体"/>
+                <w:sz w:val="17"/>
+              </w:rPr>
+              <w:t>信息密度控制 + 排课/占用可视化</w:t>
+            </w:r>
+          </w:p>
+        </w:tc>
+        <w:tc>
+          <w:tcPr>
+            <w:tcW w:type="dxa" w:w="1994"/>
+          </w:tcPr>
+          <w:p>
+            <w:r>
+              <w:rPr>
+                <w:rFonts w:ascii="Times New Roman" w:hAnsi="Times New Roman" w:eastAsia="宋体"/>
+                <w:sz w:val="17"/>
+              </w:rPr>
+              <w:t>列表适合逐条维护，课表适合看全局空档，两者互补</w:t>
+            </w:r>
+          </w:p>
+        </w:tc>
+        <w:tc>
+          <w:tcPr>
+            <w:tcW w:type="dxa" w:w="1994"/>
+          </w:tcPr>
+          <w:p>
+            <w:r>
+              <w:rPr>
+                <w:rFonts w:ascii="Times New Roman" w:hAnsi="Times New Roman" w:eastAsia="宋体"/>
+                <w:sz w:val="17"/>
+              </w:rPr>
+            </w:r>
+          </w:p>
+        </w:tc>
+        <w:tc>
+          <w:tcPr>
+            <w:tcW w:type="dxa" w:w="1994"/>
+          </w:tcPr>
+          <w:p>
+            <w:r>
+              <w:rPr>
+                <w:rFonts w:ascii="Times New Roman" w:hAnsi="Times New Roman" w:eastAsia="宋体"/>
+                <w:sz w:val="17"/>
+              </w:rPr>
+            </w:r>
+          </w:p>
+        </w:tc>
+      </w:tr>
+      <w:tr>
+        <w:tc>
+          <w:tcPr>
+            <w:tcW w:type="dxa" w:w="1994"/>
+          </w:tcPr>
+          <w:p>
+            <w:r>
+              <w:rPr>
+                <w:rFonts w:ascii="Times New Roman" w:hAnsi="Times New Roman" w:eastAsia="宋体"/>
+                <w:sz w:val="17"/>
+              </w:rPr>
+              <w:t>REQ-M0-011</w:t>
+            </w:r>
+          </w:p>
+        </w:tc>
+        <w:tc>
+          <w:tcPr>
+            <w:tcW w:type="dxa" w:w="1994"/>
+          </w:tcPr>
+          <w:p>
+            <w:r>
+              <w:rPr>
+                <w:rFonts w:ascii="Times New Roman" w:hAnsi="Times New Roman" w:eastAsia="宋体"/>
+                <w:sz w:val="17"/>
+              </w:rPr>
+              <w:t>演示与验收可重复性</w:t>
+            </w:r>
+          </w:p>
+        </w:tc>
+        <w:tc>
+          <w:tcPr>
+            <w:tcW w:type="dxa" w:w="1994"/>
+          </w:tcPr>
+          <w:p>
+            <w:r>
+              <w:rPr>
+                <w:rFonts w:ascii="Times New Roman" w:hAnsi="Times New Roman" w:eastAsia="宋体"/>
+                <w:sz w:val="17"/>
+              </w:rPr>
+              <w:t>种子数据的固定日期会漂移，导致课表视图空转</w:t>
             </w:r>
           </w:p>
         </w:tc>
